--- a/reports/Отчет_ИПР1_краткий.docx
+++ b/reports/Отчет_ИПР1_краткий.docx
@@ -11,9 +11,6 @@
         <w:jc w:val="center"/>
       </w:pPr>
       <w:r>
-        <w:rPr>
-          <w:b w:val="0"/>
-        </w:rPr>
         <w:t>Министерство образования Республики Беларусь</w:t>
       </w:r>
     </w:p>
@@ -26,9 +23,6 @@
         <w:jc w:val="center"/>
       </w:pPr>
       <w:r>
-        <w:rPr>
-          <w:b w:val="0"/>
-        </w:rPr>
         <w:t>Учреждение образования</w:t>
       </w:r>
     </w:p>
@@ -41,9 +35,6 @@
         <w:jc w:val="center"/>
       </w:pPr>
       <w:r>
-        <w:rPr>
-          <w:b w:val="0"/>
-        </w:rPr>
         <w:t>БЕЛОРУССКИЙ ГОСУДАРСТВЕННЫЙ УНИВЕРСИТЕТ</w:t>
       </w:r>
     </w:p>
@@ -56,9 +47,6 @@
         <w:jc w:val="center"/>
       </w:pPr>
       <w:r>
-        <w:rPr>
-          <w:b w:val="0"/>
-        </w:rPr>
         <w:t>ИНФОРМАТИКИ И РАДИОЭЛЕКТРОНИКИ</w:t>
       </w:r>
     </w:p>
@@ -80,9 +68,6 @@
         <w:jc w:val="center"/>
       </w:pPr>
       <w:r>
-        <w:rPr>
-          <w:b w:val="0"/>
-        </w:rPr>
         <w:t>Факультет информационных технологий и управления</w:t>
       </w:r>
     </w:p>
@@ -95,9 +80,6 @@
         <w:jc w:val="center"/>
       </w:pPr>
       <w:r>
-        <w:rPr>
-          <w:b w:val="0"/>
-        </w:rPr>
         <w:t>Кафедра информационных технологий автоматизированных систем</w:t>
       </w:r>
     </w:p>
@@ -119,9 +101,6 @@
         <w:jc w:val="center"/>
       </w:pPr>
       <w:r>
-        <w:rPr>
-          <w:b w:val="0"/>
-        </w:rPr>
         <w:t>Дисциплина: Интернет-технологии и веб-программирование</w:t>
       </w:r>
     </w:p>
@@ -203,9 +182,6 @@
         <w:jc w:val="center"/>
       </w:pPr>
       <w:r>
-        <w:rPr>
-          <w:b w:val="0"/>
-        </w:rPr>
         <w:t>по индивидуальной практической работе №1</w:t>
       </w:r>
     </w:p>
@@ -218,10 +194,25 @@
         <w:jc w:val="center"/>
       </w:pPr>
       <w:r>
-        <w:rPr>
-          <w:b w:val="0"/>
-        </w:rPr>
-        <w:t>«Разработка безопасного REST API»</w:t>
+        <w:t xml:space="preserve">«Разработка безопасного </w:t>
+      </w:r>
+      <w:r>
+        <w:rPr>
+          <w:i/>
+        </w:rPr>
+        <w:t>REST</w:t>
+      </w:r>
+      <w:r>
+        <w:t xml:space="preserve"> </w:t>
+      </w:r>
+      <w:r>
+        <w:rPr>
+          <w:i/>
+        </w:rPr>
+        <w:t>API</w:t>
+      </w:r>
+      <w:r>
+        <w:t>»</w:t>
       </w:r>
     </w:p>
     <w:p>
@@ -242,9 +233,6 @@
         <w:jc w:val="center"/>
       </w:pPr>
       <w:r>
-        <w:rPr>
-          <w:b w:val="0"/>
-        </w:rPr>
         <w:t>Вариант №</w:t>
       </w:r>
       <w:r>
@@ -326,9 +314,6 @@
         <w:jc w:val="left"/>
       </w:pPr>
       <w:r>
-        <w:rPr>
-          <w:b w:val="0"/>
-        </w:rPr>
         <w:t xml:space="preserve">Выполнил(а): ст. гр. </w:t>
       </w:r>
       <w:r>
@@ -371,9 +356,6 @@
         <w:jc w:val="left"/>
       </w:pPr>
       <w:r>
-        <w:rPr>
-          <w:b w:val="0"/>
-        </w:rPr>
         <w:t xml:space="preserve">Проверил(а): </w:t>
       </w:r>
       <w:r>
@@ -491,9 +473,6 @@
         <w:jc w:val="center"/>
       </w:pPr>
       <w:r>
-        <w:rPr>
-          <w:b w:val="0"/>
-        </w:rPr>
         <w:t>Минск 2026</w:t>
       </w:r>
     </w:p>
@@ -591,9 +570,17 @@
         <w:pStyle w:val="TOC2"/>
       </w:pPr>
       <w:r>
-        <w:t>3.5 Тестирование API</w:t>
+        <w:t xml:space="preserve">3.5 Тестирование </w:t>
+      </w:r>
+      <w:r>
+        <w:rPr>
+          <w:i/>
+        </w:rPr>
+        <w:t>API</w:t>
+      </w:r>
+      <w:r>
         <w:tab/>
-        <w:t>7</w:t>
+        <w:t>8</w:t>
       </w:r>
     </w:p>
     <w:p>
@@ -631,7 +618,16 @@
         <w:pStyle w:val="TOC1"/>
       </w:pPr>
       <w:r>
-        <w:t>Приложение А (обязательное) Листинги ключевых middleware, модели и маршрутов</w:t>
+        <w:t xml:space="preserve">Приложение А (обязательное) Листинги ключевых </w:t>
+      </w:r>
+      <w:r>
+        <w:rPr>
+          <w:i/>
+        </w:rPr>
+        <w:t>middleware</w:t>
+      </w:r>
+      <w:r>
+        <w:t>, модели и маршрутов</w:t>
         <w:tab/>
         <w:t>18</w:t>
       </w:r>
@@ -656,10 +652,61 @@
         <w:jc w:val="both"/>
       </w:pPr>
       <w:r>
-        <w:rPr>
-          <w:b w:val="0"/>
-        </w:rPr>
-        <w:t>Создание REST API с аутентификацией, валидацией данных, защитой от распространённых уязвимостей OWASP Top 10 и ролевой моделью доступа для серверной части курсового проекта «Система управления складом и отгрузкой товаров (WMS) с QR-кодами».</w:t>
+        <w:t xml:space="preserve">Создание </w:t>
+      </w:r>
+      <w:r>
+        <w:rPr>
+          <w:i/>
+        </w:rPr>
+        <w:t>REST</w:t>
+      </w:r>
+      <w:r>
+        <w:t xml:space="preserve"> </w:t>
+      </w:r>
+      <w:r>
+        <w:rPr>
+          <w:i/>
+        </w:rPr>
+        <w:t>API</w:t>
+      </w:r>
+      <w:r>
+        <w:t xml:space="preserve"> с аутентификацией, валидацией данных, защитой от распространённых уязвимостей </w:t>
+      </w:r>
+      <w:r>
+        <w:rPr>
+          <w:i/>
+        </w:rPr>
+        <w:t>OWASP</w:t>
+      </w:r>
+      <w:r>
+        <w:t xml:space="preserve"> </w:t>
+      </w:r>
+      <w:r>
+        <w:rPr>
+          <w:i/>
+        </w:rPr>
+        <w:t>Top</w:t>
+      </w:r>
+      <w:r>
+        <w:t xml:space="preserve"> 10 и ролевой моделью доступа для серверной части курсового проекта «Система управления складом и отгрузкой товаров (</w:t>
+      </w:r>
+      <w:r>
+        <w:rPr>
+          <w:i/>
+        </w:rPr>
+        <w:t>WMS</w:t>
+      </w:r>
+      <w:r>
+        <w:t xml:space="preserve">) с </w:t>
+      </w:r>
+      <w:r>
+        <w:rPr>
+          <w:i/>
+        </w:rPr>
+        <w:t>QR</w:t>
+      </w:r>
+      <w:r>
+        <w:t>-кодами».</w:t>
       </w:r>
     </w:p>
     <w:p>
@@ -679,10 +726,16 @@
         <w:jc w:val="both"/>
       </w:pPr>
       <w:r>
-        <w:rPr>
-          <w:b w:val="0"/>
-        </w:rPr>
-        <w:t>Курсовой проект – система управления складом. Она ведёт учёт товаров и ячеек хранения, а в следующих работах – приёмку, размещение, отбор и отгрузку с подтверждением операций сканированием QR-кодов. В этой работе созданы серверная основа и справочники.</w:t>
+        <w:t xml:space="preserve">Курсовой проект – система управления складом. Она ведёт учёт товаров и ячеек хранения, а в следующих работах – приёмку, размещение, отбор и отгрузку с подтверждением операций сканированием </w:t>
+      </w:r>
+      <w:r>
+        <w:rPr>
+          <w:i/>
+        </w:rPr>
+        <w:t>QR</w:t>
+      </w:r>
+      <w:r>
+        <w:t>-кодов. В этой работе созданы серверная основа и справочники.</w:t>
       </w:r>
     </w:p>
     <w:p>
@@ -694,9 +747,6 @@
         <w:jc w:val="both"/>
       </w:pPr>
       <w:r>
-        <w:rPr>
-          <w:b w:val="0"/>
-        </w:rPr>
         <w:t>Сущности, реализованные на данном этапе:</w:t>
       </w:r>
     </w:p>
@@ -709,10 +759,34 @@
         <w:jc w:val="both"/>
       </w:pPr>
       <w:r>
-        <w:rPr>
-          <w:b w:val="0"/>
-        </w:rPr>
-        <w:t>– пользователь – сотрудник склада с ролью user (кладовщик), moderator (старший смены) или admin (администратор);</w:t>
+        <w:t xml:space="preserve">– пользователь – сотрудник склада с ролью </w:t>
+      </w:r>
+      <w:r>
+        <w:rPr>
+          <w:i/>
+        </w:rPr>
+        <w:t>user</w:t>
+      </w:r>
+      <w:r>
+        <w:t xml:space="preserve"> (кладовщик), </w:t>
+      </w:r>
+      <w:r>
+        <w:rPr>
+          <w:i/>
+        </w:rPr>
+        <w:t>moderator</w:t>
+      </w:r>
+      <w:r>
+        <w:t xml:space="preserve"> (старший смены) или </w:t>
+      </w:r>
+      <w:r>
+        <w:rPr>
+          <w:i/>
+        </w:rPr>
+        <w:t>admin</w:t>
+      </w:r>
+      <w:r>
+        <w:t xml:space="preserve"> (администратор);</w:t>
       </w:r>
     </w:p>
     <w:p>
@@ -724,10 +798,16 @@
         <w:jc w:val="both"/>
       </w:pPr>
       <w:r>
-        <w:rPr>
-          <w:b w:val="0"/>
-        </w:rPr>
-        <w:t>– сессия – выданный refresh-токен, по которому вход можно отозвать;</w:t>
+        <w:t xml:space="preserve">– сессия – выданный </w:t>
+      </w:r>
+      <w:r>
+        <w:rPr>
+          <w:i/>
+        </w:rPr>
+        <w:t>refresh</w:t>
+      </w:r>
+      <w:r>
+        <w:t>-токен, по которому вход можно отозвать;</w:t>
       </w:r>
     </w:p>
     <w:p>
@@ -739,9 +819,6 @@
         <w:jc w:val="both"/>
       </w:pPr>
       <w:r>
-        <w:rPr>
-          <w:b w:val="0"/>
-        </w:rPr>
         <w:t>– товар – артикул, название, единица измерения, описание, признак активности;</w:t>
       </w:r>
     </w:p>
@@ -754,9 +831,6 @@
         <w:jc w:val="both"/>
       </w:pPr>
       <w:r>
-        <w:rPr>
-          <w:b w:val="0"/>
-        </w:rPr>
         <w:t>– ячейка хранения – код ячейки, зона, описание, признак блокировки;</w:t>
       </w:r>
     </w:p>
@@ -769,10 +843,16 @@
         <w:jc w:val="both"/>
       </w:pPr>
       <w:r>
-        <w:rPr>
-          <w:b w:val="0"/>
-        </w:rPr>
-        <w:t>– запись аудита – действие администратора с автором, IP-адресом и временем.</w:t>
+        <w:t xml:space="preserve">– запись аудита – действие администратора с автором, </w:t>
+      </w:r>
+      <w:r>
+        <w:rPr>
+          <w:i/>
+        </w:rPr>
+        <w:t>IP</w:t>
+      </w:r>
+      <w:r>
+        <w:t>-адресом и временем.</w:t>
       </w:r>
     </w:p>
     <w:p>
@@ -784,9 +864,6 @@
         <w:jc w:val="both"/>
       </w:pPr>
       <w:r>
-        <w:rPr>
-          <w:b w:val="0"/>
-        </w:rPr>
         <w:t>Главные угрозы для склада – подбор пароля сотрудника на общем компьютере смены, незаметная подмена или удаление справочников и действия от имени сотрудника через чужой сайт. Под эти угрозы выбраны дополнительные меры безопасности.</w:t>
       </w:r>
     </w:p>
@@ -815,10 +892,160 @@
         <w:jc w:val="both"/>
       </w:pPr>
       <w:r>
-        <w:rPr>
-          <w:b w:val="0"/>
-        </w:rPr>
-        <w:t>Сервер написан на Node.js и Express 5, данные хранятся в PostgreSQL, доступ к ним выполняется через ORM Sequelize 6. Используются jsonwebtoken, bcrypt, helmet, express-rate-limit, joi, winston, cookie-parser, cors, hpp и swagger-ui-express, для тестов – jest и supertest.</w:t>
+        <w:t xml:space="preserve">Сервер написан на </w:t>
+      </w:r>
+      <w:r>
+        <w:rPr>
+          <w:i/>
+        </w:rPr>
+        <w:t>Node.js</w:t>
+      </w:r>
+      <w:r>
+        <w:t xml:space="preserve"> и </w:t>
+      </w:r>
+      <w:r>
+        <w:rPr>
+          <w:i/>
+        </w:rPr>
+        <w:t>Express</w:t>
+      </w:r>
+      <w:r>
+        <w:t xml:space="preserve"> 5, данные хранятся в </w:t>
+      </w:r>
+      <w:r>
+        <w:rPr>
+          <w:i/>
+        </w:rPr>
+        <w:t>PostgreSQL</w:t>
+      </w:r>
+      <w:r>
+        <w:t xml:space="preserve">, доступ к ним выполняется через </w:t>
+      </w:r>
+      <w:r>
+        <w:rPr>
+          <w:i/>
+        </w:rPr>
+        <w:t>ORM</w:t>
+      </w:r>
+      <w:r>
+        <w:t xml:space="preserve"> </w:t>
+      </w:r>
+      <w:r>
+        <w:rPr>
+          <w:i/>
+        </w:rPr>
+        <w:t>Sequelize</w:t>
+      </w:r>
+      <w:r>
+        <w:t xml:space="preserve"> 6. Используются </w:t>
+      </w:r>
+      <w:r>
+        <w:rPr>
+          <w:i/>
+        </w:rPr>
+        <w:t>jsonwebtoken</w:t>
+      </w:r>
+      <w:r>
+        <w:t xml:space="preserve">, </w:t>
+      </w:r>
+      <w:r>
+        <w:rPr>
+          <w:i/>
+        </w:rPr>
+        <w:t>bcrypt</w:t>
+      </w:r>
+      <w:r>
+        <w:t xml:space="preserve">, </w:t>
+      </w:r>
+      <w:r>
+        <w:rPr>
+          <w:i/>
+        </w:rPr>
+        <w:t>helmet</w:t>
+      </w:r>
+      <w:r>
+        <w:t xml:space="preserve">, </w:t>
+      </w:r>
+      <w:r>
+        <w:rPr>
+          <w:i/>
+        </w:rPr>
+        <w:t>express-rate-limit</w:t>
+      </w:r>
+      <w:r>
+        <w:t xml:space="preserve">, </w:t>
+      </w:r>
+      <w:r>
+        <w:rPr>
+          <w:i/>
+        </w:rPr>
+        <w:t>joi</w:t>
+      </w:r>
+      <w:r>
+        <w:t xml:space="preserve">, </w:t>
+      </w:r>
+      <w:r>
+        <w:rPr>
+          <w:i/>
+        </w:rPr>
+        <w:t>winston</w:t>
+      </w:r>
+      <w:r>
+        <w:t xml:space="preserve">, </w:t>
+      </w:r>
+      <w:r>
+        <w:rPr>
+          <w:i/>
+        </w:rPr>
+        <w:t>cookie-parser</w:t>
+      </w:r>
+      <w:r>
+        <w:t xml:space="preserve">, </w:t>
+      </w:r>
+      <w:r>
+        <w:rPr>
+          <w:i/>
+        </w:rPr>
+        <w:t>cors</w:t>
+      </w:r>
+      <w:r>
+        <w:t xml:space="preserve">, </w:t>
+      </w:r>
+      <w:r>
+        <w:rPr>
+          <w:i/>
+        </w:rPr>
+        <w:t>hpp</w:t>
+      </w:r>
+      <w:r>
+        <w:t xml:space="preserve"> и </w:t>
+      </w:r>
+      <w:r>
+        <w:rPr>
+          <w:i/>
+        </w:rPr>
+        <w:t>swagger-ui-express</w:t>
+      </w:r>
+      <w:r>
+        <w:t xml:space="preserve">, для тестов – </w:t>
+      </w:r>
+      <w:r>
+        <w:rPr>
+          <w:i/>
+        </w:rPr>
+        <w:t>jest</w:t>
+      </w:r>
+      <w:r>
+        <w:t xml:space="preserve"> и </w:t>
+      </w:r>
+      <w:r>
+        <w:rPr>
+          <w:i/>
+        </w:rPr>
+        <w:t>supertest</w:t>
+      </w:r>
+      <w:r>
+        <w:t>.</w:t>
       </w:r>
     </w:p>
     <w:p>
@@ -830,10 +1057,133 @@
         <w:jc w:val="both"/>
       </w:pPr>
       <w:r>
-        <w:rPr>
-          <w:b w:val="0"/>
-        </w:rPr>
-        <w:t>Код разделён на слои: src/routes (маршруты), src/controllers (обработка запросов), src/models (модели Sequelize), src/services (вход, токены, сессии, аудит), src/middleware (authenticate, roleGuard, validate, ограничители частоты, защитные middleware, обработчик ошибок), src/validators (схемы Joi). Секреты задаются в .env, который исключён из репозитория; в репозитории лежит образец .env.example.</w:t>
+        <w:t xml:space="preserve">Код разделён на слои: </w:t>
+      </w:r>
+      <w:r>
+        <w:rPr>
+          <w:i/>
+        </w:rPr>
+        <w:t>src/routes</w:t>
+      </w:r>
+      <w:r>
+        <w:t xml:space="preserve"> (маршруты), </w:t>
+      </w:r>
+      <w:r>
+        <w:rPr>
+          <w:i/>
+        </w:rPr>
+        <w:t>src/controllers</w:t>
+      </w:r>
+      <w:r>
+        <w:t xml:space="preserve"> (обработка запросов), </w:t>
+      </w:r>
+      <w:r>
+        <w:rPr>
+          <w:i/>
+        </w:rPr>
+        <w:t>src/models</w:t>
+      </w:r>
+      <w:r>
+        <w:t xml:space="preserve"> (модели </w:t>
+      </w:r>
+      <w:r>
+        <w:rPr>
+          <w:i/>
+        </w:rPr>
+        <w:t>Sequelize</w:t>
+      </w:r>
+      <w:r>
+        <w:t xml:space="preserve">), </w:t>
+      </w:r>
+      <w:r>
+        <w:rPr>
+          <w:i/>
+        </w:rPr>
+        <w:t>src/services</w:t>
+      </w:r>
+      <w:r>
+        <w:t xml:space="preserve"> (вход, токены, сессии, аудит), </w:t>
+      </w:r>
+      <w:r>
+        <w:rPr>
+          <w:i/>
+        </w:rPr>
+        <w:t>src/middleware</w:t>
+      </w:r>
+      <w:r>
+        <w:t xml:space="preserve"> (</w:t>
+      </w:r>
+      <w:r>
+        <w:rPr>
+          <w:i/>
+        </w:rPr>
+        <w:t>authenticate</w:t>
+      </w:r>
+      <w:r>
+        <w:t xml:space="preserve">, </w:t>
+      </w:r>
+      <w:r>
+        <w:rPr>
+          <w:i/>
+        </w:rPr>
+        <w:t>roleGuard</w:t>
+      </w:r>
+      <w:r>
+        <w:t xml:space="preserve">, </w:t>
+      </w:r>
+      <w:r>
+        <w:rPr>
+          <w:i/>
+        </w:rPr>
+        <w:t>validate</w:t>
+      </w:r>
+      <w:r>
+        <w:t xml:space="preserve">, ограничители частоты, защитные </w:t>
+      </w:r>
+      <w:r>
+        <w:rPr>
+          <w:i/>
+        </w:rPr>
+        <w:t>middleware</w:t>
+      </w:r>
+      <w:r>
+        <w:t xml:space="preserve">, обработчик ошибок), </w:t>
+      </w:r>
+      <w:r>
+        <w:rPr>
+          <w:i/>
+        </w:rPr>
+        <w:t>src/validators</w:t>
+      </w:r>
+      <w:r>
+        <w:t xml:space="preserve"> (схемы </w:t>
+      </w:r>
+      <w:r>
+        <w:rPr>
+          <w:i/>
+        </w:rPr>
+        <w:t>Joi</w:t>
+      </w:r>
+      <w:r>
+        <w:t xml:space="preserve">). Секреты задаются в </w:t>
+      </w:r>
+      <w:r>
+        <w:rPr>
+          <w:i/>
+        </w:rPr>
+        <w:t>.env</w:t>
+      </w:r>
+      <w:r>
+        <w:t xml:space="preserve">, который исключён из репозитория; в репозитории лежит образец </w:t>
+      </w:r>
+      <w:r>
+        <w:rPr>
+          <w:i/>
+        </w:rPr>
+        <w:t>.env.example</w:t>
+      </w:r>
+      <w:r>
+        <w:t>.</w:t>
       </w:r>
     </w:p>
     <w:p>
@@ -845,10 +1195,16 @@
         <w:jc w:val="both"/>
       </w:pPr>
       <w:r>
-        <w:rPr>
-          <w:b w:val="0"/>
-        </w:rPr>
-        <w:t>Схема базы данных из пяти таблиц приведена на рисунке 1. Таблицы создаются из моделей методом sequelize.sync().</w:t>
+        <w:t xml:space="preserve">Схема базы данных из пяти таблиц приведена на рисунке 1. Таблицы создаются из моделей методом </w:t>
+      </w:r>
+      <w:r>
+        <w:rPr>
+          <w:i/>
+        </w:rPr>
+        <w:t>sequelize.sync()</w:t>
+      </w:r>
+      <w:r>
+        <w:t>.</w:t>
       </w:r>
     </w:p>
     <w:p>
@@ -903,9 +1259,6 @@
         <w:jc w:val="center"/>
       </w:pPr>
       <w:r>
-        <w:rPr>
-          <w:b w:val="0"/>
-        </w:rPr>
         <w:t>Рисунок 1 – Схема базы данных</w:t>
       </w:r>
     </w:p>
@@ -918,10 +1271,133 @@
         <w:jc w:val="both"/>
       </w:pPr>
       <w:r>
-        <w:rPr>
-          <w:b w:val="0"/>
-        </w:rPr>
-        <w:t>В users хранится только bcrypt-хеш пароля, email уникален, поля failedAttempts и lockUntil нужны для блокировки входа. В sessions лежит SHA-256 refresh-токена, а не сам токен; сессии удаляются каскадно вместе с пользователем. В products и storage_locations уникальны артикул и код ячейки, поле createdBy заполняет сервер. В audit_logs подробности действия хранятся в поле details типа JSONB.</w:t>
+        <w:t xml:space="preserve">В </w:t>
+      </w:r>
+      <w:r>
+        <w:rPr>
+          <w:i/>
+        </w:rPr>
+        <w:t>users</w:t>
+      </w:r>
+      <w:r>
+        <w:t xml:space="preserve"> хранится только </w:t>
+      </w:r>
+      <w:r>
+        <w:rPr>
+          <w:i/>
+        </w:rPr>
+        <w:t>bcrypt</w:t>
+      </w:r>
+      <w:r>
+        <w:t xml:space="preserve">-хеш пароля, </w:t>
+      </w:r>
+      <w:r>
+        <w:rPr>
+          <w:i/>
+        </w:rPr>
+        <w:t>email</w:t>
+      </w:r>
+      <w:r>
+        <w:t xml:space="preserve"> уникален, поля </w:t>
+      </w:r>
+      <w:r>
+        <w:rPr>
+          <w:i/>
+        </w:rPr>
+        <w:t>failedAttempts</w:t>
+      </w:r>
+      <w:r>
+        <w:t xml:space="preserve"> и </w:t>
+      </w:r>
+      <w:r>
+        <w:rPr>
+          <w:i/>
+        </w:rPr>
+        <w:t>lockUntil</w:t>
+      </w:r>
+      <w:r>
+        <w:t xml:space="preserve"> нужны для блокировки входа. В </w:t>
+      </w:r>
+      <w:r>
+        <w:rPr>
+          <w:i/>
+        </w:rPr>
+        <w:t>sessions</w:t>
+      </w:r>
+      <w:r>
+        <w:t xml:space="preserve"> лежит </w:t>
+      </w:r>
+      <w:r>
+        <w:rPr>
+          <w:i/>
+        </w:rPr>
+        <w:t>SHA-256</w:t>
+      </w:r>
+      <w:r>
+        <w:t xml:space="preserve"> </w:t>
+      </w:r>
+      <w:r>
+        <w:rPr>
+          <w:i/>
+        </w:rPr>
+        <w:t>refresh</w:t>
+      </w:r>
+      <w:r>
+        <w:t xml:space="preserve">-токена, а не сам токен; сессии удаляются каскадно вместе с пользователем. В </w:t>
+      </w:r>
+      <w:r>
+        <w:rPr>
+          <w:i/>
+        </w:rPr>
+        <w:t>products</w:t>
+      </w:r>
+      <w:r>
+        <w:t xml:space="preserve"> и </w:t>
+      </w:r>
+      <w:r>
+        <w:rPr>
+          <w:i/>
+        </w:rPr>
+        <w:t>storage_locations</w:t>
+      </w:r>
+      <w:r>
+        <w:t xml:space="preserve"> уникальны артикул и код ячейки, поле </w:t>
+      </w:r>
+      <w:r>
+        <w:rPr>
+          <w:i/>
+        </w:rPr>
+        <w:t>createdBy</w:t>
+      </w:r>
+      <w:r>
+        <w:t xml:space="preserve"> заполняет сервер. В </w:t>
+      </w:r>
+      <w:r>
+        <w:rPr>
+          <w:i/>
+        </w:rPr>
+        <w:t>audit_logs</w:t>
+      </w:r>
+      <w:r>
+        <w:t xml:space="preserve"> подробности действия хранятся в поле </w:t>
+      </w:r>
+      <w:r>
+        <w:rPr>
+          <w:i/>
+        </w:rPr>
+        <w:t>details</w:t>
+      </w:r>
+      <w:r>
+        <w:t xml:space="preserve"> типа </w:t>
+      </w:r>
+      <w:r>
+        <w:rPr>
+          <w:i/>
+        </w:rPr>
+        <w:t>JSONB</w:t>
+      </w:r>
+      <w:r>
+        <w:t>.</w:t>
       </w:r>
     </w:p>
     <w:p>
@@ -942,9 +1418,174 @@
       </w:pPr>
       <w:r>
         <w:rPr>
-          <w:b w:val="0"/>
-        </w:rPr>
-        <w:t>POST /auth/register проверяет данные схемой Joi, хеширует пароль bcrypt с 12 раундами и всегда создаёт пользователя с ролью user. POST /auth/login сравнивает пароль функцией bcrypt.compare и выдаёт access-токен JWT на 15 минут в теле ответа и refresh-токен на 7 дней в cookie HttpOnly, SameSite=Strict. GET /auth/me возвращает текущего пользователя. POST /auth/refresh меняет refresh-токен на новый; повторное предъявление старого отзывает все сессии пользователя.</w:t>
+          <w:i/>
+        </w:rPr>
+        <w:t>POST</w:t>
+      </w:r>
+      <w:r>
+        <w:t xml:space="preserve"> </w:t>
+      </w:r>
+      <w:r>
+        <w:rPr>
+          <w:i/>
+        </w:rPr>
+        <w:t>/auth/register</w:t>
+      </w:r>
+      <w:r>
+        <w:t xml:space="preserve"> проверяет данные схемой </w:t>
+      </w:r>
+      <w:r>
+        <w:rPr>
+          <w:i/>
+        </w:rPr>
+        <w:t>Joi</w:t>
+      </w:r>
+      <w:r>
+        <w:t xml:space="preserve">, хеширует пароль </w:t>
+      </w:r>
+      <w:r>
+        <w:rPr>
+          <w:i/>
+        </w:rPr>
+        <w:t>bcrypt</w:t>
+      </w:r>
+      <w:r>
+        <w:t xml:space="preserve"> с 12 раундами и всегда создаёт пользователя с ролью </w:t>
+      </w:r>
+      <w:r>
+        <w:rPr>
+          <w:i/>
+        </w:rPr>
+        <w:t>user</w:t>
+      </w:r>
+      <w:r>
+        <w:t xml:space="preserve">. </w:t>
+      </w:r>
+      <w:r>
+        <w:rPr>
+          <w:i/>
+        </w:rPr>
+        <w:t>POST</w:t>
+      </w:r>
+      <w:r>
+        <w:t xml:space="preserve"> </w:t>
+      </w:r>
+      <w:r>
+        <w:rPr>
+          <w:i/>
+        </w:rPr>
+        <w:t>/auth/login</w:t>
+      </w:r>
+      <w:r>
+        <w:t xml:space="preserve"> сравнивает пароль функцией </w:t>
+      </w:r>
+      <w:r>
+        <w:rPr>
+          <w:i/>
+        </w:rPr>
+        <w:t>bcrypt.compare</w:t>
+      </w:r>
+      <w:r>
+        <w:t xml:space="preserve"> и выдаёт </w:t>
+      </w:r>
+      <w:r>
+        <w:rPr>
+          <w:i/>
+        </w:rPr>
+        <w:t>access</w:t>
+      </w:r>
+      <w:r>
+        <w:t xml:space="preserve">-токен </w:t>
+      </w:r>
+      <w:r>
+        <w:rPr>
+          <w:i/>
+        </w:rPr>
+        <w:t>JWT</w:t>
+      </w:r>
+      <w:r>
+        <w:t xml:space="preserve"> на 15 минут в теле ответа и </w:t>
+      </w:r>
+      <w:r>
+        <w:rPr>
+          <w:i/>
+        </w:rPr>
+        <w:t>refresh</w:t>
+      </w:r>
+      <w:r>
+        <w:t xml:space="preserve">-токен на 7 дней в </w:t>
+      </w:r>
+      <w:r>
+        <w:rPr>
+          <w:i/>
+        </w:rPr>
+        <w:t>cookie</w:t>
+      </w:r>
+      <w:r>
+        <w:t xml:space="preserve"> </w:t>
+      </w:r>
+      <w:r>
+        <w:rPr>
+          <w:i/>
+        </w:rPr>
+        <w:t>HttpOnly</w:t>
+      </w:r>
+      <w:r>
+        <w:t xml:space="preserve">, </w:t>
+      </w:r>
+      <w:r>
+        <w:rPr>
+          <w:i/>
+        </w:rPr>
+        <w:t>SameSite=Strict</w:t>
+      </w:r>
+      <w:r>
+        <w:t xml:space="preserve">. </w:t>
+      </w:r>
+      <w:r>
+        <w:rPr>
+          <w:i/>
+        </w:rPr>
+        <w:t>GET</w:t>
+      </w:r>
+      <w:r>
+        <w:t xml:space="preserve"> </w:t>
+      </w:r>
+      <w:r>
+        <w:rPr>
+          <w:i/>
+        </w:rPr>
+        <w:t>/auth/me</w:t>
+      </w:r>
+      <w:r>
+        <w:t xml:space="preserve"> возвращает текущего пользователя. </w:t>
+      </w:r>
+      <w:r>
+        <w:rPr>
+          <w:i/>
+        </w:rPr>
+        <w:t>POST</w:t>
+      </w:r>
+      <w:r>
+        <w:t xml:space="preserve"> </w:t>
+      </w:r>
+      <w:r>
+        <w:rPr>
+          <w:i/>
+        </w:rPr>
+        <w:t>/auth/refresh</w:t>
+      </w:r>
+      <w:r>
+        <w:t xml:space="preserve"> меняет </w:t>
+      </w:r>
+      <w:r>
+        <w:rPr>
+          <w:i/>
+        </w:rPr>
+        <w:t>refresh</w:t>
+      </w:r>
+      <w:r>
+        <w:t>-токен на новый; повторное предъявление старого отзывает все сессии пользователя.</w:t>
       </w:r>
     </w:p>
     <w:p>
@@ -957,30 +1598,103 @@
       </w:pPr>
       <w:r>
         <w:rPr>
-          <w:b w:val="0"/>
-        </w:rPr>
-        <w:t>Middleware authenticate проверяет подпись access-токена (только HS256) и то, что сессия в базе не отозвана; роль берётся из базы. Middleware roleGuard(requiredRole) сравнивает ранги ролей user – 1, moderator – 2, admin – 3 и при нехватке прав отвечает кодом 403. Права ролей приведены в таблице 1.</w:t>
+          <w:i/>
+        </w:rPr>
+        <w:t>Middleware</w:t>
+      </w:r>
+      <w:r>
+        <w:t xml:space="preserve"> </w:t>
+      </w:r>
+      <w:r>
+        <w:rPr>
+          <w:i/>
+        </w:rPr>
+        <w:t>authenticate</w:t>
+      </w:r>
+      <w:r>
+        <w:t xml:space="preserve"> проверяет подпись </w:t>
+      </w:r>
+      <w:r>
+        <w:rPr>
+          <w:i/>
+        </w:rPr>
+        <w:t>access</w:t>
+      </w:r>
+      <w:r>
+        <w:t xml:space="preserve">-токена (только </w:t>
+      </w:r>
+      <w:r>
+        <w:rPr>
+          <w:i/>
+        </w:rPr>
+        <w:t>HS256</w:t>
+      </w:r>
+      <w:r>
+        <w:t xml:space="preserve">) и то, что сессия в базе не отозвана; роль берётся из базы. </w:t>
+      </w:r>
+      <w:r>
+        <w:rPr>
+          <w:i/>
+        </w:rPr>
+        <w:t>Middleware</w:t>
+      </w:r>
+      <w:r>
+        <w:t xml:space="preserve"> </w:t>
+      </w:r>
+      <w:r>
+        <w:rPr>
+          <w:i/>
+        </w:rPr>
+        <w:t>roleGuard(requiredRole)</w:t>
+      </w:r>
+      <w:r>
+        <w:t xml:space="preserve"> сравнивает ранги ролей </w:t>
+      </w:r>
+      <w:r>
+        <w:rPr>
+          <w:i/>
+        </w:rPr>
+        <w:t>user</w:t>
+      </w:r>
+      <w:r>
+        <w:t xml:space="preserve"> – 1, </w:t>
+      </w:r>
+      <w:r>
+        <w:rPr>
+          <w:i/>
+        </w:rPr>
+        <w:t>moderator</w:t>
+      </w:r>
+      <w:r>
+        <w:t xml:space="preserve"> – 2, </w:t>
+      </w:r>
+      <w:r>
+        <w:rPr>
+          <w:i/>
+        </w:rPr>
+        <w:t>admin</w:t>
+      </w:r>
+      <w:r>
+        <w:t xml:space="preserve"> – 3 и при нехватке прав отвечает кодом 403. Права ролей приведены в таблице 1.</w:t>
       </w:r>
     </w:p>
     <w:p>
       <w:pPr>
         <w:keepNext/>
-        <w:widowControl/>
-        <w:spacing w:before="120" w:after="0" w:line="240" w:lineRule="auto"/>
-        <w:ind w:firstLine="0" w:left="0" w:right="0"/>
+        <w:keepLines/>
+        <w:widowControl/>
+        <w:spacing w:before="240" w:after="0" w:line="240" w:lineRule="auto"/>
+        <w:ind w:left="1512" w:right="0" w:hanging="1512"/>
         <w:jc w:val="left"/>
       </w:pPr>
       <w:r>
-        <w:rPr>
-          <w:b w:val="0"/>
-        </w:rPr>
         <w:t>Таблица 1 – Права ролей</w:t>
       </w:r>
     </w:p>
     <w:tbl>
       <w:tblPr>
         <w:tblW w:type="dxa" w:w="9354"/>
-        <w:jc w:val="center"/>
+        <w:jc w:val="left"/>
         <w:tblLayout w:type="fixed"/>
         <w:tblLook w:firstColumn="1" w:firstRow="1" w:lastColumn="0" w:lastRow="0" w:noHBand="0" w:noVBand="1" w:val="04A0"/>
         <w:tblBorders>
@@ -1008,9 +1722,11 @@
         <w:tc>
           <w:tcPr>
             <w:tcW w:type="dxa" w:w="4252"/>
+            <w:vAlign w:val="center"/>
           </w:tcPr>
           <w:p>
             <w:pPr>
+              <w:keepNext/>
               <w:widowControl/>
               <w:spacing w:before="0" w:after="0" w:line="240" w:lineRule="auto"/>
               <w:ind w:firstLine="0" w:left="0" w:right="0"/>
@@ -1018,7 +1734,6 @@
             </w:pPr>
             <w:r>
               <w:rPr>
-                <w:b/>
                 <w:sz w:val="24"/>
               </w:rPr>
               <w:t>Действие</w:t>
@@ -1028,9 +1743,11 @@
         <w:tc>
           <w:tcPr>
             <w:tcW w:type="dxa" w:w="1247"/>
+            <w:vAlign w:val="center"/>
           </w:tcPr>
           <w:p>
             <w:pPr>
+              <w:keepNext/>
               <w:widowControl/>
               <w:spacing w:before="0" w:after="0" w:line="240" w:lineRule="auto"/>
               <w:ind w:firstLine="0" w:left="0" w:right="0"/>
@@ -1038,7 +1755,6 @@
             </w:pPr>
             <w:r>
               <w:rPr>
-                <w:b/>
                 <w:sz w:val="24"/>
               </w:rPr>
               <w:t>Без входа</w:t>
@@ -1048,9 +1764,11 @@
         <w:tc>
           <w:tcPr>
             <w:tcW w:type="dxa" w:w="1134"/>
+            <w:vAlign w:val="center"/>
           </w:tcPr>
           <w:p>
             <w:pPr>
+              <w:keepNext/>
               <w:widowControl/>
               <w:spacing w:before="0" w:after="0" w:line="240" w:lineRule="auto"/>
               <w:ind w:firstLine="0" w:left="0" w:right="0"/>
@@ -1058,7 +1776,7 @@
             </w:pPr>
             <w:r>
               <w:rPr>
-                <w:b/>
+                <w:i/>
                 <w:sz w:val="24"/>
               </w:rPr>
               <w:t>user</w:t>
@@ -1068,9 +1786,11 @@
         <w:tc>
           <w:tcPr>
             <w:tcW w:type="dxa" w:w="1474"/>
+            <w:vAlign w:val="center"/>
           </w:tcPr>
           <w:p>
             <w:pPr>
+              <w:keepNext/>
               <w:widowControl/>
               <w:spacing w:before="0" w:after="0" w:line="240" w:lineRule="auto"/>
               <w:ind w:firstLine="0" w:left="0" w:right="0"/>
@@ -1078,7 +1798,7 @@
             </w:pPr>
             <w:r>
               <w:rPr>
-                <w:b/>
+                <w:i/>
                 <w:sz w:val="24"/>
               </w:rPr>
               <w:t>moderator</w:t>
@@ -1088,9 +1808,11 @@
         <w:tc>
           <w:tcPr>
             <w:tcW w:type="dxa" w:w="1247"/>
+            <w:vAlign w:val="center"/>
           </w:tcPr>
           <w:p>
             <w:pPr>
+              <w:keepNext/>
               <w:widowControl/>
               <w:spacing w:before="0" w:after="0" w:line="240" w:lineRule="auto"/>
               <w:ind w:firstLine="0" w:left="0" w:right="0"/>
@@ -1098,7 +1820,7 @@
             </w:pPr>
             <w:r>
               <w:rPr>
-                <w:b/>
+                <w:i/>
                 <w:sz w:val="24"/>
               </w:rPr>
               <w:t>admin</w:t>
@@ -1113,6 +1835,7 @@
         <w:tc>
           <w:tcPr>
             <w:tcW w:type="dxa" w:w="4252"/>
+            <w:vAlign w:val="center"/>
           </w:tcPr>
           <w:p>
             <w:pPr>
@@ -1123,7 +1846,6 @@
             </w:pPr>
             <w:r>
               <w:rPr>
-                <w:b w:val="0"/>
                 <w:sz w:val="24"/>
               </w:rPr>
               <w:t>Просмотр товаров</w:t>
@@ -1133,17 +1855,17 @@
         <w:tc>
           <w:tcPr>
             <w:tcW w:type="dxa" w:w="1247"/>
+            <w:vAlign w:val="center"/>
           </w:tcPr>
           <w:p>
             <w:pPr>
               <w:widowControl/>
               <w:spacing w:before="0" w:after="0" w:line="240" w:lineRule="auto"/>
               <w:ind w:firstLine="0" w:left="0" w:right="0"/>
-              <w:jc w:val="left"/>
+              <w:jc w:val="center"/>
             </w:pPr>
             <w:r>
               <w:rPr>
-                <w:b w:val="0"/>
                 <w:sz w:val="24"/>
               </w:rPr>
               <w:t>да</w:t>
@@ -1153,17 +1875,17 @@
         <w:tc>
           <w:tcPr>
             <w:tcW w:type="dxa" w:w="1134"/>
+            <w:vAlign w:val="center"/>
           </w:tcPr>
           <w:p>
             <w:pPr>
               <w:widowControl/>
               <w:spacing w:before="0" w:after="0" w:line="240" w:lineRule="auto"/>
               <w:ind w:firstLine="0" w:left="0" w:right="0"/>
-              <w:jc w:val="left"/>
+              <w:jc w:val="center"/>
             </w:pPr>
             <w:r>
               <w:rPr>
-                <w:b w:val="0"/>
                 <w:sz w:val="24"/>
               </w:rPr>
               <w:t>да</w:t>
@@ -1173,17 +1895,17 @@
         <w:tc>
           <w:tcPr>
             <w:tcW w:type="dxa" w:w="1474"/>
+            <w:vAlign w:val="center"/>
           </w:tcPr>
           <w:p>
             <w:pPr>
               <w:widowControl/>
               <w:spacing w:before="0" w:after="0" w:line="240" w:lineRule="auto"/>
               <w:ind w:firstLine="0" w:left="0" w:right="0"/>
-              <w:jc w:val="left"/>
+              <w:jc w:val="center"/>
             </w:pPr>
             <w:r>
               <w:rPr>
-                <w:b w:val="0"/>
                 <w:sz w:val="24"/>
               </w:rPr>
               <w:t>да</w:t>
@@ -1193,17 +1915,17 @@
         <w:tc>
           <w:tcPr>
             <w:tcW w:type="dxa" w:w="1247"/>
+            <w:vAlign w:val="center"/>
           </w:tcPr>
           <w:p>
             <w:pPr>
               <w:widowControl/>
               <w:spacing w:before="0" w:after="0" w:line="240" w:lineRule="auto"/>
               <w:ind w:firstLine="0" w:left="0" w:right="0"/>
-              <w:jc w:val="left"/>
+              <w:jc w:val="center"/>
             </w:pPr>
             <w:r>
               <w:rPr>
-                <w:b w:val="0"/>
                 <w:sz w:val="24"/>
               </w:rPr>
               <w:t>да</w:t>
@@ -1218,6 +1940,7 @@
         <w:tc>
           <w:tcPr>
             <w:tcW w:type="dxa" w:w="4252"/>
+            <w:vAlign w:val="center"/>
           </w:tcPr>
           <w:p>
             <w:pPr>
@@ -1228,7 +1951,6 @@
             </w:pPr>
             <w:r>
               <w:rPr>
-                <w:b w:val="0"/>
                 <w:sz w:val="24"/>
               </w:rPr>
               <w:t>Создание товара</w:t>
@@ -1238,17 +1960,17 @@
         <w:tc>
           <w:tcPr>
             <w:tcW w:type="dxa" w:w="1247"/>
+            <w:vAlign w:val="center"/>
           </w:tcPr>
           <w:p>
             <w:pPr>
               <w:widowControl/>
               <w:spacing w:before="0" w:after="0" w:line="240" w:lineRule="auto"/>
               <w:ind w:firstLine="0" w:left="0" w:right="0"/>
-              <w:jc w:val="left"/>
+              <w:jc w:val="center"/>
             </w:pPr>
             <w:r>
               <w:rPr>
-                <w:b w:val="0"/>
                 <w:sz w:val="24"/>
               </w:rPr>
               <w:t>нет</w:t>
@@ -1258,17 +1980,17 @@
         <w:tc>
           <w:tcPr>
             <w:tcW w:type="dxa" w:w="1134"/>
+            <w:vAlign w:val="center"/>
           </w:tcPr>
           <w:p>
             <w:pPr>
               <w:widowControl/>
               <w:spacing w:before="0" w:after="0" w:line="240" w:lineRule="auto"/>
               <w:ind w:firstLine="0" w:left="0" w:right="0"/>
-              <w:jc w:val="left"/>
+              <w:jc w:val="center"/>
             </w:pPr>
             <w:r>
               <w:rPr>
-                <w:b w:val="0"/>
                 <w:sz w:val="24"/>
               </w:rPr>
               <w:t>да</w:t>
@@ -1278,17 +2000,17 @@
         <w:tc>
           <w:tcPr>
             <w:tcW w:type="dxa" w:w="1474"/>
+            <w:vAlign w:val="center"/>
           </w:tcPr>
           <w:p>
             <w:pPr>
               <w:widowControl/>
               <w:spacing w:before="0" w:after="0" w:line="240" w:lineRule="auto"/>
               <w:ind w:firstLine="0" w:left="0" w:right="0"/>
-              <w:jc w:val="left"/>
+              <w:jc w:val="center"/>
             </w:pPr>
             <w:r>
               <w:rPr>
-                <w:b w:val="0"/>
                 <w:sz w:val="24"/>
               </w:rPr>
               <w:t>да</w:t>
@@ -1298,17 +2020,17 @@
         <w:tc>
           <w:tcPr>
             <w:tcW w:type="dxa" w:w="1247"/>
+            <w:vAlign w:val="center"/>
           </w:tcPr>
           <w:p>
             <w:pPr>
               <w:widowControl/>
               <w:spacing w:before="0" w:after="0" w:line="240" w:lineRule="auto"/>
               <w:ind w:firstLine="0" w:left="0" w:right="0"/>
-              <w:jc w:val="left"/>
+              <w:jc w:val="center"/>
             </w:pPr>
             <w:r>
               <w:rPr>
-                <w:b w:val="0"/>
                 <w:sz w:val="24"/>
               </w:rPr>
               <w:t>да</w:t>
@@ -1323,6 +2045,7 @@
         <w:tc>
           <w:tcPr>
             <w:tcW w:type="dxa" w:w="4252"/>
+            <w:vAlign w:val="center"/>
           </w:tcPr>
           <w:p>
             <w:pPr>
@@ -1333,7 +2056,6 @@
             </w:pPr>
             <w:r>
               <w:rPr>
-                <w:b w:val="0"/>
                 <w:sz w:val="24"/>
               </w:rPr>
               <w:t>Изменение товаров, создание и изменение ячеек</w:t>
@@ -1343,17 +2065,17 @@
         <w:tc>
           <w:tcPr>
             <w:tcW w:type="dxa" w:w="1247"/>
+            <w:vAlign w:val="center"/>
           </w:tcPr>
           <w:p>
             <w:pPr>
               <w:widowControl/>
               <w:spacing w:before="0" w:after="0" w:line="240" w:lineRule="auto"/>
               <w:ind w:firstLine="0" w:left="0" w:right="0"/>
-              <w:jc w:val="left"/>
+              <w:jc w:val="center"/>
             </w:pPr>
             <w:r>
               <w:rPr>
-                <w:b w:val="0"/>
                 <w:sz w:val="24"/>
               </w:rPr>
               <w:t>нет</w:t>
@@ -1363,17 +2085,17 @@
         <w:tc>
           <w:tcPr>
             <w:tcW w:type="dxa" w:w="1134"/>
+            <w:vAlign w:val="center"/>
           </w:tcPr>
           <w:p>
             <w:pPr>
               <w:widowControl/>
               <w:spacing w:before="0" w:after="0" w:line="240" w:lineRule="auto"/>
               <w:ind w:firstLine="0" w:left="0" w:right="0"/>
-              <w:jc w:val="left"/>
+              <w:jc w:val="center"/>
             </w:pPr>
             <w:r>
               <w:rPr>
-                <w:b w:val="0"/>
                 <w:sz w:val="24"/>
               </w:rPr>
               <w:t>нет</w:t>
@@ -1383,17 +2105,17 @@
         <w:tc>
           <w:tcPr>
             <w:tcW w:type="dxa" w:w="1474"/>
+            <w:vAlign w:val="center"/>
           </w:tcPr>
           <w:p>
             <w:pPr>
               <w:widowControl/>
               <w:spacing w:before="0" w:after="0" w:line="240" w:lineRule="auto"/>
               <w:ind w:firstLine="0" w:left="0" w:right="0"/>
-              <w:jc w:val="left"/>
+              <w:jc w:val="center"/>
             </w:pPr>
             <w:r>
               <w:rPr>
-                <w:b w:val="0"/>
                 <w:sz w:val="24"/>
               </w:rPr>
               <w:t>да</w:t>
@@ -1403,17 +2125,17 @@
         <w:tc>
           <w:tcPr>
             <w:tcW w:type="dxa" w:w="1247"/>
+            <w:vAlign w:val="center"/>
           </w:tcPr>
           <w:p>
             <w:pPr>
               <w:widowControl/>
               <w:spacing w:before="0" w:after="0" w:line="240" w:lineRule="auto"/>
               <w:ind w:firstLine="0" w:left="0" w:right="0"/>
-              <w:jc w:val="left"/>
+              <w:jc w:val="center"/>
             </w:pPr>
             <w:r>
               <w:rPr>
-                <w:b w:val="0"/>
                 <w:sz w:val="24"/>
               </w:rPr>
               <w:t>да</w:t>
@@ -1428,6 +2150,7 @@
         <w:tc>
           <w:tcPr>
             <w:tcW w:type="dxa" w:w="4252"/>
+            <w:vAlign w:val="center"/>
           </w:tcPr>
           <w:p>
             <w:pPr>
@@ -1438,7 +2161,6 @@
             </w:pPr>
             <w:r>
               <w:rPr>
-                <w:b w:val="0"/>
                 <w:sz w:val="24"/>
               </w:rPr>
               <w:t>Просмотр ячеек</w:t>
@@ -1448,17 +2170,17 @@
         <w:tc>
           <w:tcPr>
             <w:tcW w:type="dxa" w:w="1247"/>
+            <w:vAlign w:val="center"/>
           </w:tcPr>
           <w:p>
             <w:pPr>
               <w:widowControl/>
               <w:spacing w:before="0" w:after="0" w:line="240" w:lineRule="auto"/>
               <w:ind w:firstLine="0" w:left="0" w:right="0"/>
-              <w:jc w:val="left"/>
+              <w:jc w:val="center"/>
             </w:pPr>
             <w:r>
               <w:rPr>
-                <w:b w:val="0"/>
                 <w:sz w:val="24"/>
               </w:rPr>
               <w:t>нет</w:t>
@@ -1468,17 +2190,17 @@
         <w:tc>
           <w:tcPr>
             <w:tcW w:type="dxa" w:w="1134"/>
+            <w:vAlign w:val="center"/>
           </w:tcPr>
           <w:p>
             <w:pPr>
               <w:widowControl/>
               <w:spacing w:before="0" w:after="0" w:line="240" w:lineRule="auto"/>
               <w:ind w:firstLine="0" w:left="0" w:right="0"/>
-              <w:jc w:val="left"/>
+              <w:jc w:val="center"/>
             </w:pPr>
             <w:r>
               <w:rPr>
-                <w:b w:val="0"/>
                 <w:sz w:val="24"/>
               </w:rPr>
               <w:t>да</w:t>
@@ -1488,17 +2210,17 @@
         <w:tc>
           <w:tcPr>
             <w:tcW w:type="dxa" w:w="1474"/>
+            <w:vAlign w:val="center"/>
           </w:tcPr>
           <w:p>
             <w:pPr>
               <w:widowControl/>
               <w:spacing w:before="0" w:after="0" w:line="240" w:lineRule="auto"/>
               <w:ind w:firstLine="0" w:left="0" w:right="0"/>
-              <w:jc w:val="left"/>
+              <w:jc w:val="center"/>
             </w:pPr>
             <w:r>
               <w:rPr>
-                <w:b w:val="0"/>
                 <w:sz w:val="24"/>
               </w:rPr>
               <w:t>да</w:t>
@@ -1508,17 +2230,17 @@
         <w:tc>
           <w:tcPr>
             <w:tcW w:type="dxa" w:w="1247"/>
+            <w:vAlign w:val="center"/>
           </w:tcPr>
           <w:p>
             <w:pPr>
               <w:widowControl/>
               <w:spacing w:before="0" w:after="0" w:line="240" w:lineRule="auto"/>
               <w:ind w:firstLine="0" w:left="0" w:right="0"/>
-              <w:jc w:val="left"/>
+              <w:jc w:val="center"/>
             </w:pPr>
             <w:r>
               <w:rPr>
-                <w:b w:val="0"/>
                 <w:sz w:val="24"/>
               </w:rPr>
               <w:t>да</w:t>
@@ -1533,6 +2255,7 @@
         <w:tc>
           <w:tcPr>
             <w:tcW w:type="dxa" w:w="4252"/>
+            <w:vAlign w:val="center"/>
           </w:tcPr>
           <w:p>
             <w:pPr>
@@ -1543,7 +2266,6 @@
             </w:pPr>
             <w:r>
               <w:rPr>
-                <w:b w:val="0"/>
                 <w:sz w:val="24"/>
               </w:rPr>
               <w:t>Удаление товаров и ячеек</w:t>
@@ -1553,17 +2275,17 @@
         <w:tc>
           <w:tcPr>
             <w:tcW w:type="dxa" w:w="1247"/>
+            <w:vAlign w:val="center"/>
           </w:tcPr>
           <w:p>
             <w:pPr>
               <w:widowControl/>
               <w:spacing w:before="0" w:after="0" w:line="240" w:lineRule="auto"/>
               <w:ind w:firstLine="0" w:left="0" w:right="0"/>
-              <w:jc w:val="left"/>
+              <w:jc w:val="center"/>
             </w:pPr>
             <w:r>
               <w:rPr>
-                <w:b w:val="0"/>
                 <w:sz w:val="24"/>
               </w:rPr>
               <w:t>нет</w:t>
@@ -1573,17 +2295,17 @@
         <w:tc>
           <w:tcPr>
             <w:tcW w:type="dxa" w:w="1134"/>
+            <w:vAlign w:val="center"/>
           </w:tcPr>
           <w:p>
             <w:pPr>
               <w:widowControl/>
               <w:spacing w:before="0" w:after="0" w:line="240" w:lineRule="auto"/>
               <w:ind w:firstLine="0" w:left="0" w:right="0"/>
-              <w:jc w:val="left"/>
+              <w:jc w:val="center"/>
             </w:pPr>
             <w:r>
               <w:rPr>
-                <w:b w:val="0"/>
                 <w:sz w:val="24"/>
               </w:rPr>
               <w:t>нет</w:t>
@@ -1593,17 +2315,17 @@
         <w:tc>
           <w:tcPr>
             <w:tcW w:type="dxa" w:w="1474"/>
+            <w:vAlign w:val="center"/>
           </w:tcPr>
           <w:p>
             <w:pPr>
               <w:widowControl/>
               <w:spacing w:before="0" w:after="0" w:line="240" w:lineRule="auto"/>
               <w:ind w:firstLine="0" w:left="0" w:right="0"/>
-              <w:jc w:val="left"/>
+              <w:jc w:val="center"/>
             </w:pPr>
             <w:r>
               <w:rPr>
-                <w:b w:val="0"/>
                 <w:sz w:val="24"/>
               </w:rPr>
               <w:t>нет</w:t>
@@ -1613,17 +2335,17 @@
         <w:tc>
           <w:tcPr>
             <w:tcW w:type="dxa" w:w="1247"/>
+            <w:vAlign w:val="center"/>
           </w:tcPr>
           <w:p>
             <w:pPr>
               <w:widowControl/>
               <w:spacing w:before="0" w:after="0" w:line="240" w:lineRule="auto"/>
               <w:ind w:firstLine="0" w:left="0" w:right="0"/>
-              <w:jc w:val="left"/>
+              <w:jc w:val="center"/>
             </w:pPr>
             <w:r>
               <w:rPr>
-                <w:b w:val="0"/>
                 <w:sz w:val="24"/>
               </w:rPr>
               <w:t>да</w:t>
@@ -1638,6 +2360,7 @@
         <w:tc>
           <w:tcPr>
             <w:tcW w:type="dxa" w:w="4252"/>
+            <w:vAlign w:val="center"/>
           </w:tcPr>
           <w:p>
             <w:pPr>
@@ -1648,7 +2371,6 @@
             </w:pPr>
             <w:r>
               <w:rPr>
-                <w:b w:val="0"/>
                 <w:sz w:val="24"/>
               </w:rPr>
               <w:t>Свой профиль</w:t>
@@ -1658,17 +2380,17 @@
         <w:tc>
           <w:tcPr>
             <w:tcW w:type="dxa" w:w="1247"/>
+            <w:vAlign w:val="center"/>
           </w:tcPr>
           <w:p>
             <w:pPr>
               <w:widowControl/>
               <w:spacing w:before="0" w:after="0" w:line="240" w:lineRule="auto"/>
               <w:ind w:firstLine="0" w:left="0" w:right="0"/>
-              <w:jc w:val="left"/>
+              <w:jc w:val="center"/>
             </w:pPr>
             <w:r>
               <w:rPr>
-                <w:b w:val="0"/>
                 <w:sz w:val="24"/>
               </w:rPr>
               <w:t>нет</w:t>
@@ -1678,17 +2400,17 @@
         <w:tc>
           <w:tcPr>
             <w:tcW w:type="dxa" w:w="1134"/>
+            <w:vAlign w:val="center"/>
           </w:tcPr>
           <w:p>
             <w:pPr>
               <w:widowControl/>
               <w:spacing w:before="0" w:after="0" w:line="240" w:lineRule="auto"/>
               <w:ind w:firstLine="0" w:left="0" w:right="0"/>
-              <w:jc w:val="left"/>
+              <w:jc w:val="center"/>
             </w:pPr>
             <w:r>
               <w:rPr>
-                <w:b w:val="0"/>
                 <w:sz w:val="24"/>
               </w:rPr>
               <w:t>да</w:t>
@@ -1698,17 +2420,17 @@
         <w:tc>
           <w:tcPr>
             <w:tcW w:type="dxa" w:w="1474"/>
+            <w:vAlign w:val="center"/>
           </w:tcPr>
           <w:p>
             <w:pPr>
               <w:widowControl/>
               <w:spacing w:before="0" w:after="0" w:line="240" w:lineRule="auto"/>
               <w:ind w:firstLine="0" w:left="0" w:right="0"/>
-              <w:jc w:val="left"/>
+              <w:jc w:val="center"/>
             </w:pPr>
             <w:r>
               <w:rPr>
-                <w:b w:val="0"/>
                 <w:sz w:val="24"/>
               </w:rPr>
               <w:t>да</w:t>
@@ -1718,17 +2440,17 @@
         <w:tc>
           <w:tcPr>
             <w:tcW w:type="dxa" w:w="1247"/>
+            <w:vAlign w:val="center"/>
           </w:tcPr>
           <w:p>
             <w:pPr>
               <w:widowControl/>
               <w:spacing w:before="0" w:after="0" w:line="240" w:lineRule="auto"/>
               <w:ind w:firstLine="0" w:left="0" w:right="0"/>
-              <w:jc w:val="left"/>
+              <w:jc w:val="center"/>
             </w:pPr>
             <w:r>
               <w:rPr>
-                <w:b w:val="0"/>
                 <w:sz w:val="24"/>
               </w:rPr>
               <w:t>да</w:t>
@@ -1743,6 +2465,7 @@
         <w:tc>
           <w:tcPr>
             <w:tcW w:type="dxa" w:w="4252"/>
+            <w:vAlign w:val="center"/>
           </w:tcPr>
           <w:p>
             <w:pPr>
@@ -1753,7 +2476,6 @@
             </w:pPr>
             <w:r>
               <w:rPr>
-                <w:b w:val="0"/>
                 <w:sz w:val="24"/>
               </w:rPr>
               <w:t>Чужой профиль, пользователи, роли, аудит</w:t>
@@ -1763,17 +2485,17 @@
         <w:tc>
           <w:tcPr>
             <w:tcW w:type="dxa" w:w="1247"/>
+            <w:vAlign w:val="center"/>
           </w:tcPr>
           <w:p>
             <w:pPr>
               <w:widowControl/>
               <w:spacing w:before="0" w:after="0" w:line="240" w:lineRule="auto"/>
               <w:ind w:firstLine="0" w:left="0" w:right="0"/>
-              <w:jc w:val="left"/>
+              <w:jc w:val="center"/>
             </w:pPr>
             <w:r>
               <w:rPr>
-                <w:b w:val="0"/>
                 <w:sz w:val="24"/>
               </w:rPr>
               <w:t>нет</w:t>
@@ -1783,17 +2505,17 @@
         <w:tc>
           <w:tcPr>
             <w:tcW w:type="dxa" w:w="1134"/>
+            <w:vAlign w:val="center"/>
           </w:tcPr>
           <w:p>
             <w:pPr>
               <w:widowControl/>
               <w:spacing w:before="0" w:after="0" w:line="240" w:lineRule="auto"/>
               <w:ind w:firstLine="0" w:left="0" w:right="0"/>
-              <w:jc w:val="left"/>
+              <w:jc w:val="center"/>
             </w:pPr>
             <w:r>
               <w:rPr>
-                <w:b w:val="0"/>
                 <w:sz w:val="24"/>
               </w:rPr>
               <w:t>нет</w:t>
@@ -1803,17 +2525,17 @@
         <w:tc>
           <w:tcPr>
             <w:tcW w:type="dxa" w:w="1474"/>
+            <w:vAlign w:val="center"/>
           </w:tcPr>
           <w:p>
             <w:pPr>
               <w:widowControl/>
               <w:spacing w:before="0" w:after="0" w:line="240" w:lineRule="auto"/>
               <w:ind w:firstLine="0" w:left="0" w:right="0"/>
-              <w:jc w:val="left"/>
+              <w:jc w:val="center"/>
             </w:pPr>
             <w:r>
               <w:rPr>
-                <w:b w:val="0"/>
                 <w:sz w:val="24"/>
               </w:rPr>
               <w:t>нет</w:t>
@@ -1823,17 +2545,17 @@
         <w:tc>
           <w:tcPr>
             <w:tcW w:type="dxa" w:w="1247"/>
+            <w:vAlign w:val="center"/>
           </w:tcPr>
           <w:p>
             <w:pPr>
               <w:widowControl/>
               <w:spacing w:before="0" w:after="0" w:line="240" w:lineRule="auto"/>
               <w:ind w:firstLine="0" w:left="0" w:right="0"/>
-              <w:jc w:val="left"/>
+              <w:jc w:val="center"/>
             </w:pPr>
             <w:r>
               <w:rPr>
-                <w:b w:val="0"/>
                 <w:sz w:val="24"/>
               </w:rPr>
               <w:t>да</w:t>
@@ -1868,9 +2590,6 @@
         <w:jc w:val="both"/>
       </w:pPr>
       <w:r>
-        <w:rPr>
-          <w:b w:val="0"/>
-        </w:rPr>
         <w:t>Обязательные меры выполнены так:</w:t>
       </w:r>
     </w:p>
@@ -1883,10 +2602,70 @@
         <w:jc w:val="both"/>
       </w:pPr>
       <w:r>
-        <w:rPr>
-          <w:b w:val="0"/>
-        </w:rPr>
-        <w:t>– Helmet – заголовки Content-Security-Policy, X-Frame-Options: DENY, X-Content-Type-Options: nosniff и другие; заголовок X-Powered-By отключён;</w:t>
+        <w:t xml:space="preserve">– </w:t>
+      </w:r>
+      <w:r>
+        <w:rPr>
+          <w:i/>
+        </w:rPr>
+        <w:t>Helmet</w:t>
+      </w:r>
+      <w:r>
+        <w:t xml:space="preserve"> – заголовки </w:t>
+      </w:r>
+      <w:r>
+        <w:rPr>
+          <w:i/>
+        </w:rPr>
+        <w:t>Content-Security-Policy</w:t>
+      </w:r>
+      <w:r>
+        <w:t xml:space="preserve">, </w:t>
+      </w:r>
+      <w:r>
+        <w:rPr>
+          <w:i/>
+        </w:rPr>
+        <w:t>X-Frame-Options</w:t>
+      </w:r>
+      <w:r>
+        <w:t xml:space="preserve">: </w:t>
+      </w:r>
+      <w:r>
+        <w:rPr>
+          <w:i/>
+        </w:rPr>
+        <w:t>DENY</w:t>
+      </w:r>
+      <w:r>
+        <w:t xml:space="preserve">, </w:t>
+      </w:r>
+      <w:r>
+        <w:rPr>
+          <w:i/>
+        </w:rPr>
+        <w:t>X-Content-Type-Options</w:t>
+      </w:r>
+      <w:r>
+        <w:t xml:space="preserve">: </w:t>
+      </w:r>
+      <w:r>
+        <w:rPr>
+          <w:i/>
+        </w:rPr>
+        <w:t>nosniff</w:t>
+      </w:r>
+      <w:r>
+        <w:t xml:space="preserve"> и другие; заголовок </w:t>
+      </w:r>
+      <w:r>
+        <w:rPr>
+          <w:i/>
+        </w:rPr>
+        <w:t>X-Powered-By</w:t>
+      </w:r>
+      <w:r>
+        <w:t xml:space="preserve"> отключён;</w:t>
       </w:r>
     </w:p>
     <w:p>
@@ -1898,10 +2677,34 @@
         <w:jc w:val="both"/>
       </w:pPr>
       <w:r>
-        <w:rPr>
-          <w:b w:val="0"/>
-        </w:rPr>
-        <w:t>– глобальный rate limit – 100 запросов за 15 минут с IP-адреса, на вход и регистрацию – 20 запросов за 15 минут, ответ 429;</w:t>
+        <w:t xml:space="preserve">– глобальный </w:t>
+      </w:r>
+      <w:r>
+        <w:rPr>
+          <w:i/>
+        </w:rPr>
+        <w:t>rate</w:t>
+      </w:r>
+      <w:r>
+        <w:t xml:space="preserve"> </w:t>
+      </w:r>
+      <w:r>
+        <w:rPr>
+          <w:i/>
+        </w:rPr>
+        <w:t>limit</w:t>
+      </w:r>
+      <w:r>
+        <w:t xml:space="preserve"> – 100 запросов за 15 минут с </w:t>
+      </w:r>
+      <w:r>
+        <w:rPr>
+          <w:i/>
+        </w:rPr>
+        <w:t>IP</w:t>
+      </w:r>
+      <w:r>
+        <w:t>-адреса, на вход и регистрацию – 20 запросов за 15 минут, ответ 429;</w:t>
       </w:r>
     </w:p>
     <w:p>
@@ -1913,10 +2716,16 @@
         <w:jc w:val="both"/>
       </w:pPr>
       <w:r>
-        <w:rPr>
-          <w:b w:val="0"/>
-        </w:rPr>
-        <w:t>– валидация – схемы Joi для тела, параметров пути и строки запроса на всех эндпоинтах, ответ 400 со списком ошибок;</w:t>
+        <w:t xml:space="preserve">– валидация – схемы </w:t>
+      </w:r>
+      <w:r>
+        <w:rPr>
+          <w:i/>
+        </w:rPr>
+        <w:t>Joi</w:t>
+      </w:r>
+      <w:r>
+        <w:t xml:space="preserve"> для тела, параметров пути и строки запроса на всех эндпоинтах, ответ 400 со списком ошибок;</w:t>
       </w:r>
     </w:p>
     <w:p>
@@ -1928,10 +2737,25 @@
         <w:jc w:val="both"/>
       </w:pPr>
       <w:r>
-        <w:rPr>
-          <w:b w:val="0"/>
-        </w:rPr>
-        <w:t>– SQL-инъекции – запросы только через Sequelize с привязкой параметров;</w:t>
+        <w:t xml:space="preserve">– </w:t>
+      </w:r>
+      <w:r>
+        <w:rPr>
+          <w:i/>
+        </w:rPr>
+        <w:t>SQL</w:t>
+      </w:r>
+      <w:r>
+        <w:t xml:space="preserve">-инъекции – запросы только через </w:t>
+      </w:r>
+      <w:r>
+        <w:rPr>
+          <w:i/>
+        </w:rPr>
+        <w:t>Sequelize</w:t>
+      </w:r>
+      <w:r>
+        <w:t xml:space="preserve"> с привязкой параметров;</w:t>
       </w:r>
     </w:p>
     <w:p>
@@ -1943,10 +2767,43 @@
         <w:jc w:val="both"/>
       </w:pPr>
       <w:r>
-        <w:rPr>
-          <w:b w:val="0"/>
-        </w:rPr>
-        <w:t>– XSS – CSP, удаление HTML-тегов из строк тела и экранирование символов в JSON-ответе.</w:t>
+        <w:t xml:space="preserve">– </w:t>
+      </w:r>
+      <w:r>
+        <w:rPr>
+          <w:i/>
+        </w:rPr>
+        <w:t>XSS</w:t>
+      </w:r>
+      <w:r>
+        <w:t xml:space="preserve"> – </w:t>
+      </w:r>
+      <w:r>
+        <w:rPr>
+          <w:i/>
+        </w:rPr>
+        <w:t>CSP</w:t>
+      </w:r>
+      <w:r>
+        <w:t xml:space="preserve">, удаление </w:t>
+      </w:r>
+      <w:r>
+        <w:rPr>
+          <w:i/>
+        </w:rPr>
+        <w:t>HTML</w:t>
+      </w:r>
+      <w:r>
+        <w:t xml:space="preserve">-тегов из строк тела и экранирование символов в </w:t>
+      </w:r>
+      <w:r>
+        <w:rPr>
+          <w:i/>
+        </w:rPr>
+        <w:t>JSON</w:t>
+      </w:r>
+      <w:r>
+        <w:t>-ответе.</w:t>
       </w:r>
     </w:p>
     <w:p>
@@ -1958,31 +2815,26 @@
         <w:jc w:val="both"/>
       </w:pPr>
       <w:r>
-        <w:rPr>
-          <w:b w:val="0"/>
-        </w:rPr>
         <w:t>Выбрано и продемонстрировано одиннадцать дополнительных мер из таблицы задания. Они приведены в таблице 2.</w:t>
       </w:r>
     </w:p>
     <w:p>
       <w:pPr>
         <w:keepNext/>
-        <w:widowControl/>
-        <w:spacing w:before="120" w:after="0" w:line="240" w:lineRule="auto"/>
-        <w:ind w:firstLine="0" w:left="0" w:right="0"/>
+        <w:keepLines/>
+        <w:widowControl/>
+        <w:spacing w:before="240" w:after="0" w:line="240" w:lineRule="auto"/>
+        <w:ind w:left="1512" w:right="0" w:hanging="1512"/>
         <w:jc w:val="left"/>
       </w:pPr>
       <w:r>
-        <w:rPr>
-          <w:b w:val="0"/>
-        </w:rPr>
         <w:t>Таблица 2 – Выбранные дополнительные меры</w:t>
       </w:r>
     </w:p>
     <w:tbl>
       <w:tblPr>
-        <w:tblW w:type="dxa" w:w="9355"/>
-        <w:jc w:val="center"/>
+        <w:tblW w:type="dxa" w:w="9354"/>
+        <w:jc w:val="left"/>
         <w:tblLayout w:type="fixed"/>
         <w:tblLook w:firstColumn="1" w:firstRow="1" w:lastColumn="0" w:lastRow="0" w:noHBand="0" w:noVBand="1" w:val="04A0"/>
         <w:tblBorders>
@@ -1996,8 +2848,7 @@
         <w:tblLayout w:type="fixed"/>
       </w:tblPr>
       <w:tblGrid>
-        <w:gridCol w:w="794"/>
-        <w:gridCol w:w="4706"/>
+        <w:gridCol w:w="5499"/>
         <w:gridCol w:w="3855"/>
       </w:tblGrid>
       <w:tr>
@@ -2007,10 +2858,12 @@
         </w:trPr>
         <w:tc>
           <w:tcPr>
-            <w:tcW w:type="dxa" w:w="794"/>
+            <w:tcW w:type="dxa" w:w="5499"/>
+            <w:vAlign w:val="center"/>
           </w:tcPr>
           <w:p>
             <w:pPr>
+              <w:keepNext/>
               <w:widowControl/>
               <w:spacing w:before="0" w:after="0" w:line="240" w:lineRule="auto"/>
               <w:ind w:firstLine="0" w:left="0" w:right="0"/>
@@ -2018,19 +2871,20 @@
             </w:pPr>
             <w:r>
               <w:rPr>
-                <w:b/>
-                <w:sz w:val="22"/>
+                <w:sz w:val="24"/>
               </w:rPr>
-              <w:t>№</w:t>
+              <w:t>Мера по заданию и её реализация</w:t>
             </w:r>
           </w:p>
         </w:tc>
         <w:tc>
           <w:tcPr>
-            <w:tcW w:type="dxa" w:w="4706"/>
+            <w:tcW w:type="dxa" w:w="3855"/>
+            <w:vAlign w:val="center"/>
           </w:tcPr>
           <w:p>
             <w:pPr>
+              <w:keepNext/>
               <w:widowControl/>
               <w:spacing w:before="0" w:after="0" w:line="240" w:lineRule="auto"/>
               <w:ind w:firstLine="0" w:left="0" w:right="0"/>
@@ -2038,30 +2892,9 @@
             </w:pPr>
             <w:r>
               <w:rPr>
-                <w:b/>
-                <w:sz w:val="22"/>
+                <w:sz w:val="24"/>
               </w:rPr>
-              <w:t>Мера и реализация</w:t>
-            </w:r>
-          </w:p>
-        </w:tc>
-        <w:tc>
-          <w:tcPr>
-            <w:tcW w:type="dxa" w:w="3855"/>
-          </w:tcPr>
-          <w:p>
-            <w:pPr>
-              <w:widowControl/>
-              <w:spacing w:before="0" w:after="0" w:line="240" w:lineRule="auto"/>
-              <w:ind w:firstLine="0" w:left="0" w:right="0"/>
-              <w:jc w:val="center"/>
-            </w:pPr>
-            <w:r>
-              <w:rPr>
-                <w:b/>
-                <w:sz w:val="22"/>
-              </w:rPr>
-              <w:t>Почему важна для склада</w:t>
+              <w:t>Значение для склада</w:t>
             </w:r>
           </w:p>
         </w:tc>
@@ -2072,7 +2905,8 @@
         </w:trPr>
         <w:tc>
           <w:tcPr>
-            <w:tcW w:type="dxa" w:w="794"/>
+            <w:tcW w:type="dxa" w:w="5499"/>
+            <w:vAlign w:val="center"/>
           </w:tcPr>
           <w:p>
             <w:pPr>
@@ -2083,16 +2917,88 @@
             </w:pPr>
             <w:r>
               <w:rPr>
-                <w:b w:val="0"/>
-                <w:sz w:val="22"/>
+                <w:sz w:val="24"/>
               </w:rPr>
-              <w:t>1</w:t>
+              <w:t xml:space="preserve">1 </w:t>
+            </w:r>
+            <w:r>
+              <w:rPr>
+                <w:i/>
+                <w:sz w:val="24"/>
+              </w:rPr>
+              <w:t>CSRF</w:t>
+            </w:r>
+            <w:r>
+              <w:rPr>
+                <w:sz w:val="24"/>
+              </w:rPr>
+              <w:t xml:space="preserve">: </w:t>
+            </w:r>
+            <w:r>
+              <w:rPr>
+                <w:i/>
+                <w:sz w:val="24"/>
+              </w:rPr>
+              <w:t>cookie</w:t>
+            </w:r>
+            <w:r>
+              <w:rPr>
+                <w:sz w:val="24"/>
+              </w:rPr>
+              <w:t xml:space="preserve"> </w:t>
+            </w:r>
+            <w:r>
+              <w:rPr>
+                <w:i/>
+                <w:sz w:val="24"/>
+              </w:rPr>
+              <w:t>csrf_token</w:t>
+            </w:r>
+            <w:r>
+              <w:rPr>
+                <w:sz w:val="24"/>
+              </w:rPr>
+              <w:t xml:space="preserve"> и заголовок </w:t>
+            </w:r>
+            <w:r>
+              <w:rPr>
+                <w:i/>
+                <w:sz w:val="24"/>
+              </w:rPr>
+              <w:t>X-CSRF-Token</w:t>
+            </w:r>
+            <w:r>
+              <w:rPr>
+                <w:sz w:val="24"/>
+              </w:rPr>
+              <w:t xml:space="preserve"> на </w:t>
+            </w:r>
+            <w:r>
+              <w:rPr>
+                <w:i/>
+                <w:sz w:val="24"/>
+              </w:rPr>
+              <w:t>/auth/refresh</w:t>
+            </w:r>
+            <w:r>
+              <w:rPr>
+                <w:sz w:val="24"/>
+              </w:rPr>
+              <w:t xml:space="preserve"> и </w:t>
+            </w:r>
+            <w:r>
+              <w:rPr>
+                <w:i/>
+                <w:sz w:val="24"/>
+              </w:rPr>
+              <w:t>/auth/logout</w:t>
             </w:r>
           </w:p>
         </w:tc>
         <w:tc>
           <w:tcPr>
-            <w:tcW w:type="dxa" w:w="4706"/>
+            <w:tcW w:type="dxa" w:w="3855"/>
+            <w:vAlign w:val="center"/>
           </w:tcPr>
           <w:p>
             <w:pPr>
@@ -2103,16 +3009,41 @@
             </w:pPr>
             <w:r>
               <w:rPr>
-                <w:b w:val="0"/>
-                <w:sz w:val="22"/>
+                <w:i/>
+                <w:sz w:val="24"/>
               </w:rPr>
-              <w:t>CSRF: cookie csrf_token и заголовок X-CSRF-Token на /auth/refresh и /auth/logout</w:t>
+              <w:t>Refresh</w:t>
+            </w:r>
+            <w:r>
+              <w:rPr>
+                <w:sz w:val="24"/>
+              </w:rPr>
+              <w:t xml:space="preserve">-токен в </w:t>
+            </w:r>
+            <w:r>
+              <w:rPr>
+                <w:i/>
+                <w:sz w:val="24"/>
+              </w:rPr>
+              <w:t>cookie</w:t>
+            </w:r>
+            <w:r>
+              <w:rPr>
+                <w:sz w:val="24"/>
+              </w:rPr>
+              <w:t xml:space="preserve"> браузер приложит и к запросу с чужого сайта</w:t>
             </w:r>
           </w:p>
         </w:tc>
+      </w:tr>
+      <w:tr>
+        <w:trPr>
+          <w:cantSplit/>
+        </w:trPr>
         <w:tc>
           <w:tcPr>
-            <w:tcW w:type="dxa" w:w="3855"/>
+            <w:tcW w:type="dxa" w:w="5499"/>
+            <w:vAlign w:val="center"/>
           </w:tcPr>
           <w:p>
             <w:pPr>
@@ -2123,21 +3054,16 @@
             </w:pPr>
             <w:r>
               <w:rPr>
-                <w:b w:val="0"/>
-                <w:sz w:val="22"/>
+                <w:sz w:val="24"/>
               </w:rPr>
-              <w:t>Refresh-токен в cookie браузер приложит и к запросу с чужого сайта</w:t>
+              <w:t>3 Сложность пароля: от 8 символов, цифра и спецсимвол</w:t>
             </w:r>
           </w:p>
         </w:tc>
-      </w:tr>
-      <w:tr>
-        <w:trPr>
-          <w:cantSplit/>
-        </w:trPr>
         <w:tc>
           <w:tcPr>
-            <w:tcW w:type="dxa" w:w="794"/>
+            <w:tcW w:type="dxa" w:w="3855"/>
+            <w:vAlign w:val="center"/>
           </w:tcPr>
           <w:p>
             <w:pPr>
@@ -2148,48 +3074,7 @@
             </w:pPr>
             <w:r>
               <w:rPr>
-                <w:b w:val="0"/>
-                <w:sz w:val="22"/>
-              </w:rPr>
-              <w:t>3</w:t>
-            </w:r>
-          </w:p>
-        </w:tc>
-        <w:tc>
-          <w:tcPr>
-            <w:tcW w:type="dxa" w:w="4706"/>
-          </w:tcPr>
-          <w:p>
-            <w:pPr>
-              <w:widowControl/>
-              <w:spacing w:before="0" w:after="0" w:line="240" w:lineRule="auto"/>
-              <w:ind w:firstLine="0" w:left="0" w:right="0"/>
-              <w:jc w:val="left"/>
-            </w:pPr>
-            <w:r>
-              <w:rPr>
-                <w:b w:val="0"/>
-                <w:sz w:val="22"/>
-              </w:rPr>
-              <w:t>Сложность пароля: от 8 символов, цифра и спецсимвол</w:t>
-            </w:r>
-          </w:p>
-        </w:tc>
-        <w:tc>
-          <w:tcPr>
-            <w:tcW w:type="dxa" w:w="3855"/>
-          </w:tcPr>
-          <w:p>
-            <w:pPr>
-              <w:widowControl/>
-              <w:spacing w:before="0" w:after="0" w:line="240" w:lineRule="auto"/>
-              <w:ind w:firstLine="0" w:left="0" w:right="0"/>
-              <w:jc w:val="left"/>
-            </w:pPr>
-            <w:r>
-              <w:rPr>
-                <w:b w:val="0"/>
-                <w:sz w:val="22"/>
+                <w:sz w:val="24"/>
               </w:rPr>
               <w:t>Простой пароль кладовщика подбирается быстро</w:t>
             </w:r>
@@ -2202,7 +3087,8 @@
         </w:trPr>
         <w:tc>
           <w:tcPr>
-            <w:tcW w:type="dxa" w:w="794"/>
+            <w:tcW w:type="dxa" w:w="5499"/>
+            <w:vAlign w:val="center"/>
           </w:tcPr>
           <w:p>
             <w:pPr>
@@ -2213,16 +3099,68 @@
             </w:pPr>
             <w:r>
               <w:rPr>
-                <w:b w:val="0"/>
-                <w:sz w:val="22"/>
+                <w:sz w:val="24"/>
               </w:rPr>
-              <w:t>5</w:t>
+              <w:t xml:space="preserve">5 </w:t>
+            </w:r>
+            <w:r>
+              <w:rPr>
+                <w:i/>
+                <w:sz w:val="24"/>
+              </w:rPr>
+              <w:t>Refresh</w:t>
+            </w:r>
+            <w:r>
+              <w:rPr>
+                <w:sz w:val="24"/>
+              </w:rPr>
+              <w:t xml:space="preserve">-токен в </w:t>
+            </w:r>
+            <w:r>
+              <w:rPr>
+                <w:i/>
+                <w:sz w:val="24"/>
+              </w:rPr>
+              <w:t>cookie</w:t>
+            </w:r>
+            <w:r>
+              <w:rPr>
+                <w:sz w:val="24"/>
+              </w:rPr>
+              <w:t xml:space="preserve"> </w:t>
+            </w:r>
+            <w:r>
+              <w:rPr>
+                <w:i/>
+                <w:sz w:val="24"/>
+              </w:rPr>
+              <w:t>HttpOnly</w:t>
+            </w:r>
+            <w:r>
+              <w:rPr>
+                <w:sz w:val="24"/>
+              </w:rPr>
+              <w:t xml:space="preserve">, </w:t>
+            </w:r>
+            <w:r>
+              <w:rPr>
+                <w:i/>
+                <w:sz w:val="24"/>
+              </w:rPr>
+              <w:t>access</w:t>
+            </w:r>
+            <w:r>
+              <w:rPr>
+                <w:sz w:val="24"/>
+              </w:rPr>
+              <w:t>-токен на 15 минут</w:t>
             </w:r>
           </w:p>
         </w:tc>
         <w:tc>
           <w:tcPr>
-            <w:tcW w:type="dxa" w:w="4706"/>
+            <w:tcW w:type="dxa" w:w="3855"/>
+            <w:vAlign w:val="center"/>
           </w:tcPr>
           <w:p>
             <w:pPr>
@@ -2233,16 +3171,28 @@
             </w:pPr>
             <w:r>
               <w:rPr>
-                <w:b w:val="0"/>
-                <w:sz w:val="22"/>
+                <w:sz w:val="24"/>
               </w:rPr>
-              <w:t>Refresh-токен в cookie HttpOnly, access-токен на 15 минут</w:t>
+              <w:t xml:space="preserve">На общем компьютере токен не лежит в </w:t>
+            </w:r>
+            <w:r>
+              <w:rPr>
+                <w:i/>
+                <w:sz w:val="24"/>
+              </w:rPr>
+              <w:t>localStorage</w:t>
             </w:r>
           </w:p>
         </w:tc>
+      </w:tr>
+      <w:tr>
+        <w:trPr>
+          <w:cantSplit/>
+        </w:trPr>
         <w:tc>
           <w:tcPr>
-            <w:tcW w:type="dxa" w:w="3855"/>
+            <w:tcW w:type="dxa" w:w="5499"/>
+            <w:vAlign w:val="center"/>
           </w:tcPr>
           <w:p>
             <w:pPr>
@@ -2253,21 +3203,16 @@
             </w:pPr>
             <w:r>
               <w:rPr>
-                <w:b w:val="0"/>
-                <w:sz w:val="22"/>
+                <w:sz w:val="24"/>
               </w:rPr>
-              <w:t>На общем компьютере токен не лежит в localStorage</w:t>
+              <w:t>6 Блокировка на 15 минут после пяти неудачных входов, ответ 423</w:t>
             </w:r>
           </w:p>
         </w:tc>
-      </w:tr>
-      <w:tr>
-        <w:trPr>
-          <w:cantSplit/>
-        </w:trPr>
         <w:tc>
           <w:tcPr>
-            <w:tcW w:type="dxa" w:w="794"/>
+            <w:tcW w:type="dxa" w:w="3855"/>
+            <w:vAlign w:val="center"/>
           </w:tcPr>
           <w:p>
             <w:pPr>
@@ -2278,48 +3223,7 @@
             </w:pPr>
             <w:r>
               <w:rPr>
-                <w:b w:val="0"/>
-                <w:sz w:val="22"/>
-              </w:rPr>
-              <w:t>6</w:t>
-            </w:r>
-          </w:p>
-        </w:tc>
-        <w:tc>
-          <w:tcPr>
-            <w:tcW w:type="dxa" w:w="4706"/>
-          </w:tcPr>
-          <w:p>
-            <w:pPr>
-              <w:widowControl/>
-              <w:spacing w:before="0" w:after="0" w:line="240" w:lineRule="auto"/>
-              <w:ind w:firstLine="0" w:left="0" w:right="0"/>
-              <w:jc w:val="left"/>
-            </w:pPr>
-            <w:r>
-              <w:rPr>
-                <w:b w:val="0"/>
-                <w:sz w:val="22"/>
-              </w:rPr>
-              <w:t>5 неудачных входов – блокировка на 15 минут, ответ 423</w:t>
-            </w:r>
-          </w:p>
-        </w:tc>
-        <w:tc>
-          <w:tcPr>
-            <w:tcW w:type="dxa" w:w="3855"/>
-          </w:tcPr>
-          <w:p>
-            <w:pPr>
-              <w:widowControl/>
-              <w:spacing w:before="0" w:after="0" w:line="240" w:lineRule="auto"/>
-              <w:ind w:firstLine="0" w:left="0" w:right="0"/>
-              <w:jc w:val="left"/>
-            </w:pPr>
-            <w:r>
-              <w:rPr>
-                <w:b w:val="0"/>
-                <w:sz w:val="22"/>
+                <w:sz w:val="24"/>
               </w:rPr>
               <w:t>Останавливает перебор пароля</w:t>
             </w:r>
@@ -2332,7 +3236,8 @@
         </w:trPr>
         <w:tc>
           <w:tcPr>
-            <w:tcW w:type="dxa" w:w="794"/>
+            <w:tcW w:type="dxa" w:w="5499"/>
+            <w:vAlign w:val="center"/>
           </w:tcPr>
           <w:p>
             <w:pPr>
@@ -2343,16 +3248,36 @@
             </w:pPr>
             <w:r>
               <w:rPr>
-                <w:b w:val="0"/>
-                <w:sz w:val="22"/>
+                <w:sz w:val="24"/>
               </w:rPr>
-              <w:t>7</w:t>
+              <w:t xml:space="preserve">7 Аудит действий администратора, </w:t>
+            </w:r>
+            <w:r>
+              <w:rPr>
+                <w:i/>
+                <w:sz w:val="24"/>
+              </w:rPr>
+              <w:t>GET</w:t>
+            </w:r>
+            <w:r>
+              <w:rPr>
+                <w:sz w:val="24"/>
+              </w:rPr>
+              <w:t xml:space="preserve"> </w:t>
+            </w:r>
+            <w:r>
+              <w:rPr>
+                <w:i/>
+                <w:sz w:val="24"/>
+              </w:rPr>
+              <w:t>/audit</w:t>
             </w:r>
           </w:p>
         </w:tc>
         <w:tc>
           <w:tcPr>
-            <w:tcW w:type="dxa" w:w="4706"/>
+            <w:tcW w:type="dxa" w:w="3855"/>
+            <w:vAlign w:val="center"/>
           </w:tcPr>
           <w:p>
             <w:pPr>
@@ -2363,28 +3288,7 @@
             </w:pPr>
             <w:r>
               <w:rPr>
-                <w:b w:val="0"/>
-                <w:sz w:val="22"/>
-              </w:rPr>
-              <w:t>Аудит действий администратора, GET /audit</w:t>
-            </w:r>
-          </w:p>
-        </w:tc>
-        <w:tc>
-          <w:tcPr>
-            <w:tcW w:type="dxa" w:w="3855"/>
-          </w:tcPr>
-          <w:p>
-            <w:pPr>
-              <w:widowControl/>
-              <w:spacing w:before="0" w:after="0" w:line="240" w:lineRule="auto"/>
-              <w:ind w:firstLine="0" w:left="0" w:right="0"/>
-              <w:jc w:val="left"/>
-            </w:pPr>
-            <w:r>
-              <w:rPr>
-                <w:b w:val="0"/>
-                <w:sz w:val="22"/>
+                <w:sz w:val="24"/>
               </w:rPr>
               <w:t>Удаление записи или смену роли можно восстановить</w:t>
             </w:r>
@@ -2397,7 +3301,8 @@
         </w:trPr>
         <w:tc>
           <w:tcPr>
-            <w:tcW w:type="dxa" w:w="794"/>
+            <w:tcW w:type="dxa" w:w="5499"/>
+            <w:vAlign w:val="center"/>
           </w:tcPr>
           <w:p>
             <w:pPr>
@@ -2408,16 +3313,62 @@
             </w:pPr>
             <w:r>
               <w:rPr>
-                <w:b w:val="0"/>
-                <w:sz w:val="22"/>
+                <w:sz w:val="24"/>
               </w:rPr>
-              <w:t>9</w:t>
+              <w:t xml:space="preserve">9 Защита от </w:t>
+            </w:r>
+            <w:r>
+              <w:rPr>
+                <w:i/>
+                <w:sz w:val="24"/>
+              </w:rPr>
+              <w:t>mass</w:t>
+            </w:r>
+            <w:r>
+              <w:rPr>
+                <w:sz w:val="24"/>
+              </w:rPr>
+              <w:t xml:space="preserve"> </w:t>
+            </w:r>
+            <w:r>
+              <w:rPr>
+                <w:i/>
+                <w:sz w:val="24"/>
+              </w:rPr>
+              <w:t>assignment</w:t>
+            </w:r>
+            <w:r>
+              <w:rPr>
+                <w:sz w:val="24"/>
+              </w:rPr>
+              <w:t xml:space="preserve">: </w:t>
+            </w:r>
+            <w:r>
+              <w:rPr>
+                <w:i/>
+                <w:sz w:val="24"/>
+              </w:rPr>
+              <w:t>stripUnknown</w:t>
+            </w:r>
+            <w:r>
+              <w:rPr>
+                <w:sz w:val="24"/>
+              </w:rPr>
+              <w:t xml:space="preserve">, роль при регистрации всегда </w:t>
+            </w:r>
+            <w:r>
+              <w:rPr>
+                <w:i/>
+                <w:sz w:val="24"/>
+              </w:rPr>
+              <w:t>user</w:t>
             </w:r>
           </w:p>
         </w:tc>
         <w:tc>
           <w:tcPr>
-            <w:tcW w:type="dxa" w:w="4706"/>
+            <w:tcW w:type="dxa" w:w="3855"/>
+            <w:vAlign w:val="center"/>
           </w:tcPr>
           <w:p>
             <w:pPr>
@@ -2428,16 +3379,28 @@
             </w:pPr>
             <w:r>
               <w:rPr>
-                <w:b w:val="0"/>
-                <w:sz w:val="22"/>
+                <w:sz w:val="24"/>
               </w:rPr>
-              <w:t>Защита от mass assignment: stripUnknown, роль при регистрации всегда user</w:t>
+              <w:t xml:space="preserve">Сотрудник не назначит себе роль </w:t>
+            </w:r>
+            <w:r>
+              <w:rPr>
+                <w:i/>
+                <w:sz w:val="24"/>
+              </w:rPr>
+              <w:t>admin</w:t>
             </w:r>
           </w:p>
         </w:tc>
+      </w:tr>
+      <w:tr>
+        <w:trPr>
+          <w:cantSplit/>
+        </w:trPr>
         <w:tc>
           <w:tcPr>
-            <w:tcW w:type="dxa" w:w="3855"/>
+            <w:tcW w:type="dxa" w:w="5499"/>
+            <w:vAlign w:val="center"/>
           </w:tcPr>
           <w:p>
             <w:pPr>
@@ -2448,21 +3411,16 @@
             </w:pPr>
             <w:r>
               <w:rPr>
-                <w:b w:val="0"/>
-                <w:sz w:val="22"/>
+                <w:sz w:val="24"/>
               </w:rPr>
-              <w:t>Сотрудник не назначит себе роль admin</w:t>
+              <w:t>12 Лимит тела запроса 100 КБ, ответ 413</w:t>
             </w:r>
           </w:p>
         </w:tc>
-      </w:tr>
-      <w:tr>
-        <w:trPr>
-          <w:cantSplit/>
-        </w:trPr>
         <w:tc>
           <w:tcPr>
-            <w:tcW w:type="dxa" w:w="794"/>
+            <w:tcW w:type="dxa" w:w="3855"/>
+            <w:vAlign w:val="center"/>
           </w:tcPr>
           <w:p>
             <w:pPr>
@@ -2473,48 +3431,7 @@
             </w:pPr>
             <w:r>
               <w:rPr>
-                <w:b w:val="0"/>
-                <w:sz w:val="22"/>
-              </w:rPr>
-              <w:t>12</w:t>
-            </w:r>
-          </w:p>
-        </w:tc>
-        <w:tc>
-          <w:tcPr>
-            <w:tcW w:type="dxa" w:w="4706"/>
-          </w:tcPr>
-          <w:p>
-            <w:pPr>
-              <w:widowControl/>
-              <w:spacing w:before="0" w:after="0" w:line="240" w:lineRule="auto"/>
-              <w:ind w:firstLine="0" w:left="0" w:right="0"/>
-              <w:jc w:val="left"/>
-            </w:pPr>
-            <w:r>
-              <w:rPr>
-                <w:b w:val="0"/>
-                <w:sz w:val="22"/>
-              </w:rPr>
-              <w:t>Лимит тела запроса 100 КБ, ответ 413</w:t>
-            </w:r>
-          </w:p>
-        </w:tc>
-        <w:tc>
-          <w:tcPr>
-            <w:tcW w:type="dxa" w:w="3855"/>
-          </w:tcPr>
-          <w:p>
-            <w:pPr>
-              <w:widowControl/>
-              <w:spacing w:before="0" w:after="0" w:line="240" w:lineRule="auto"/>
-              <w:ind w:firstLine="0" w:left="0" w:right="0"/>
-              <w:jc w:val="left"/>
-            </w:pPr>
-            <w:r>
-              <w:rPr>
-                <w:b w:val="0"/>
-                <w:sz w:val="22"/>
+                <w:sz w:val="24"/>
               </w:rPr>
               <w:t>Один запрос не занимает память сервера</w:t>
             </w:r>
@@ -2527,7 +3444,8 @@
         </w:trPr>
         <w:tc>
           <w:tcPr>
-            <w:tcW w:type="dxa" w:w="794"/>
+            <w:tcW w:type="dxa" w:w="5499"/>
+            <w:vAlign w:val="center"/>
           </w:tcPr>
           <w:p>
             <w:pPr>
@@ -2538,16 +3456,75 @@
             </w:pPr>
             <w:r>
               <w:rPr>
-                <w:b w:val="0"/>
-                <w:sz w:val="22"/>
+                <w:sz w:val="24"/>
               </w:rPr>
-              <w:t>13, 18</w:t>
+              <w:t xml:space="preserve">13 и 18 </w:t>
+            </w:r>
+            <w:r>
+              <w:rPr>
+                <w:i/>
+                <w:sz w:val="24"/>
+              </w:rPr>
+              <w:t>CSP</w:t>
+            </w:r>
+            <w:r>
+              <w:rPr>
+                <w:sz w:val="24"/>
+              </w:rPr>
+              <w:t xml:space="preserve"> с </w:t>
+            </w:r>
+            <w:r>
+              <w:rPr>
+                <w:i/>
+                <w:sz w:val="24"/>
+              </w:rPr>
+              <w:t>frame-ancestors</w:t>
+            </w:r>
+            <w:r>
+              <w:rPr>
+                <w:sz w:val="24"/>
+              </w:rPr>
+              <w:t xml:space="preserve"> '</w:t>
+            </w:r>
+            <w:r>
+              <w:rPr>
+                <w:i/>
+                <w:sz w:val="24"/>
+              </w:rPr>
+              <w:t>none</w:t>
+            </w:r>
+            <w:r>
+              <w:rPr>
+                <w:sz w:val="24"/>
+              </w:rPr>
+              <w:t xml:space="preserve">' и </w:t>
+            </w:r>
+            <w:r>
+              <w:rPr>
+                <w:i/>
+                <w:sz w:val="24"/>
+              </w:rPr>
+              <w:t>X-Frame-Options</w:t>
+            </w:r>
+            <w:r>
+              <w:rPr>
+                <w:sz w:val="24"/>
+              </w:rPr>
+              <w:t xml:space="preserve">: </w:t>
+            </w:r>
+            <w:r>
+              <w:rPr>
+                <w:i/>
+                <w:sz w:val="24"/>
+              </w:rPr>
+              <w:t>DENY</w:t>
             </w:r>
           </w:p>
         </w:tc>
         <w:tc>
           <w:tcPr>
-            <w:tcW w:type="dxa" w:w="4706"/>
+            <w:tcW w:type="dxa" w:w="3855"/>
+            <w:vAlign w:val="center"/>
           </w:tcPr>
           <w:p>
             <w:pPr>
@@ -2558,28 +3535,7 @@
             </w:pPr>
             <w:r>
               <w:rPr>
-                <w:b w:val="0"/>
-                <w:sz w:val="22"/>
-              </w:rPr>
-              <w:t>CSP с frame-ancestors 'none' и X-Frame-Options: DENY</w:t>
-            </w:r>
-          </w:p>
-        </w:tc>
-        <w:tc>
-          <w:tcPr>
-            <w:tcW w:type="dxa" w:w="3855"/>
-          </w:tcPr>
-          <w:p>
-            <w:pPr>
-              <w:widowControl/>
-              <w:spacing w:before="0" w:after="0" w:line="240" w:lineRule="auto"/>
-              <w:ind w:firstLine="0" w:left="0" w:right="0"/>
-              <w:jc w:val="left"/>
-            </w:pPr>
-            <w:r>
-              <w:rPr>
-                <w:b w:val="0"/>
-                <w:sz w:val="22"/>
+                <w:sz w:val="24"/>
               </w:rPr>
               <w:t>Будущий интерфейс нельзя встроить в чужую страницу</w:t>
             </w:r>
@@ -2592,7 +3548,8 @@
         </w:trPr>
         <w:tc>
           <w:tcPr>
-            <w:tcW w:type="dxa" w:w="794"/>
+            <w:tcW w:type="dxa" w:w="5499"/>
+            <w:vAlign w:val="center"/>
           </w:tcPr>
           <w:p>
             <w:pPr>
@@ -2603,16 +3560,16 @@
             </w:pPr>
             <w:r>
               <w:rPr>
-                <w:b w:val="0"/>
-                <w:sz w:val="22"/>
+                <w:sz w:val="24"/>
               </w:rPr>
-              <w:t>20</w:t>
+              <w:t>20 Не больше трёх сессий, при четвёртом входе старейшая отзывается</w:t>
             </w:r>
           </w:p>
         </w:tc>
         <w:tc>
           <w:tcPr>
-            <w:tcW w:type="dxa" w:w="4706"/>
+            <w:tcW w:type="dxa" w:w="3855"/>
+            <w:vAlign w:val="center"/>
           </w:tcPr>
           <w:p>
             <w:pPr>
@@ -2623,28 +3580,7 @@
             </w:pPr>
             <w:r>
               <w:rPr>
-                <w:b w:val="0"/>
-                <w:sz w:val="22"/>
-              </w:rPr>
-              <w:t>Не больше трёх сессий, при четвёртом входе старейшая отзывается</w:t>
-            </w:r>
-          </w:p>
-        </w:tc>
-        <w:tc>
-          <w:tcPr>
-            <w:tcW w:type="dxa" w:w="3855"/>
-          </w:tcPr>
-          <w:p>
-            <w:pPr>
-              <w:widowControl/>
-              <w:spacing w:before="0" w:after="0" w:line="240" w:lineRule="auto"/>
-              <w:ind w:firstLine="0" w:left="0" w:right="0"/>
-              <w:jc w:val="left"/>
-            </w:pPr>
-            <w:r>
-              <w:rPr>
-                <w:b w:val="0"/>
-                <w:sz w:val="22"/>
+                <w:sz w:val="24"/>
               </w:rPr>
               <w:t>Брошенные на терминалах входы не копятся</w:t>
             </w:r>
@@ -2657,7 +3593,8 @@
         </w:trPr>
         <w:tc>
           <w:tcPr>
-            <w:tcW w:type="dxa" w:w="794"/>
+            <w:tcW w:type="dxa" w:w="5499"/>
+            <w:vAlign w:val="center"/>
           </w:tcPr>
           <w:p>
             <w:pPr>
@@ -2668,16 +3605,42 @@
             </w:pPr>
             <w:r>
               <w:rPr>
-                <w:b w:val="0"/>
-                <w:sz w:val="22"/>
+                <w:sz w:val="24"/>
               </w:rPr>
-              <w:t>22</w:t>
+              <w:t xml:space="preserve">22 </w:t>
+            </w:r>
+            <w:r>
+              <w:rPr>
+                <w:i/>
+                <w:sz w:val="24"/>
+              </w:rPr>
+              <w:t>CORS</w:t>
+            </w:r>
+            <w:r>
+              <w:rPr>
+                <w:sz w:val="24"/>
+              </w:rPr>
+              <w:t xml:space="preserve"> по белому списку </w:t>
+            </w:r>
+            <w:r>
+              <w:rPr>
+                <w:i/>
+                <w:sz w:val="24"/>
+              </w:rPr>
+              <w:t>CORS_ORIGINS</w:t>
+            </w:r>
+            <w:r>
+              <w:rPr>
+                <w:sz w:val="24"/>
+              </w:rPr>
+              <w:t>, иначе 403</w:t>
             </w:r>
           </w:p>
         </w:tc>
         <w:tc>
           <w:tcPr>
-            <w:tcW w:type="dxa" w:w="4706"/>
+            <w:tcW w:type="dxa" w:w="3855"/>
+            <w:vAlign w:val="center"/>
           </w:tcPr>
           <w:p>
             <w:pPr>
@@ -2688,28 +3651,7 @@
             </w:pPr>
             <w:r>
               <w:rPr>
-                <w:b w:val="0"/>
-                <w:sz w:val="22"/>
-              </w:rPr>
-              <w:t>CORS по белому списку CORS_ORIGINS, иначе 403</w:t>
-            </w:r>
-          </w:p>
-        </w:tc>
-        <w:tc>
-          <w:tcPr>
-            <w:tcW w:type="dxa" w:w="3855"/>
-          </w:tcPr>
-          <w:p>
-            <w:pPr>
-              <w:widowControl/>
-              <w:spacing w:before="0" w:after="0" w:line="240" w:lineRule="auto"/>
-              <w:ind w:firstLine="0" w:left="0" w:right="0"/>
-              <w:jc w:val="left"/>
-            </w:pPr>
-            <w:r>
-              <w:rPr>
-                <w:b w:val="0"/>
-                <w:sz w:val="22"/>
+                <w:sz w:val="24"/>
               </w:rPr>
               <w:t>Фронтенд будет на другом домене</w:t>
             </w:r>
@@ -2735,10 +3677,61 @@
         <w:jc w:val="both"/>
       </w:pPr>
       <w:r>
-        <w:rPr>
-          <w:b w:val="0"/>
-        </w:rPr>
-        <w:t>Кроме выбранных, в проекте включены меры 15 (только application/json, ответ 415), 17 (фиктивный хеш для неизвестного email), 19 (удаление HTML-тегов), 24 (общий текст ошибки 500 в production), 25 (60 запросов в минуту на пользователя), 29 (отказ строке запроса с SQL-шаблоном) и 30 (журнал ошибок logs/error с ротацией). Меры 15, 17, 19, 24, 25 и 29 проверяются автоматическими тестами (рисунок 15).</w:t>
+        <w:t xml:space="preserve">Кроме выбранных, в проекте включены меры 15 (только </w:t>
+      </w:r>
+      <w:r>
+        <w:rPr>
+          <w:i/>
+        </w:rPr>
+        <w:t>application/json</w:t>
+      </w:r>
+      <w:r>
+        <w:t xml:space="preserve">, ответ 415), 17 (фиктивный хеш для неизвестного </w:t>
+      </w:r>
+      <w:r>
+        <w:rPr>
+          <w:i/>
+        </w:rPr>
+        <w:t>email</w:t>
+      </w:r>
+      <w:r>
+        <w:t xml:space="preserve">), 19 (удаление </w:t>
+      </w:r>
+      <w:r>
+        <w:rPr>
+          <w:i/>
+        </w:rPr>
+        <w:t>HTML</w:t>
+      </w:r>
+      <w:r>
+        <w:t xml:space="preserve">-тегов), 24 (общий текст ошибки 500 в </w:t>
+      </w:r>
+      <w:r>
+        <w:rPr>
+          <w:i/>
+        </w:rPr>
+        <w:t>production</w:t>
+      </w:r>
+      <w:r>
+        <w:t xml:space="preserve">), 25 (60 запросов в минуту на пользователя), 29 (отказ строке запроса с </w:t>
+      </w:r>
+      <w:r>
+        <w:rPr>
+          <w:i/>
+        </w:rPr>
+        <w:t>SQL</w:t>
+      </w:r>
+      <w:r>
+        <w:t xml:space="preserve">-шаблоном) и 30 (журнал ошибок </w:t>
+      </w:r>
+      <w:r>
+        <w:rPr>
+          <w:i/>
+        </w:rPr>
+        <w:t>logs/error</w:t>
+      </w:r>
+      <w:r>
+        <w:t xml:space="preserve"> с ротацией). Меры 15, 17, 19, 24, 25 и 29 проверяются автоматическими тестами (рисунок 15).</w:t>
       </w:r>
     </w:p>
     <w:p>
@@ -2758,10 +3751,124 @@
         <w:jc w:val="both"/>
       </w:pPr>
       <w:r>
-        <w:rPr>
-          <w:b w:val="0"/>
-        </w:rPr>
-        <w:t>Функция logSecurity пишет события в logs/security-ГГГГ-ММ-ДД.log с ежедневной ротацией и хранением 30 дней. Регистрируются неудачные входы и блокировки (login_failed, login_locked), отказы по роли и попытки доступа к чужому профилю (forbidden_role, forbidden_resource), неверные и отозванные токены, отклонённые CSRF и CORS, SQL-шаблоны в строке запроса и превышения лимитов (rate_limit_*). Ошибки сервера со стеком пишутся в logs/error-ГГГГ-ММ-ДД.log, хранение 14 дней. Пароли и токены в журналы не попадают. Пример записи:</w:t>
+        <w:t xml:space="preserve">Функция </w:t>
+      </w:r>
+      <w:r>
+        <w:rPr>
+          <w:i/>
+        </w:rPr>
+        <w:t>logSecurity</w:t>
+      </w:r>
+      <w:r>
+        <w:t xml:space="preserve"> пишет события в </w:t>
+      </w:r>
+      <w:r>
+        <w:rPr>
+          <w:i/>
+        </w:rPr>
+        <w:t>logs/security</w:t>
+      </w:r>
+      <w:r>
+        <w:t>-ГГГГ-ММ-ДД</w:t>
+      </w:r>
+      <w:r>
+        <w:rPr>
+          <w:i/>
+        </w:rPr>
+        <w:t>.log</w:t>
+      </w:r>
+      <w:r>
+        <w:t xml:space="preserve"> с ежедневной ротацией и хранением 30 дней. Регистрируются неудачные входы и блокировки (</w:t>
+      </w:r>
+      <w:r>
+        <w:rPr>
+          <w:i/>
+        </w:rPr>
+        <w:t>login_failed</w:t>
+      </w:r>
+      <w:r>
+        <w:t xml:space="preserve">, </w:t>
+      </w:r>
+      <w:r>
+        <w:rPr>
+          <w:i/>
+        </w:rPr>
+        <w:t>login_locked</w:t>
+      </w:r>
+      <w:r>
+        <w:t>), отказы по роли и попытки доступа к чужому профилю (</w:t>
+      </w:r>
+      <w:r>
+        <w:rPr>
+          <w:i/>
+        </w:rPr>
+        <w:t>forbidden_role</w:t>
+      </w:r>
+      <w:r>
+        <w:t xml:space="preserve">, </w:t>
+      </w:r>
+      <w:r>
+        <w:rPr>
+          <w:i/>
+        </w:rPr>
+        <w:t>forbidden_resource</w:t>
+      </w:r>
+      <w:r>
+        <w:t xml:space="preserve">), неверные и отозванные токены, отклонённые </w:t>
+      </w:r>
+      <w:r>
+        <w:rPr>
+          <w:i/>
+        </w:rPr>
+        <w:t>CSRF</w:t>
+      </w:r>
+      <w:r>
+        <w:t xml:space="preserve"> и </w:t>
+      </w:r>
+      <w:r>
+        <w:rPr>
+          <w:i/>
+        </w:rPr>
+        <w:t>CORS</w:t>
+      </w:r>
+      <w:r>
+        <w:t xml:space="preserve">, </w:t>
+      </w:r>
+      <w:r>
+        <w:rPr>
+          <w:i/>
+        </w:rPr>
+        <w:t>SQL</w:t>
+      </w:r>
+      <w:r>
+        <w:t>-шаблоны в строке запроса и превышения лимитов (</w:t>
+      </w:r>
+      <w:r>
+        <w:rPr>
+          <w:i/>
+        </w:rPr>
+        <w:t>rate_limit_*</w:t>
+      </w:r>
+      <w:r>
+        <w:t xml:space="preserve">). Ошибки сервера со стеком пишутся в </w:t>
+      </w:r>
+      <w:r>
+        <w:rPr>
+          <w:i/>
+        </w:rPr>
+        <w:t>logs/error</w:t>
+      </w:r>
+      <w:r>
+        <w:t>-ГГГГ-ММ-ДД</w:t>
+      </w:r>
+      <w:r>
+        <w:rPr>
+          <w:i/>
+        </w:rPr>
+        <w:t>.log</w:t>
+      </w:r>
+      <w:r>
+        <w:t>, хранение 14 дней. Пароли и токены в журналы не попадают. Пример записи:</w:t>
       </w:r>
     </w:p>
     <w:p>
@@ -2844,7 +3951,13 @@
         <w:pStyle w:val="Heading2"/>
       </w:pPr>
       <w:r>
-        <w:t>3.5 Тестирование API</w:t>
+        <w:t xml:space="preserve">3.5 Тестирование </w:t>
+      </w:r>
+      <w:r>
+        <w:rPr>
+          <w:i/>
+        </w:rPr>
+        <w:t>API</w:t>
       </w:r>
     </w:p>
     <w:p>
@@ -2856,10 +3969,88 @@
         <w:jc w:val="both"/>
       </w:pPr>
       <w:r>
-        <w:rPr>
-          <w:b w:val="0"/>
-        </w:rPr>
-        <w:t>Перед проверкой база очищалась командой npm run db:reset, которая создаёт администратора admin@example.com, сервер запускался командой npm run dev. Коллекция Postman postman/WMS-API.postman_collection.json содержит 43 запроса в шести папках и 52 автоматические проверки, при прогоне на чистой базе все проверки проходят. Ниже приведены основные снимки.</w:t>
+        <w:t xml:space="preserve">Перед проверкой база очищалась командой </w:t>
+      </w:r>
+      <w:r>
+        <w:rPr>
+          <w:i/>
+        </w:rPr>
+        <w:t>npm</w:t>
+      </w:r>
+      <w:r>
+        <w:t xml:space="preserve"> </w:t>
+      </w:r>
+      <w:r>
+        <w:rPr>
+          <w:i/>
+        </w:rPr>
+        <w:t>run</w:t>
+      </w:r>
+      <w:r>
+        <w:t xml:space="preserve"> </w:t>
+      </w:r>
+      <w:r>
+        <w:rPr>
+          <w:i/>
+        </w:rPr>
+        <w:t>db:reset</w:t>
+      </w:r>
+      <w:r>
+        <w:t xml:space="preserve">, которая создаёт администратора </w:t>
+      </w:r>
+      <w:r>
+        <w:rPr>
+          <w:i/>
+        </w:rPr>
+        <w:t>admin@example.com</w:t>
+      </w:r>
+      <w:r>
+        <w:t xml:space="preserve">, сервер запускался командой </w:t>
+      </w:r>
+      <w:r>
+        <w:rPr>
+          <w:i/>
+        </w:rPr>
+        <w:t>npm</w:t>
+      </w:r>
+      <w:r>
+        <w:t xml:space="preserve"> </w:t>
+      </w:r>
+      <w:r>
+        <w:rPr>
+          <w:i/>
+        </w:rPr>
+        <w:t>run</w:t>
+      </w:r>
+      <w:r>
+        <w:t xml:space="preserve"> </w:t>
+      </w:r>
+      <w:r>
+        <w:rPr>
+          <w:i/>
+        </w:rPr>
+        <w:t>dev</w:t>
+      </w:r>
+      <w:r>
+        <w:t xml:space="preserve">. Коллекция </w:t>
+      </w:r>
+      <w:r>
+        <w:rPr>
+          <w:i/>
+        </w:rPr>
+        <w:t>Postman</w:t>
+      </w:r>
+      <w:r>
+        <w:t xml:space="preserve"> </w:t>
+      </w:r>
+      <w:r>
+        <w:rPr>
+          <w:i/>
+        </w:rPr>
+        <w:t>postman/WMS-API.postman_collection.json</w:t>
+      </w:r>
+      <w:r>
+        <w:t xml:space="preserve"> содержит 43 запроса в шести папках и 52 автоматические проверки, при прогоне на чистой базе все проверки проходят. Ниже приведены основные снимки.</w:t>
       </w:r>
     </w:p>
     <w:p>
@@ -2871,10 +4062,34 @@
         <w:jc w:val="both"/>
       </w:pPr>
       <w:r>
-        <w:rPr>
-          <w:b w:val="0"/>
-        </w:rPr>
-        <w:t>На рисунке 2 показана регистрация. В теле передано поле "role": "admin", но пользователь создан с ролью user (мера 9).</w:t>
+        <w:t>На рисунке 2 показана регистрация. В теле передано поле "</w:t>
+      </w:r>
+      <w:r>
+        <w:rPr>
+          <w:i/>
+        </w:rPr>
+        <w:t>role</w:t>
+      </w:r>
+      <w:r>
+        <w:t>": "</w:t>
+      </w:r>
+      <w:r>
+        <w:rPr>
+          <w:i/>
+        </w:rPr>
+        <w:t>admin</w:t>
+      </w:r>
+      <w:r>
+        <w:t xml:space="preserve">", но пользователь создан с ролью </w:t>
+      </w:r>
+      <w:r>
+        <w:rPr>
+          <w:i/>
+        </w:rPr>
+        <w:t>user</w:t>
+      </w:r>
+      <w:r>
+        <w:t xml:space="preserve"> (мера 9).</w:t>
       </w:r>
     </w:p>
     <w:tbl>
@@ -2938,9 +4153,16 @@
             </w:r>
             <w:r>
               <w:rPr>
+                <w:i/>
                 <w:sz w:val="22"/>
               </w:rPr>
-              <w:t>Postman, «Регистрация — успех»</w:t>
+              <w:t>Postman</w:t>
+            </w:r>
+            <w:r>
+              <w:rPr>
+                <w:sz w:val="22"/>
+              </w:rPr>
+              <w:t>, «Регистрация — успех»</w:t>
             </w:r>
           </w:p>
           <w:p>
@@ -2961,7 +4183,66 @@
               <w:rPr>
                 <w:sz w:val="22"/>
               </w:rPr>
-              <w:t>в теле "role": "admin", статус 201, в ответе "role": "user", без passwordHash</w:t>
+              <w:t>в теле "</w:t>
+            </w:r>
+            <w:r>
+              <w:rPr>
+                <w:i/>
+                <w:sz w:val="22"/>
+              </w:rPr>
+              <w:t>role</w:t>
+            </w:r>
+            <w:r>
+              <w:rPr>
+                <w:sz w:val="22"/>
+              </w:rPr>
+              <w:t>": "</w:t>
+            </w:r>
+            <w:r>
+              <w:rPr>
+                <w:i/>
+                <w:sz w:val="22"/>
+              </w:rPr>
+              <w:t>admin</w:t>
+            </w:r>
+            <w:r>
+              <w:rPr>
+                <w:sz w:val="22"/>
+              </w:rPr>
+              <w:t>", статус 201, в ответе "</w:t>
+            </w:r>
+            <w:r>
+              <w:rPr>
+                <w:i/>
+                <w:sz w:val="22"/>
+              </w:rPr>
+              <w:t>role</w:t>
+            </w:r>
+            <w:r>
+              <w:rPr>
+                <w:sz w:val="22"/>
+              </w:rPr>
+              <w:t>": "</w:t>
+            </w:r>
+            <w:r>
+              <w:rPr>
+                <w:i/>
+                <w:sz w:val="22"/>
+              </w:rPr>
+              <w:t>user</w:t>
+            </w:r>
+            <w:r>
+              <w:rPr>
+                <w:sz w:val="22"/>
+              </w:rPr>
+              <w:t xml:space="preserve">", без </w:t>
+            </w:r>
+            <w:r>
+              <w:rPr>
+                <w:i/>
+                <w:sz w:val="22"/>
+              </w:rPr>
+              <w:t>passwordHash</w:t>
             </w:r>
           </w:p>
           <w:p>
@@ -2991,10 +4272,22 @@
         <w:jc w:val="center"/>
       </w:pPr>
       <w:r>
-        <w:rPr>
-          <w:b w:val="0"/>
-        </w:rPr>
-        <w:t>Рисунок 2 – Регистрация POST /auth/register</w:t>
+        <w:t xml:space="preserve">Рисунок 2 – Регистрация </w:t>
+      </w:r>
+      <w:r>
+        <w:rPr>
+          <w:i/>
+        </w:rPr>
+        <w:t>POST</w:t>
+      </w:r>
+      <w:r>
+        <w:t xml:space="preserve"> </w:t>
+      </w:r>
+      <w:r>
+        <w:rPr>
+          <w:i/>
+        </w:rPr>
+        <w:t>/auth/register</w:t>
       </w:r>
     </w:p>
     <w:p>
@@ -3006,10 +4299,43 @@
         <w:jc w:val="both"/>
       </w:pPr>
       <w:r>
-        <w:rPr>
-          <w:b w:val="0"/>
-        </w:rPr>
-        <w:t>На рисунке 3 показан вход. Access-токен выдан в теле ответа, refresh-токен – только в cookie с флагом HttpOnly (мера 5).</w:t>
+        <w:t xml:space="preserve">На рисунке 3 показан вход. </w:t>
+      </w:r>
+      <w:r>
+        <w:rPr>
+          <w:i/>
+        </w:rPr>
+        <w:t>Access</w:t>
+      </w:r>
+      <w:r>
+        <w:t xml:space="preserve">-токен выдан в теле ответа, </w:t>
+      </w:r>
+      <w:r>
+        <w:rPr>
+          <w:i/>
+        </w:rPr>
+        <w:t>refresh</w:t>
+      </w:r>
+      <w:r>
+        <w:t xml:space="preserve">-токен – только в </w:t>
+      </w:r>
+      <w:r>
+        <w:rPr>
+          <w:i/>
+        </w:rPr>
+        <w:t>cookie</w:t>
+      </w:r>
+      <w:r>
+        <w:t xml:space="preserve"> с флагом </w:t>
+      </w:r>
+      <w:r>
+        <w:rPr>
+          <w:i/>
+        </w:rPr>
+        <w:t>HttpOnly</w:t>
+      </w:r>
+      <w:r>
+        <w:t xml:space="preserve"> (мера 5).</w:t>
       </w:r>
     </w:p>
     <w:tbl>
@@ -3073,9 +4399,36 @@
             </w:r>
             <w:r>
               <w:rPr>
+                <w:i/>
                 <w:sz w:val="22"/>
               </w:rPr>
-              <w:t>Postman, «Логин кладовщика», вкладки ответа Body и Cookies</w:t>
+              <w:t>Postman</w:t>
+            </w:r>
+            <w:r>
+              <w:rPr>
+                <w:sz w:val="22"/>
+              </w:rPr>
+              <w:t xml:space="preserve">, «Логин кладовщика», вкладки ответа </w:t>
+            </w:r>
+            <w:r>
+              <w:rPr>
+                <w:i/>
+                <w:sz w:val="22"/>
+              </w:rPr>
+              <w:t>Body</w:t>
+            </w:r>
+            <w:r>
+              <w:rPr>
+                <w:sz w:val="22"/>
+              </w:rPr>
+              <w:t xml:space="preserve"> и </w:t>
+            </w:r>
+            <w:r>
+              <w:rPr>
+                <w:i/>
+                <w:sz w:val="22"/>
+              </w:rPr>
+              <w:t>Cookies</w:t>
             </w:r>
           </w:p>
           <w:p>
@@ -3096,7 +4449,66 @@
               <w:rPr>
                 <w:sz w:val="22"/>
               </w:rPr>
-              <w:t>а – статус 200, accessToken и csrfToken; б – refreshToken с HttpOnly = true</w:t>
+              <w:t xml:space="preserve">а – статус 200, </w:t>
+            </w:r>
+            <w:r>
+              <w:rPr>
+                <w:i/>
+                <w:sz w:val="22"/>
+              </w:rPr>
+              <w:t>accessToken</w:t>
+            </w:r>
+            <w:r>
+              <w:rPr>
+                <w:sz w:val="22"/>
+              </w:rPr>
+              <w:t xml:space="preserve"> и </w:t>
+            </w:r>
+            <w:r>
+              <w:rPr>
+                <w:i/>
+                <w:sz w:val="22"/>
+              </w:rPr>
+              <w:t>csrfToken</w:t>
+            </w:r>
+            <w:r>
+              <w:rPr>
+                <w:sz w:val="22"/>
+              </w:rPr>
+              <w:t xml:space="preserve">; б – </w:t>
+            </w:r>
+            <w:r>
+              <w:rPr>
+                <w:i/>
+                <w:sz w:val="22"/>
+              </w:rPr>
+              <w:t>refreshToken</w:t>
+            </w:r>
+            <w:r>
+              <w:rPr>
+                <w:sz w:val="22"/>
+              </w:rPr>
+              <w:t xml:space="preserve"> с </w:t>
+            </w:r>
+            <w:r>
+              <w:rPr>
+                <w:i/>
+                <w:sz w:val="22"/>
+              </w:rPr>
+              <w:t>HttpOnly</w:t>
+            </w:r>
+            <w:r>
+              <w:rPr>
+                <w:sz w:val="22"/>
+              </w:rPr>
+              <w:t xml:space="preserve"> = </w:t>
+            </w:r>
+            <w:r>
+              <w:rPr>
+                <w:i/>
+                <w:sz w:val="22"/>
+              </w:rPr>
+              <w:t>true</w:t>
             </w:r>
           </w:p>
           <w:p>
@@ -3126,10 +4538,31 @@
         <w:jc w:val="center"/>
       </w:pPr>
       <w:r>
-        <w:rPr>
-          <w:b w:val="0"/>
-        </w:rPr>
-        <w:t>Рисунок 3 – Вход POST /auth/login: а – тело ответа; б – cookie</w:t>
+        <w:t xml:space="preserve">Рисунок 3 – Вход </w:t>
+      </w:r>
+      <w:r>
+        <w:rPr>
+          <w:i/>
+        </w:rPr>
+        <w:t>POST</w:t>
+      </w:r>
+      <w:r>
+        <w:t xml:space="preserve"> </w:t>
+      </w:r>
+      <w:r>
+        <w:rPr>
+          <w:i/>
+        </w:rPr>
+        <w:t>/auth/login</w:t>
+      </w:r>
+      <w:r>
+        <w:t xml:space="preserve">: а – тело ответа; б – </w:t>
+      </w:r>
+      <w:r>
+        <w:rPr>
+          <w:i/>
+        </w:rPr>
+        <w:t>cookie</w:t>
       </w:r>
     </w:p>
     <w:p>
@@ -3141,9 +4574,6 @@
         <w:jc w:val="both"/>
       </w:pPr>
       <w:r>
-        <w:rPr>
-          <w:b w:val="0"/>
-        </w:rPr>
         <w:t>Доступ к защищённому маршруту показан на рисунке 4: без токена – код 401, с токеном – профиль пользователя.</w:t>
       </w:r>
     </w:p>
@@ -3208,9 +4638,68 @@
             </w:r>
             <w:r>
               <w:rPr>
+                <w:i/>
                 <w:sz w:val="22"/>
               </w:rPr>
-              <w:t>Postman, «GET /auth/me без токена» и «GET /auth/me с токеном»</w:t>
+              <w:t>Postman</w:t>
+            </w:r>
+            <w:r>
+              <w:rPr>
+                <w:sz w:val="22"/>
+              </w:rPr>
+              <w:t>, «</w:t>
+            </w:r>
+            <w:r>
+              <w:rPr>
+                <w:i/>
+                <w:sz w:val="22"/>
+              </w:rPr>
+              <w:t>GET</w:t>
+            </w:r>
+            <w:r>
+              <w:rPr>
+                <w:sz w:val="22"/>
+              </w:rPr>
+              <w:t xml:space="preserve"> </w:t>
+            </w:r>
+            <w:r>
+              <w:rPr>
+                <w:i/>
+                <w:sz w:val="22"/>
+              </w:rPr>
+              <w:t>/auth/me</w:t>
+            </w:r>
+            <w:r>
+              <w:rPr>
+                <w:sz w:val="22"/>
+              </w:rPr>
+              <w:t xml:space="preserve"> без токена» и «</w:t>
+            </w:r>
+            <w:r>
+              <w:rPr>
+                <w:i/>
+                <w:sz w:val="22"/>
+              </w:rPr>
+              <w:t>GET</w:t>
+            </w:r>
+            <w:r>
+              <w:rPr>
+                <w:sz w:val="22"/>
+              </w:rPr>
+              <w:t xml:space="preserve"> </w:t>
+            </w:r>
+            <w:r>
+              <w:rPr>
+                <w:i/>
+                <w:sz w:val="22"/>
+              </w:rPr>
+              <w:t>/auth/me</w:t>
+            </w:r>
+            <w:r>
+              <w:rPr>
+                <w:sz w:val="22"/>
+              </w:rPr>
+              <w:t xml:space="preserve"> с токеном»</w:t>
             </w:r>
           </w:p>
           <w:p>
@@ -3261,10 +4750,25 @@
         <w:jc w:val="center"/>
       </w:pPr>
       <w:r>
-        <w:rPr>
-          <w:b w:val="0"/>
-        </w:rPr>
-        <w:t>Рисунок 4 – GET /auth/me: а – без токена; б – с токеном</w:t>
+        <w:t xml:space="preserve">Рисунок 4 – </w:t>
+      </w:r>
+      <w:r>
+        <w:rPr>
+          <w:i/>
+        </w:rPr>
+        <w:t>GET</w:t>
+      </w:r>
+      <w:r>
+        <w:t xml:space="preserve"> </w:t>
+      </w:r>
+      <w:r>
+        <w:rPr>
+          <w:i/>
+        </w:rPr>
+        <w:t>/auth/me</w:t>
+      </w:r>
+      <w:r>
+        <w:t>: а – без токена; б – с токеном</w:t>
       </w:r>
     </w:p>
     <w:p>
@@ -3276,9 +4780,6 @@
         <w:jc w:val="both"/>
       </w:pPr>
       <w:r>
-        <w:rPr>
-          <w:b w:val="0"/>
-        </w:rPr>
         <w:t>Проверка ролей показана на рисунке 5. Кладовщик пытается удалить товар и получает код 403; администратор удаляет тот же товар с кодом 200.</w:t>
       </w:r>
     </w:p>
@@ -3343,9 +4844,42 @@
             </w:r>
             <w:r>
               <w:rPr>
+                <w:i/>
                 <w:sz w:val="22"/>
               </w:rPr>
-              <w:t>Postman, «DELETE /products кладовщиком — 403»</w:t>
+              <w:t>Postman</w:t>
+            </w:r>
+            <w:r>
+              <w:rPr>
+                <w:sz w:val="22"/>
+              </w:rPr>
+              <w:t>, «</w:t>
+            </w:r>
+            <w:r>
+              <w:rPr>
+                <w:i/>
+                <w:sz w:val="22"/>
+              </w:rPr>
+              <w:t>DELETE</w:t>
+            </w:r>
+            <w:r>
+              <w:rPr>
+                <w:sz w:val="22"/>
+              </w:rPr>
+              <w:t xml:space="preserve"> </w:t>
+            </w:r>
+            <w:r>
+              <w:rPr>
+                <w:i/>
+                <w:sz w:val="22"/>
+              </w:rPr>
+              <w:t>/products</w:t>
+            </w:r>
+            <w:r>
+              <w:rPr>
+                <w:sz w:val="22"/>
+              </w:rPr>
+              <w:t xml:space="preserve"> кладовщиком — 403»</w:t>
             </w:r>
           </w:p>
           <w:p>
@@ -3366,7 +4900,20 @@
               <w:rPr>
                 <w:sz w:val="22"/>
               </w:rPr>
-              <w:t>метод DELETE, статус 403 «Недостаточно прав»</w:t>
+              <w:t xml:space="preserve">метод </w:t>
+            </w:r>
+            <w:r>
+              <w:rPr>
+                <w:i/>
+                <w:sz w:val="22"/>
+              </w:rPr>
+              <w:t>DELETE</w:t>
+            </w:r>
+            <w:r>
+              <w:rPr>
+                <w:sz w:val="22"/>
+              </w:rPr>
+              <w:t>, статус 403 «Недостаточно прав»</w:t>
             </w:r>
           </w:p>
           <w:p>
@@ -3396,9 +4943,6 @@
         <w:jc w:val="center"/>
       </w:pPr>
       <w:r>
-        <w:rPr>
-          <w:b w:val="0"/>
-        </w:rPr>
         <w:t>Рисунок 5 – Удаление товара кладовщиком</w:t>
       </w:r>
     </w:p>
@@ -3411,10 +4955,25 @@
         <w:jc w:val="both"/>
       </w:pPr>
       <w:r>
-        <w:rPr>
-          <w:b w:val="0"/>
-        </w:rPr>
-        <w:t>На рисунке 6 показаны ошибки валидации: неверный email и пароль short, который короче 8 символов и не содержит цифры и спецсимвола (мера 3).</w:t>
+        <w:t xml:space="preserve">На рисунке 6 показаны ошибки валидации: неверный </w:t>
+      </w:r>
+      <w:r>
+        <w:rPr>
+          <w:i/>
+        </w:rPr>
+        <w:t>email</w:t>
+      </w:r>
+      <w:r>
+        <w:t xml:space="preserve"> и пароль </w:t>
+      </w:r>
+      <w:r>
+        <w:rPr>
+          <w:i/>
+        </w:rPr>
+        <w:t>short</w:t>
+      </w:r>
+      <w:r>
+        <w:t>, который короче 8 символов и не содержит цифры и спецсимвола (мера 3).</w:t>
       </w:r>
     </w:p>
     <w:tbl>
@@ -3478,9 +5037,29 @@
             </w:r>
             <w:r>
               <w:rPr>
+                <w:i/>
                 <w:sz w:val="22"/>
               </w:rPr>
-              <w:t>Postman, «Регистрация — неверный email и слабый пароль»</w:t>
+              <w:t>Postman</w:t>
+            </w:r>
+            <w:r>
+              <w:rPr>
+                <w:sz w:val="22"/>
+              </w:rPr>
+              <w:t xml:space="preserve">, «Регистрация — неверный </w:t>
+            </w:r>
+            <w:r>
+              <w:rPr>
+                <w:i/>
+                <w:sz w:val="22"/>
+              </w:rPr>
+              <w:t>email</w:t>
+            </w:r>
+            <w:r>
+              <w:rPr>
+                <w:sz w:val="22"/>
+              </w:rPr>
+              <w:t xml:space="preserve"> и слабый пароль»</w:t>
             </w:r>
           </w:p>
           <w:p>
@@ -3501,7 +5080,40 @@
               <w:rPr>
                 <w:sz w:val="22"/>
               </w:rPr>
-              <w:t>статус 400, в details ошибки email и две ошибки password</w:t>
+              <w:t xml:space="preserve">статус 400, в </w:t>
+            </w:r>
+            <w:r>
+              <w:rPr>
+                <w:i/>
+                <w:sz w:val="22"/>
+              </w:rPr>
+              <w:t>details</w:t>
+            </w:r>
+            <w:r>
+              <w:rPr>
+                <w:sz w:val="22"/>
+              </w:rPr>
+              <w:t xml:space="preserve"> ошибки </w:t>
+            </w:r>
+            <w:r>
+              <w:rPr>
+                <w:i/>
+                <w:sz w:val="22"/>
+              </w:rPr>
+              <w:t>email</w:t>
+            </w:r>
+            <w:r>
+              <w:rPr>
+                <w:sz w:val="22"/>
+              </w:rPr>
+              <w:t xml:space="preserve"> и две ошибки </w:t>
+            </w:r>
+            <w:r>
+              <w:rPr>
+                <w:i/>
+                <w:sz w:val="22"/>
+              </w:rPr>
+              <w:t>password</w:t>
             </w:r>
           </w:p>
           <w:p>
@@ -3531,9 +5143,6 @@
         <w:jc w:val="center"/>
       </w:pPr>
       <w:r>
-        <w:rPr>
-          <w:b w:val="0"/>
-        </w:rPr>
         <w:t>Рисунок 6 – Ошибки валидации при регистрации</w:t>
       </w:r>
     </w:p>
@@ -3546,9 +5155,6 @@
         <w:jc w:val="both"/>
       </w:pPr>
       <w:r>
-        <w:rPr>
-          <w:b w:val="0"/>
-        </w:rPr>
         <w:t>Блокировка показана на рисунке 7: пятая неудачная попытка возвращает код 423 (мера 6).</w:t>
       </w:r>
     </w:p>
@@ -3613,9 +5219,16 @@
             </w:r>
             <w:r>
               <w:rPr>
+                <w:i/>
                 <w:sz w:val="22"/>
               </w:rPr>
-              <w:t>Postman, «Неверный пароль 1–4», затем «Неверный пароль 5 — блокировка»</w:t>
+              <w:t>Postman</w:t>
+            </w:r>
+            <w:r>
+              <w:rPr>
+                <w:sz w:val="22"/>
+              </w:rPr>
+              <w:t>, «Неверный пароль 1–4», затем «Неверный пароль 5 — блокировка»</w:t>
             </w:r>
           </w:p>
           <w:p>
@@ -3636,7 +5249,14 @@
               <w:rPr>
                 <w:sz w:val="22"/>
               </w:rPr>
-              <w:t>статус 423, текст о блокировке на 15 минут, details.lockedUntil</w:t>
+              <w:t xml:space="preserve">статус 423, текст о блокировке на 15 минут, </w:t>
+            </w:r>
+            <w:r>
+              <w:rPr>
+                <w:i/>
+                <w:sz w:val="22"/>
+              </w:rPr>
+              <w:t>details.lockedUntil</w:t>
             </w:r>
           </w:p>
           <w:p>
@@ -3666,9 +5286,6 @@
         <w:jc w:val="center"/>
       </w:pPr>
       <w:r>
-        <w:rPr>
-          <w:b w:val="0"/>
-        </w:rPr>
         <w:t>Рисунок 7 – Блокировка после пяти неудачных входов</w:t>
       </w:r>
     </w:p>
@@ -3681,10 +5298,25 @@
         <w:jc w:val="both"/>
       </w:pPr>
       <w:r>
-        <w:rPr>
-          <w:b w:val="0"/>
-        </w:rPr>
-        <w:t>Защита от CSRF показана на рисунке 8: запрос без заголовка X-CSRF-Token отклоняется кодом 403, с заголовком – выполняется (мера 1).</w:t>
+        <w:t xml:space="preserve">Защита от </w:t>
+      </w:r>
+      <w:r>
+        <w:rPr>
+          <w:i/>
+        </w:rPr>
+        <w:t>CSRF</w:t>
+      </w:r>
+      <w:r>
+        <w:t xml:space="preserve"> показана на рисунке 8: запрос без заголовка </w:t>
+      </w:r>
+      <w:r>
+        <w:rPr>
+          <w:i/>
+        </w:rPr>
+        <w:t>X-CSRF-Token</w:t>
+      </w:r>
+      <w:r>
+        <w:t xml:space="preserve"> отклоняется кодом 403, с заголовком – выполняется (мера 1).</w:t>
       </w:r>
     </w:p>
     <w:tbl>
@@ -3748,9 +5380,55 @@
             </w:r>
             <w:r>
               <w:rPr>
+                <w:i/>
                 <w:sz w:val="22"/>
               </w:rPr>
-              <w:t>Postman, «Refresh без CSRF», вкладка Headers запроса</w:t>
+              <w:t>Postman</w:t>
+            </w:r>
+            <w:r>
+              <w:rPr>
+                <w:sz w:val="22"/>
+              </w:rPr>
+              <w:t>, «</w:t>
+            </w:r>
+            <w:r>
+              <w:rPr>
+                <w:i/>
+                <w:sz w:val="22"/>
+              </w:rPr>
+              <w:t>Refresh</w:t>
+            </w:r>
+            <w:r>
+              <w:rPr>
+                <w:sz w:val="22"/>
+              </w:rPr>
+              <w:t xml:space="preserve"> без </w:t>
+            </w:r>
+            <w:r>
+              <w:rPr>
+                <w:i/>
+                <w:sz w:val="22"/>
+              </w:rPr>
+              <w:t>CSRF</w:t>
+            </w:r>
+            <w:r>
+              <w:rPr>
+                <w:sz w:val="22"/>
+              </w:rPr>
+              <w:t xml:space="preserve">», вкладка </w:t>
+            </w:r>
+            <w:r>
+              <w:rPr>
+                <w:i/>
+                <w:sz w:val="22"/>
+              </w:rPr>
+              <w:t>Headers</w:t>
+            </w:r>
+            <w:r>
+              <w:rPr>
+                <w:sz w:val="22"/>
+              </w:rPr>
+              <w:t xml:space="preserve"> запроса</w:t>
             </w:r>
           </w:p>
           <w:p>
@@ -3771,7 +5449,20 @@
               <w:rPr>
                 <w:sz w:val="22"/>
               </w:rPr>
-              <w:t>нет заголовка X-CSRF-Token, статус 403</w:t>
+              <w:t xml:space="preserve">нет заголовка </w:t>
+            </w:r>
+            <w:r>
+              <w:rPr>
+                <w:i/>
+                <w:sz w:val="22"/>
+              </w:rPr>
+              <w:t>X-CSRF-Token</w:t>
+            </w:r>
+            <w:r>
+              <w:rPr>
+                <w:sz w:val="22"/>
+              </w:rPr>
+              <w:t>, статус 403</w:t>
             </w:r>
           </w:p>
           <w:p>
@@ -3801,10 +5492,16 @@
         <w:jc w:val="center"/>
       </w:pPr>
       <w:r>
-        <w:rPr>
-          <w:b w:val="0"/>
-        </w:rPr>
-        <w:t>Рисунок 8 – Обновление токена без CSRF-токена</w:t>
+        <w:t xml:space="preserve">Рисунок 8 – Обновление токена без </w:t>
+      </w:r>
+      <w:r>
+        <w:rPr>
+          <w:i/>
+        </w:rPr>
+        <w:t>CSRF</w:t>
+      </w:r>
+      <w:r>
+        <w:t>-токена</w:t>
       </w:r>
     </w:p>
     <w:p>
@@ -3816,9 +5513,6 @@
         <w:jc w:val="both"/>
       </w:pPr>
       <w:r>
-        <w:rPr>
-          <w:b w:val="0"/>
-        </w:rPr>
         <w:t>Журнал аудита показан на рисунке 9: в нём записаны удаление товара и смена роли (мера 7).</w:t>
       </w:r>
     </w:p>
@@ -3883,9 +5577,42 @@
             </w:r>
             <w:r>
               <w:rPr>
+                <w:i/>
                 <w:sz w:val="22"/>
               </w:rPr>
-              <w:t>Postman, «GET /audit после смены роли»</w:t>
+              <w:t>Postman</w:t>
+            </w:r>
+            <w:r>
+              <w:rPr>
+                <w:sz w:val="22"/>
+              </w:rPr>
+              <w:t>, «</w:t>
+            </w:r>
+            <w:r>
+              <w:rPr>
+                <w:i/>
+                <w:sz w:val="22"/>
+              </w:rPr>
+              <w:t>GET</w:t>
+            </w:r>
+            <w:r>
+              <w:rPr>
+                <w:sz w:val="22"/>
+              </w:rPr>
+              <w:t xml:space="preserve"> </w:t>
+            </w:r>
+            <w:r>
+              <w:rPr>
+                <w:i/>
+                <w:sz w:val="22"/>
+              </w:rPr>
+              <w:t>/audit</w:t>
+            </w:r>
+            <w:r>
+              <w:rPr>
+                <w:sz w:val="22"/>
+              </w:rPr>
+              <w:t xml:space="preserve"> после смены роли»</w:t>
             </w:r>
           </w:p>
           <w:p>
@@ -3906,7 +5633,27 @@
               <w:rPr>
                 <w:sz w:val="22"/>
               </w:rPr>
-              <w:t>статус 200, записи user.role_changed и product.deleted</w:t>
+              <w:t xml:space="preserve">статус 200, записи </w:t>
+            </w:r>
+            <w:r>
+              <w:rPr>
+                <w:i/>
+                <w:sz w:val="22"/>
+              </w:rPr>
+              <w:t>user.role_changed</w:t>
+            </w:r>
+            <w:r>
+              <w:rPr>
+                <w:sz w:val="22"/>
+              </w:rPr>
+              <w:t xml:space="preserve"> и </w:t>
+            </w:r>
+            <w:r>
+              <w:rPr>
+                <w:i/>
+                <w:sz w:val="22"/>
+              </w:rPr>
+              <w:t>product.deleted</w:t>
             </w:r>
           </w:p>
           <w:p>
@@ -3936,10 +5683,22 @@
         <w:jc w:val="center"/>
       </w:pPr>
       <w:r>
-        <w:rPr>
-          <w:b w:val="0"/>
-        </w:rPr>
-        <w:t>Рисунок 9 – Журнал аудита GET /audit</w:t>
+        <w:t xml:space="preserve">Рисунок 9 – Журнал аудита </w:t>
+      </w:r>
+      <w:r>
+        <w:rPr>
+          <w:i/>
+        </w:rPr>
+        <w:t>GET</w:t>
+      </w:r>
+      <w:r>
+        <w:t xml:space="preserve"> </w:t>
+      </w:r>
+      <w:r>
+        <w:rPr>
+          <w:i/>
+        </w:rPr>
+        <w:t>/audit</w:t>
       </w:r>
     </w:p>
     <w:p>
@@ -3951,9 +5710,6 @@
         <w:jc w:val="both"/>
       </w:pPr>
       <w:r>
-        <w:rPr>
-          <w:b w:val="0"/>
-        </w:rPr>
         <w:t>Ограничение размера тела показано на рисунке 10 (мера 12).</w:t>
       </w:r>
     </w:p>
@@ -4018,9 +5774,16 @@
             </w:r>
             <w:r>
               <w:rPr>
+                <w:i/>
                 <w:sz w:val="22"/>
               </w:rPr>
-              <w:t>Postman, «Тело больше 100 КБ — 413»</w:t>
+              <w:t>Postman</w:t>
+            </w:r>
+            <w:r>
+              <w:rPr>
+                <w:sz w:val="22"/>
+              </w:rPr>
+              <w:t>, «Тело больше 100 КБ — 413»</w:t>
             </w:r>
           </w:p>
           <w:p>
@@ -4071,9 +5834,6 @@
         <w:jc w:val="center"/>
       </w:pPr>
       <w:r>
-        <w:rPr>
-          <w:b w:val="0"/>
-        </w:rPr>
         <w:t>Рисунок 10 – Тело запроса больше 100 КБ</w:t>
       </w:r>
     </w:p>
@@ -4086,9 +5846,6 @@
         <w:jc w:val="both"/>
       </w:pPr>
       <w:r>
-        <w:rPr>
-          <w:b w:val="0"/>
-        </w:rPr>
         <w:t>На рисунке 11 показаны заголовки безопасности и заголовки глобального лимита запросов (меры 13 и 18).</w:t>
       </w:r>
     </w:p>
@@ -4153,9 +5910,49 @@
             </w:r>
             <w:r>
               <w:rPr>
+                <w:i/>
                 <w:sz w:val="22"/>
               </w:rPr>
-              <w:t>Postman, «GET /health», вкладка ответа Headers</w:t>
+              <w:t>Postman</w:t>
+            </w:r>
+            <w:r>
+              <w:rPr>
+                <w:sz w:val="22"/>
+              </w:rPr>
+              <w:t>, «</w:t>
+            </w:r>
+            <w:r>
+              <w:rPr>
+                <w:i/>
+                <w:sz w:val="22"/>
+              </w:rPr>
+              <w:t>GET</w:t>
+            </w:r>
+            <w:r>
+              <w:rPr>
+                <w:sz w:val="22"/>
+              </w:rPr>
+              <w:t xml:space="preserve"> </w:t>
+            </w:r>
+            <w:r>
+              <w:rPr>
+                <w:i/>
+                <w:sz w:val="22"/>
+              </w:rPr>
+              <w:t>/health</w:t>
+            </w:r>
+            <w:r>
+              <w:rPr>
+                <w:sz w:val="22"/>
+              </w:rPr>
+              <w:t xml:space="preserve">», вкладка ответа </w:t>
+            </w:r>
+            <w:r>
+              <w:rPr>
+                <w:i/>
+                <w:sz w:val="22"/>
+              </w:rPr>
+              <w:t>Headers</w:t>
             </w:r>
           </w:p>
           <w:p>
@@ -4174,9 +5971,55 @@
             </w:r>
             <w:r>
               <w:rPr>
+                <w:i/>
                 <w:sz w:val="22"/>
               </w:rPr>
-              <w:t>X-Frame-Options: DENY, Content-Security-Policy, RateLimit-Limit: 100</w:t>
+              <w:t>X-Frame-Options</w:t>
+            </w:r>
+            <w:r>
+              <w:rPr>
+                <w:sz w:val="22"/>
+              </w:rPr>
+              <w:t xml:space="preserve">: </w:t>
+            </w:r>
+            <w:r>
+              <w:rPr>
+                <w:i/>
+                <w:sz w:val="22"/>
+              </w:rPr>
+              <w:t>DENY</w:t>
+            </w:r>
+            <w:r>
+              <w:rPr>
+                <w:sz w:val="22"/>
+              </w:rPr>
+              <w:t xml:space="preserve">, </w:t>
+            </w:r>
+            <w:r>
+              <w:rPr>
+                <w:i/>
+                <w:sz w:val="22"/>
+              </w:rPr>
+              <w:t>Content-Security-Policy</w:t>
+            </w:r>
+            <w:r>
+              <w:rPr>
+                <w:sz w:val="22"/>
+              </w:rPr>
+              <w:t xml:space="preserve">, </w:t>
+            </w:r>
+            <w:r>
+              <w:rPr>
+                <w:i/>
+                <w:sz w:val="22"/>
+              </w:rPr>
+              <w:t>RateLimit-Limit</w:t>
+            </w:r>
+            <w:r>
+              <w:rPr>
+                <w:sz w:val="22"/>
+              </w:rPr>
+              <w:t>: 100</w:t>
             </w:r>
           </w:p>
           <w:p>
@@ -4206,10 +6049,22 @@
         <w:jc w:val="center"/>
       </w:pPr>
       <w:r>
-        <w:rPr>
-          <w:b w:val="0"/>
-        </w:rPr>
-        <w:t>Рисунок 11 – Заголовки ответа GET /health</w:t>
+        <w:t xml:space="preserve">Рисунок 11 – Заголовки ответа </w:t>
+      </w:r>
+      <w:r>
+        <w:rPr>
+          <w:i/>
+        </w:rPr>
+        <w:t>GET</w:t>
+      </w:r>
+      <w:r>
+        <w:t xml:space="preserve"> </w:t>
+      </w:r>
+      <w:r>
+        <w:rPr>
+          <w:i/>
+        </w:rPr>
+        <w:t>/health</w:t>
       </w:r>
     </w:p>
     <w:p>
@@ -4221,10 +6076,16 @@
         <w:jc w:val="both"/>
       </w:pPr>
       <w:r>
-        <w:rPr>
-          <w:b w:val="0"/>
-        </w:rPr>
-        <w:t>Белый список CORS показан на рисунке 12 (мера 22).</w:t>
+        <w:t xml:space="preserve">Белый список </w:t>
+      </w:r>
+      <w:r>
+        <w:rPr>
+          <w:i/>
+        </w:rPr>
+        <w:t>CORS</w:t>
+      </w:r>
+      <w:r>
+        <w:t xml:space="preserve"> показан на рисунке 12 (мера 22).</w:t>
       </w:r>
     </w:p>
     <w:tbl>
@@ -4288,9 +6149,29 @@
             </w:r>
             <w:r>
               <w:rPr>
+                <w:i/>
                 <w:sz w:val="22"/>
               </w:rPr>
-              <w:t>Postman, «Чужой Origin — 403»</w:t>
+              <w:t>Postman</w:t>
+            </w:r>
+            <w:r>
+              <w:rPr>
+                <w:sz w:val="22"/>
+              </w:rPr>
+              <w:t xml:space="preserve">, «Чужой </w:t>
+            </w:r>
+            <w:r>
+              <w:rPr>
+                <w:i/>
+                <w:sz w:val="22"/>
+              </w:rPr>
+              <w:t>Origin</w:t>
+            </w:r>
+            <w:r>
+              <w:rPr>
+                <w:sz w:val="22"/>
+              </w:rPr>
+              <w:t xml:space="preserve"> — 403»</w:t>
             </w:r>
           </w:p>
           <w:p>
@@ -4311,7 +6192,33 @@
               <w:rPr>
                 <w:sz w:val="22"/>
               </w:rPr>
-              <w:t>заголовок Origin: https://evil.example, статус 403</w:t>
+              <w:t xml:space="preserve">заголовок </w:t>
+            </w:r>
+            <w:r>
+              <w:rPr>
+                <w:i/>
+                <w:sz w:val="22"/>
+              </w:rPr>
+              <w:t>Origin</w:t>
+            </w:r>
+            <w:r>
+              <w:rPr>
+                <w:sz w:val="22"/>
+              </w:rPr>
+              <w:t xml:space="preserve">: </w:t>
+            </w:r>
+            <w:r>
+              <w:rPr>
+                <w:i/>
+                <w:sz w:val="22"/>
+              </w:rPr>
+              <w:t>https://evil.example</w:t>
+            </w:r>
+            <w:r>
+              <w:rPr>
+                <w:sz w:val="22"/>
+              </w:rPr>
+              <w:t>, статус 403</w:t>
             </w:r>
           </w:p>
           <w:p>
@@ -4341,10 +6248,16 @@
         <w:jc w:val="center"/>
       </w:pPr>
       <w:r>
-        <w:rPr>
-          <w:b w:val="0"/>
-        </w:rPr>
-        <w:t>Рисунок 12 – Запрос с Origin вне белого списка</w:t>
+        <w:t xml:space="preserve">Рисунок 12 – Запрос с </w:t>
+      </w:r>
+      <w:r>
+        <w:rPr>
+          <w:i/>
+        </w:rPr>
+        <w:t>Origin</w:t>
+      </w:r>
+      <w:r>
+        <w:t xml:space="preserve"> вне белого списка</w:t>
       </w:r>
     </w:p>
     <w:p>
@@ -4356,9 +6269,6 @@
         <w:jc w:val="both"/>
       </w:pPr>
       <w:r>
-        <w:rPr>
-          <w:b w:val="0"/>
-        </w:rPr>
         <w:t>На рисунке 13 видно, что после четырёх входов активными остались три сессии (мера 20).</w:t>
       </w:r>
     </w:p>
@@ -4423,9 +6333,16 @@
             </w:r>
             <w:r>
               <w:rPr>
+                <w:i/>
                 <w:sz w:val="22"/>
               </w:rPr>
-              <w:t>Postman, папка «Сессии», последний запрос</w:t>
+              <w:t>Postman</w:t>
+            </w:r>
+            <w:r>
+              <w:rPr>
+                <w:sz w:val="22"/>
+              </w:rPr>
+              <w:t>, папка «Сессии», последний запрос</w:t>
             </w:r>
           </w:p>
           <w:p>
@@ -4446,7 +6363,27 @@
               <w:rPr>
                 <w:sz w:val="22"/>
               </w:rPr>
-              <w:t>статус 200, три сессии, у одной "current": true</w:t>
+              <w:t>статус 200, три сессии, у одной "</w:t>
+            </w:r>
+            <w:r>
+              <w:rPr>
+                <w:i/>
+                <w:sz w:val="22"/>
+              </w:rPr>
+              <w:t>current</w:t>
+            </w:r>
+            <w:r>
+              <w:rPr>
+                <w:sz w:val="22"/>
+              </w:rPr>
+              <w:t xml:space="preserve">": </w:t>
+            </w:r>
+            <w:r>
+              <w:rPr>
+                <w:i/>
+                <w:sz w:val="22"/>
+              </w:rPr>
+              <w:t>true</w:t>
             </w:r>
           </w:p>
           <w:p>
@@ -4476,10 +6413,22 @@
         <w:jc w:val="center"/>
       </w:pPr>
       <w:r>
-        <w:rPr>
-          <w:b w:val="0"/>
-        </w:rPr>
-        <w:t>Рисунок 13 – Активные сессии GET /auth/sessions</w:t>
+        <w:t xml:space="preserve">Рисунок 13 – Активные сессии </w:t>
+      </w:r>
+      <w:r>
+        <w:rPr>
+          <w:i/>
+        </w:rPr>
+        <w:t>GET</w:t>
+      </w:r>
+      <w:r>
+        <w:t xml:space="preserve"> </w:t>
+      </w:r>
+      <w:r>
+        <w:rPr>
+          <w:i/>
+        </w:rPr>
+        <w:t>/auth/sessions</w:t>
       </w:r>
     </w:p>
     <w:p>
@@ -4491,9 +6440,6 @@
         <w:jc w:val="both"/>
       </w:pPr>
       <w:r>
-        <w:rPr>
-          <w:b w:val="0"/>
-        </w:rPr>
         <w:t>Записи журнала подозрительных действий приведены на рисунке 14.</w:t>
       </w:r>
     </w:p>
@@ -4558,9 +6504,75 @@
             </w:r>
             <w:r>
               <w:rPr>
+                <w:i/>
                 <w:sz w:val="22"/>
               </w:rPr>
-              <w:t>VS Code, logs/security-ГГГГ-ММ-ДД.log после прогона коллекции, Alt+Z</w:t>
+              <w:t>VS</w:t>
+            </w:r>
+            <w:r>
+              <w:rPr>
+                <w:sz w:val="22"/>
+              </w:rPr>
+              <w:t xml:space="preserve"> </w:t>
+            </w:r>
+            <w:r>
+              <w:rPr>
+                <w:i/>
+                <w:sz w:val="22"/>
+              </w:rPr>
+              <w:t>Code</w:t>
+            </w:r>
+            <w:r>
+              <w:rPr>
+                <w:sz w:val="22"/>
+              </w:rPr>
+              <w:t xml:space="preserve">, </w:t>
+            </w:r>
+            <w:r>
+              <w:rPr>
+                <w:i/>
+                <w:sz w:val="22"/>
+              </w:rPr>
+              <w:t>logs/security</w:t>
+            </w:r>
+            <w:r>
+              <w:rPr>
+                <w:sz w:val="22"/>
+              </w:rPr>
+              <w:t>-ГГГГ-ММ-ДД</w:t>
+            </w:r>
+            <w:r>
+              <w:rPr>
+                <w:i/>
+                <w:sz w:val="22"/>
+              </w:rPr>
+              <w:t>.log</w:t>
+            </w:r>
+            <w:r>
+              <w:rPr>
+                <w:sz w:val="22"/>
+              </w:rPr>
+              <w:t xml:space="preserve"> после прогона коллекции, </w:t>
+            </w:r>
+            <w:r>
+              <w:rPr>
+                <w:i/>
+                <w:sz w:val="22"/>
+              </w:rPr>
+              <w:t>Alt</w:t>
+            </w:r>
+            <w:r>
+              <w:rPr>
+                <w:sz w:val="22"/>
+              </w:rPr>
+              <w:t>+</w:t>
+            </w:r>
+            <w:r>
+              <w:rPr>
+                <w:i/>
+                <w:sz w:val="22"/>
+              </w:rPr>
+              <w:t>Z</w:t>
             </w:r>
           </w:p>
           <w:p>
@@ -4579,9 +6591,62 @@
             </w:r>
             <w:r>
               <w:rPr>
+                <w:i/>
                 <w:sz w:val="22"/>
               </w:rPr>
-              <w:t>login_failed, login_locked, forbidden_role, csrf_rejected, cors_rejected</w:t>
+              <w:t>login_failed</w:t>
+            </w:r>
+            <w:r>
+              <w:rPr>
+                <w:sz w:val="22"/>
+              </w:rPr>
+              <w:t xml:space="preserve">, </w:t>
+            </w:r>
+            <w:r>
+              <w:rPr>
+                <w:i/>
+                <w:sz w:val="22"/>
+              </w:rPr>
+              <w:t>login_locked</w:t>
+            </w:r>
+            <w:r>
+              <w:rPr>
+                <w:sz w:val="22"/>
+              </w:rPr>
+              <w:t xml:space="preserve">, </w:t>
+            </w:r>
+            <w:r>
+              <w:rPr>
+                <w:i/>
+                <w:sz w:val="22"/>
+              </w:rPr>
+              <w:t>forbidden_role</w:t>
+            </w:r>
+            <w:r>
+              <w:rPr>
+                <w:sz w:val="22"/>
+              </w:rPr>
+              <w:t xml:space="preserve">, </w:t>
+            </w:r>
+            <w:r>
+              <w:rPr>
+                <w:i/>
+                <w:sz w:val="22"/>
+              </w:rPr>
+              <w:t>csrf_rejected</w:t>
+            </w:r>
+            <w:r>
+              <w:rPr>
+                <w:sz w:val="22"/>
+              </w:rPr>
+              <w:t xml:space="preserve">, </w:t>
+            </w:r>
+            <w:r>
+              <w:rPr>
+                <w:i/>
+                <w:sz w:val="22"/>
+              </w:rPr>
+              <w:t>cors_rejected</w:t>
             </w:r>
           </w:p>
           <w:p>
@@ -4611,9 +6676,6 @@
         <w:jc w:val="center"/>
       </w:pPr>
       <w:r>
-        <w:rPr>
-          <w:b w:val="0"/>
-        </w:rPr>
         <w:t>Рисунок 14 – Журнал безопасности</w:t>
       </w:r>
     </w:p>
@@ -4626,10 +6688,43 @@
         <w:jc w:val="both"/>
       </w:pPr>
       <w:r>
-        <w:rPr>
-          <w:b w:val="0"/>
-        </w:rPr>
-        <w:t>Помимо Postman, написаны 24 автоматических теста Jest и Supertest на отдельной базе wms_test. Они проверяют те же сценарии, а также меры 15, 17, 19, 24, 25 и 29. Результат – на рисунке 15.</w:t>
+        <w:t xml:space="preserve">Помимо </w:t>
+      </w:r>
+      <w:r>
+        <w:rPr>
+          <w:i/>
+        </w:rPr>
+        <w:t>Postman</w:t>
+      </w:r>
+      <w:r>
+        <w:t xml:space="preserve">, написаны 24 автоматических теста </w:t>
+      </w:r>
+      <w:r>
+        <w:rPr>
+          <w:i/>
+        </w:rPr>
+        <w:t>Jest</w:t>
+      </w:r>
+      <w:r>
+        <w:t xml:space="preserve"> и </w:t>
+      </w:r>
+      <w:r>
+        <w:rPr>
+          <w:i/>
+        </w:rPr>
+        <w:t>Supertest</w:t>
+      </w:r>
+      <w:r>
+        <w:t xml:space="preserve"> на отдельной базе </w:t>
+      </w:r>
+      <w:r>
+        <w:rPr>
+          <w:i/>
+        </w:rPr>
+        <w:t>wms_test</w:t>
+      </w:r>
+      <w:r>
+        <w:t>. Они проверяют те же сценарии, а также меры 15, 17, 19, 24, 25 и 29. Результат – на рисунке 15.</w:t>
       </w:r>
     </w:p>
     <w:tbl>
@@ -4695,7 +6790,66 @@
               <w:rPr>
                 <w:sz w:val="22"/>
               </w:rPr>
-              <w:t>терминал VS Code, npx jest --verbose</w:t>
+              <w:t xml:space="preserve">терминал </w:t>
+            </w:r>
+            <w:r>
+              <w:rPr>
+                <w:i/>
+                <w:sz w:val="22"/>
+              </w:rPr>
+              <w:t>VS</w:t>
+            </w:r>
+            <w:r>
+              <w:rPr>
+                <w:sz w:val="22"/>
+              </w:rPr>
+              <w:t xml:space="preserve"> </w:t>
+            </w:r>
+            <w:r>
+              <w:rPr>
+                <w:i/>
+                <w:sz w:val="22"/>
+              </w:rPr>
+              <w:t>Code</w:t>
+            </w:r>
+            <w:r>
+              <w:rPr>
+                <w:sz w:val="22"/>
+              </w:rPr>
+              <w:t xml:space="preserve">, </w:t>
+            </w:r>
+            <w:r>
+              <w:rPr>
+                <w:i/>
+                <w:sz w:val="22"/>
+              </w:rPr>
+              <w:t>npx</w:t>
+            </w:r>
+            <w:r>
+              <w:rPr>
+                <w:sz w:val="22"/>
+              </w:rPr>
+              <w:t xml:space="preserve"> </w:t>
+            </w:r>
+            <w:r>
+              <w:rPr>
+                <w:i/>
+                <w:sz w:val="22"/>
+              </w:rPr>
+              <w:t>jest</w:t>
+            </w:r>
+            <w:r>
+              <w:rPr>
+                <w:sz w:val="22"/>
+              </w:rPr>
+              <w:t xml:space="preserve"> --</w:t>
+            </w:r>
+            <w:r>
+              <w:rPr>
+                <w:i/>
+                <w:sz w:val="22"/>
+              </w:rPr>
+              <w:t>verbose</w:t>
             </w:r>
           </w:p>
           <w:p>
@@ -4716,7 +6870,46 @@
               <w:rPr>
                 <w:sz w:val="22"/>
               </w:rPr>
-              <w:t>список тестов, итог «Tests: 24 passed, 24 total»</w:t>
+              <w:t>список тестов, итог «</w:t>
+            </w:r>
+            <w:r>
+              <w:rPr>
+                <w:i/>
+                <w:sz w:val="22"/>
+              </w:rPr>
+              <w:t>Tests</w:t>
+            </w:r>
+            <w:r>
+              <w:rPr>
+                <w:sz w:val="22"/>
+              </w:rPr>
+              <w:t xml:space="preserve">: 24 </w:t>
+            </w:r>
+            <w:r>
+              <w:rPr>
+                <w:i/>
+                <w:sz w:val="22"/>
+              </w:rPr>
+              <w:t>passed</w:t>
+            </w:r>
+            <w:r>
+              <w:rPr>
+                <w:sz w:val="22"/>
+              </w:rPr>
+              <w:t xml:space="preserve">, 24 </w:t>
+            </w:r>
+            <w:r>
+              <w:rPr>
+                <w:i/>
+                <w:sz w:val="22"/>
+              </w:rPr>
+              <w:t>total</w:t>
+            </w:r>
+            <w:r>
+              <w:rPr>
+                <w:sz w:val="22"/>
+              </w:rPr>
+              <w:t>»</w:t>
             </w:r>
           </w:p>
           <w:p>
@@ -4746,10 +6939,22 @@
         <w:jc w:val="center"/>
       </w:pPr>
       <w:r>
-        <w:rPr>
-          <w:b w:val="0"/>
-        </w:rPr>
-        <w:t>Рисунок 15 – Результат npm test</w:t>
+        <w:t xml:space="preserve">Рисунок 15 – Результат </w:t>
+      </w:r>
+      <w:r>
+        <w:rPr>
+          <w:i/>
+        </w:rPr>
+        <w:t>npm</w:t>
+      </w:r>
+      <w:r>
+        <w:t xml:space="preserve"> </w:t>
+      </w:r>
+      <w:r>
+        <w:rPr>
+          <w:i/>
+        </w:rPr>
+        <w:t>test</w:t>
       </w:r>
     </w:p>
     <w:p>
@@ -4761,10 +6966,88 @@
         <w:jc w:val="both"/>
       </w:pPr>
       <w:r>
-        <w:rPr>
-          <w:b w:val="0"/>
-        </w:rPr>
-        <w:t>Все сценарии дали ожидаемый результат. Документация API доступна в Swagger UI по адресу http://localhost:3000/api-docs и в файле API.md. Код и коллекция Postman размещены в репозитории GitHub в ветке ipr21: https://github.com/mariaptk/wms-qr-system/tree/ipr21.</w:t>
+        <w:t xml:space="preserve">Все сценарии дали ожидаемый результат. Документация </w:t>
+      </w:r>
+      <w:r>
+        <w:rPr>
+          <w:i/>
+        </w:rPr>
+        <w:t>API</w:t>
+      </w:r>
+      <w:r>
+        <w:t xml:space="preserve"> доступна в </w:t>
+      </w:r>
+      <w:r>
+        <w:rPr>
+          <w:i/>
+        </w:rPr>
+        <w:t>Swagger</w:t>
+      </w:r>
+      <w:r>
+        <w:t xml:space="preserve"> </w:t>
+      </w:r>
+      <w:r>
+        <w:rPr>
+          <w:i/>
+        </w:rPr>
+        <w:t>UI</w:t>
+      </w:r>
+      <w:r>
+        <w:t xml:space="preserve"> по адресу </w:t>
+      </w:r>
+      <w:r>
+        <w:rPr>
+          <w:i/>
+        </w:rPr>
+        <w:t>http://localhost:3000/api-docs</w:t>
+      </w:r>
+      <w:r>
+        <w:t xml:space="preserve"> и в файле </w:t>
+      </w:r>
+      <w:r>
+        <w:rPr>
+          <w:i/>
+        </w:rPr>
+        <w:t>API.md</w:t>
+      </w:r>
+      <w:r>
+        <w:t xml:space="preserve">. Код и коллекция </w:t>
+      </w:r>
+      <w:r>
+        <w:rPr>
+          <w:i/>
+        </w:rPr>
+        <w:t>Postman</w:t>
+      </w:r>
+      <w:r>
+        <w:t xml:space="preserve"> размещены в репозитории </w:t>
+      </w:r>
+      <w:r>
+        <w:rPr>
+          <w:i/>
+        </w:rPr>
+        <w:t>GitHub</w:t>
+      </w:r>
+      <w:r>
+        <w:t xml:space="preserve"> в ветке </w:t>
+      </w:r>
+      <w:r>
+        <w:rPr>
+          <w:i/>
+        </w:rPr>
+        <w:t>ipr21</w:t>
+      </w:r>
+      <w:r>
+        <w:t xml:space="preserve">: </w:t>
+      </w:r>
+      <w:r>
+        <w:rPr>
+          <w:i/>
+        </w:rPr>
+        <w:t>https://github.com/mariaptk/wms-qr-system/tree/ipr21</w:t>
+      </w:r>
+      <w:r>
+        <w:t>.</w:t>
       </w:r>
     </w:p>
     <w:p>
@@ -4799,10 +7082,43 @@
         <w:jc w:val="both"/>
       </w:pPr>
       <w:r>
-        <w:rPr>
-          <w:b w:val="0"/>
-        </w:rPr>
-        <w:t>Роли user (кладовщик), moderator (старший смены) и admin (администратор), права – в таблице 1. Старшая роль проходит проверки младших. Регистрация всегда даёт user, роль меняет только администратор. В следующих модулях кладовщик проведёт приёмку и отбор, старший смены – подтвердит расхождения.</w:t>
+        <w:t xml:space="preserve">Роли </w:t>
+      </w:r>
+      <w:r>
+        <w:rPr>
+          <w:i/>
+        </w:rPr>
+        <w:t>user</w:t>
+      </w:r>
+      <w:r>
+        <w:t xml:space="preserve"> (кладовщик), </w:t>
+      </w:r>
+      <w:r>
+        <w:rPr>
+          <w:i/>
+        </w:rPr>
+        <w:t>moderator</w:t>
+      </w:r>
+      <w:r>
+        <w:t xml:space="preserve"> (старший смены) и </w:t>
+      </w:r>
+      <w:r>
+        <w:rPr>
+          <w:i/>
+        </w:rPr>
+        <w:t>admin</w:t>
+      </w:r>
+      <w:r>
+        <w:t xml:space="preserve"> (администратор), права – в таблице 1. Старшая роль проходит проверки младших. Регистрация всегда даёт </w:t>
+      </w:r>
+      <w:r>
+        <w:rPr>
+          <w:i/>
+        </w:rPr>
+        <w:t>user</w:t>
+      </w:r>
+      <w:r>
+        <w:t>, роль меняет только администратор. В следующих модулях кладовщик проведёт приёмку и отбор, старший смены – подтвердит расхождения.</w:t>
       </w:r>
     </w:p>
     <w:p>
@@ -4829,10 +7145,43 @@
         <w:jc w:val="both"/>
       </w:pPr>
       <w:r>
-        <w:rPr>
-          <w:b w:val="0"/>
-        </w:rPr>
-        <w:t>Хранится только bcrypt-хеш с 12 раундами, проверка – bcrypt.compare. От перебора защищают блокировка на 15 минут после пяти ошибок, лимит 20 запросов входа за 15 минут с IP и одинаковый ответ на неизвестный email и неверный пароль.</w:t>
+        <w:t xml:space="preserve">Хранится только </w:t>
+      </w:r>
+      <w:r>
+        <w:rPr>
+          <w:i/>
+        </w:rPr>
+        <w:t>bcrypt</w:t>
+      </w:r>
+      <w:r>
+        <w:t xml:space="preserve">-хеш с 12 раундами, проверка – </w:t>
+      </w:r>
+      <w:r>
+        <w:rPr>
+          <w:i/>
+        </w:rPr>
+        <w:t>bcrypt.compare</w:t>
+      </w:r>
+      <w:r>
+        <w:t xml:space="preserve">. От перебора защищают блокировка на 15 минут после пяти ошибок, лимит 20 запросов входа за 15 минут с </w:t>
+      </w:r>
+      <w:r>
+        <w:rPr>
+          <w:i/>
+        </w:rPr>
+        <w:t>IP</w:t>
+      </w:r>
+      <w:r>
+        <w:t xml:space="preserve"> и одинаковый ответ на неизвестный </w:t>
+      </w:r>
+      <w:r>
+        <w:rPr>
+          <w:i/>
+        </w:rPr>
+        <w:t>email</w:t>
+      </w:r>
+      <w:r>
+        <w:t xml:space="preserve"> и неверный пароль.</w:t>
       </w:r>
     </w:p>
     <w:p>
@@ -4847,7 +7196,33 @@
         <w:rPr>
           <w:b/>
         </w:rPr>
-        <w:t>3. Как вы защитили API от SQL-инъекций?</w:t>
+        <w:t xml:space="preserve">3. Как вы защитили </w:t>
+      </w:r>
+      <w:r>
+        <w:rPr>
+          <w:b/>
+          <w:i/>
+        </w:rPr>
+        <w:t>API</w:t>
+      </w:r>
+      <w:r>
+        <w:rPr>
+          <w:b/>
+        </w:rPr>
+        <w:t xml:space="preserve"> от </w:t>
+      </w:r>
+      <w:r>
+        <w:rPr>
+          <w:b/>
+          <w:i/>
+        </w:rPr>
+        <w:t>SQL</w:t>
+      </w:r>
+      <w:r>
+        <w:rPr>
+          <w:b/>
+        </w:rPr>
+        <w:t>-инъекций?</w:t>
       </w:r>
     </w:p>
     <w:p>
@@ -4859,10 +7234,52 @@
         <w:jc w:val="both"/>
       </w:pPr>
       <w:r>
-        <w:rPr>
-          <w:b w:val="0"/>
-        </w:rPr>
-        <w:t>Запросы строятся через Sequelize с привязкой параметров, значения не склеиваются в SQL. В where попадают только поля, проверенные Joi, спецсимволы поиска экранируются. Строка запроса с шаблонами вроде ' OR 1=1 -- отклоняется кодом 400.</w:t>
+        <w:t xml:space="preserve">Запросы строятся через </w:t>
+      </w:r>
+      <w:r>
+        <w:rPr>
+          <w:i/>
+        </w:rPr>
+        <w:t>Sequelize</w:t>
+      </w:r>
+      <w:r>
+        <w:t xml:space="preserve"> с привязкой параметров, значения не склеиваются в </w:t>
+      </w:r>
+      <w:r>
+        <w:rPr>
+          <w:i/>
+        </w:rPr>
+        <w:t>SQL</w:t>
+      </w:r>
+      <w:r>
+        <w:t xml:space="preserve">. В </w:t>
+      </w:r>
+      <w:r>
+        <w:rPr>
+          <w:i/>
+        </w:rPr>
+        <w:t>where</w:t>
+      </w:r>
+      <w:r>
+        <w:t xml:space="preserve"> попадают только поля, проверенные </w:t>
+      </w:r>
+      <w:r>
+        <w:rPr>
+          <w:i/>
+        </w:rPr>
+        <w:t>Joi</w:t>
+      </w:r>
+      <w:r>
+        <w:t xml:space="preserve">, спецсимволы поиска экранируются. Строка запроса с шаблонами вроде ' </w:t>
+      </w:r>
+      <w:r>
+        <w:rPr>
+          <w:i/>
+        </w:rPr>
+        <w:t>OR</w:t>
+      </w:r>
+      <w:r>
+        <w:t xml:space="preserve"> 1=1 -- отклоняется кодом 400.</w:t>
       </w:r>
     </w:p>
     <w:p>
@@ -4877,7 +7294,20 @@
         <w:rPr>
           <w:b/>
         </w:rPr>
-        <w:t>4. Какую библиотеку валидации вы использовали? Приведите пример проверки email.</w:t>
+        <w:t xml:space="preserve">4. Какую библиотеку валидации вы использовали? Приведите пример проверки </w:t>
+      </w:r>
+      <w:r>
+        <w:rPr>
+          <w:b/>
+          <w:i/>
+        </w:rPr>
+        <w:t>email</w:t>
+      </w:r>
+      <w:r>
+        <w:rPr>
+          <w:b/>
+        </w:rPr>
+        <w:t>.</w:t>
       </w:r>
     </w:p>
     <w:p>
@@ -4890,9 +7320,30 @@
       </w:pPr>
       <w:r>
         <w:rPr>
-          <w:b w:val="0"/>
-        </w:rPr>
-        <w:t>Joi: Joi.string().trim().lowercase().email().max(255).required(). Параметр stripUnknown удаляет поля, которых нет в схеме.</w:t>
+          <w:i/>
+        </w:rPr>
+        <w:t>Joi</w:t>
+      </w:r>
+      <w:r>
+        <w:t xml:space="preserve">: </w:t>
+      </w:r>
+      <w:r>
+        <w:rPr>
+          <w:i/>
+        </w:rPr>
+        <w:t>Joi.string().trim().lowercase().email().max(255).required()</w:t>
+      </w:r>
+      <w:r>
+        <w:t xml:space="preserve">. Параметр </w:t>
+      </w:r>
+      <w:r>
+        <w:rPr>
+          <w:i/>
+        </w:rPr>
+        <w:t>stripUnknown</w:t>
+      </w:r>
+      <w:r>
+        <w:t xml:space="preserve"> удаляет поля, которых нет в схеме.</w:t>
       </w:r>
     </w:p>
     <w:p>
@@ -4907,7 +7358,20 @@
         <w:rPr>
           <w:b/>
         </w:rPr>
-        <w:t>5. Какие меры защиты от XSS вы приняли?</w:t>
+        <w:t xml:space="preserve">5. Какие меры защиты от </w:t>
+      </w:r>
+      <w:r>
+        <w:rPr>
+          <w:b/>
+          <w:i/>
+        </w:rPr>
+        <w:t>XSS</w:t>
+      </w:r>
+      <w:r>
+        <w:rPr>
+          <w:b/>
+        </w:rPr>
+        <w:t xml:space="preserve"> вы приняли?</w:t>
       </w:r>
     </w:p>
     <w:p>
@@ -4920,9 +7384,57 @@
       </w:pPr>
       <w:r>
         <w:rPr>
-          <w:b w:val="0"/>
-        </w:rPr>
-        <w:t>Helmet с Content-Security-Policy и X-Content-Type-Options: nosniff, удаление HTML-тегов из строк тела и экранирование &lt;, &gt; и &amp; в JSON-ответе.</w:t>
+          <w:i/>
+        </w:rPr>
+        <w:t>Helmet</w:t>
+      </w:r>
+      <w:r>
+        <w:t xml:space="preserve"> с </w:t>
+      </w:r>
+      <w:r>
+        <w:rPr>
+          <w:i/>
+        </w:rPr>
+        <w:t>Content-Security-Policy</w:t>
+      </w:r>
+      <w:r>
+        <w:t xml:space="preserve"> и </w:t>
+      </w:r>
+      <w:r>
+        <w:rPr>
+          <w:i/>
+        </w:rPr>
+        <w:t>X-Content-Type-Options</w:t>
+      </w:r>
+      <w:r>
+        <w:t xml:space="preserve">: </w:t>
+      </w:r>
+      <w:r>
+        <w:rPr>
+          <w:i/>
+        </w:rPr>
+        <w:t>nosniff</w:t>
+      </w:r>
+      <w:r>
+        <w:t xml:space="preserve">, удаление </w:t>
+      </w:r>
+      <w:r>
+        <w:rPr>
+          <w:i/>
+        </w:rPr>
+        <w:t>HTML</w:t>
+      </w:r>
+      <w:r>
+        <w:t xml:space="preserve">-тегов из строк тела и экранирование &lt;, &gt; и &amp; в </w:t>
+      </w:r>
+      <w:r>
+        <w:rPr>
+          <w:i/>
+        </w:rPr>
+        <w:t>JSON</w:t>
+      </w:r>
+      <w:r>
+        <w:t>-ответе.</w:t>
       </w:r>
     </w:p>
     <w:p>
@@ -4950,9 +7462,39 @@
       </w:pPr>
       <w:r>
         <w:rPr>
-          <w:b w:val="0"/>
-        </w:rPr>
-        <w:t>express-rate-limit: 100 запросов за 15 минут с IP-адреса, ответ 429, событие rate_limit_global в журнале, остаток лимита – в заголовках RateLimit-*.</w:t>
+          <w:i/>
+        </w:rPr>
+        <w:t>express-rate-limit</w:t>
+      </w:r>
+      <w:r>
+        <w:t xml:space="preserve">: 100 запросов за 15 минут с </w:t>
+      </w:r>
+      <w:r>
+        <w:rPr>
+          <w:i/>
+        </w:rPr>
+        <w:t>IP</w:t>
+      </w:r>
+      <w:r>
+        <w:t xml:space="preserve">-адреса, ответ 429, событие </w:t>
+      </w:r>
+      <w:r>
+        <w:rPr>
+          <w:i/>
+        </w:rPr>
+        <w:t>rate_limit_global</w:t>
+      </w:r>
+      <w:r>
+        <w:t xml:space="preserve"> в журнале, остаток лимита – в заголовках </w:t>
+      </w:r>
+      <w:r>
+        <w:rPr>
+          <w:i/>
+        </w:rPr>
+        <w:t>RateLimit-*</w:t>
+      </w:r>
+      <w:r>
+        <w:t>.</w:t>
       </w:r>
     </w:p>
     <w:p>
@@ -4967,7 +7509,20 @@
         <w:rPr>
           <w:b/>
         </w:rPr>
-        <w:t>7. Что такое JWT? Как обеспечивается его безопасное хранение и передача?</w:t>
+        <w:t xml:space="preserve">7. Что такое </w:t>
+      </w:r>
+      <w:r>
+        <w:rPr>
+          <w:b/>
+          <w:i/>
+        </w:rPr>
+        <w:t>JWT</w:t>
+      </w:r>
+      <w:r>
+        <w:rPr>
+          <w:b/>
+        </w:rPr>
+        <w:t>? Как обеспечивается его безопасное хранение и передача?</w:t>
       </w:r>
     </w:p>
     <w:p>
@@ -4980,9 +7535,93 @@
       </w:pPr>
       <w:r>
         <w:rPr>
-          <w:b w:val="0"/>
-        </w:rPr>
-        <w:t>JWT – подписанный сервером токен с данными пользователя. Access-токен (HS256, 15 минут) передаётся в заголовке Authorization: Bearer, refresh-токен подписан другим секретом и лежит в cookie HttpOnly, SameSite=Strict. Секреты – только в .env, алгоритм проверки зафиксирован.</w:t>
+          <w:i/>
+        </w:rPr>
+        <w:t>JWT</w:t>
+      </w:r>
+      <w:r>
+        <w:t xml:space="preserve"> – подписанный сервером токен с данными пользователя. </w:t>
+      </w:r>
+      <w:r>
+        <w:rPr>
+          <w:i/>
+        </w:rPr>
+        <w:t>Access</w:t>
+      </w:r>
+      <w:r>
+        <w:t>-токен (</w:t>
+      </w:r>
+      <w:r>
+        <w:rPr>
+          <w:i/>
+        </w:rPr>
+        <w:t>HS256</w:t>
+      </w:r>
+      <w:r>
+        <w:t xml:space="preserve">, 15 минут) передаётся в заголовке </w:t>
+      </w:r>
+      <w:r>
+        <w:rPr>
+          <w:i/>
+        </w:rPr>
+        <w:t>Authorization</w:t>
+      </w:r>
+      <w:r>
+        <w:t xml:space="preserve">: </w:t>
+      </w:r>
+      <w:r>
+        <w:rPr>
+          <w:i/>
+        </w:rPr>
+        <w:t>Bearer</w:t>
+      </w:r>
+      <w:r>
+        <w:t xml:space="preserve">, </w:t>
+      </w:r>
+      <w:r>
+        <w:rPr>
+          <w:i/>
+        </w:rPr>
+        <w:t>refresh</w:t>
+      </w:r>
+      <w:r>
+        <w:t xml:space="preserve">-токен подписан другим секретом и лежит в </w:t>
+      </w:r>
+      <w:r>
+        <w:rPr>
+          <w:i/>
+        </w:rPr>
+        <w:t>cookie</w:t>
+      </w:r>
+      <w:r>
+        <w:t xml:space="preserve"> </w:t>
+      </w:r>
+      <w:r>
+        <w:rPr>
+          <w:i/>
+        </w:rPr>
+        <w:t>HttpOnly</w:t>
+      </w:r>
+      <w:r>
+        <w:t xml:space="preserve">, </w:t>
+      </w:r>
+      <w:r>
+        <w:rPr>
+          <w:i/>
+        </w:rPr>
+        <w:t>SameSite=Strict</w:t>
+      </w:r>
+      <w:r>
+        <w:t xml:space="preserve">. Секреты – только в </w:t>
+      </w:r>
+      <w:r>
+        <w:rPr>
+          <w:i/>
+        </w:rPr>
+        <w:t>.env</w:t>
+      </w:r>
+      <w:r>
+        <w:t>, алгоритм проверки зафиксирован.</w:t>
       </w:r>
     </w:p>
     <w:p>
@@ -5009,9 +7648,6 @@
         <w:jc w:val="both"/>
       </w:pPr>
       <w:r>
-        <w:rPr>
-          <w:b w:val="0"/>
-        </w:rPr>
         <w:t>Выбраны меры 1, 3, 5, 6, 7, 9, 12, 13, 18, 20 и 22 (таблица 2). Они закрывают подбор пароля на общих компьютерах смены, подмену справочников и действия через чужой сайт.</w:t>
       </w:r>
     </w:p>
@@ -5039,10 +7675,34 @@
         <w:jc w:val="both"/>
       </w:pPr>
       <w:r>
-        <w:rPr>
-          <w:b w:val="0"/>
-        </w:rPr>
-        <w:t>Через winston в logs/security-ГГГГ-ММ-ДД.log с ротацией по дням. Пример записи приведён в подразделе 3.4.</w:t>
+        <w:t xml:space="preserve">Через </w:t>
+      </w:r>
+      <w:r>
+        <w:rPr>
+          <w:i/>
+        </w:rPr>
+        <w:t>winston</w:t>
+      </w:r>
+      <w:r>
+        <w:t xml:space="preserve"> в </w:t>
+      </w:r>
+      <w:r>
+        <w:rPr>
+          <w:i/>
+        </w:rPr>
+        <w:t>logs/security</w:t>
+      </w:r>
+      <w:r>
+        <w:t>-ГГГГ-ММ-ДД</w:t>
+      </w:r>
+      <w:r>
+        <w:rPr>
+          <w:i/>
+        </w:rPr>
+        <w:t>.log</w:t>
+      </w:r>
+      <w:r>
+        <w:t xml:space="preserve"> с ротацией по дням. Пример записи приведён в подразделе 3.4.</w:t>
       </w:r>
     </w:p>
     <w:p>
@@ -5057,7 +7717,20 @@
         <w:rPr>
           <w:b/>
         </w:rPr>
-        <w:t>10. Как вы организовали защиту от CSRF?</w:t>
+        <w:t xml:space="preserve">10. Как вы организовали защиту от </w:t>
+      </w:r>
+      <w:r>
+        <w:rPr>
+          <w:b/>
+          <w:i/>
+        </w:rPr>
+        <w:t>CSRF</w:t>
+      </w:r>
+      <w:r>
+        <w:rPr>
+          <w:b/>
+        </w:rPr>
+        <w:t>?</w:t>
       </w:r>
     </w:p>
     <w:p>
@@ -5070,9 +7743,84 @@
       </w:pPr>
       <w:r>
         <w:rPr>
-          <w:b w:val="0"/>
-        </w:rPr>
-        <w:t>Double-submit cookie: CSRF-токен выдаётся в теле и в cookie csrf_token, на /auth/refresh и /auth/logout сервер требует совпадающий заголовок X-CSRF-Token. Остальные маршруты используют заголовок Authorization, который браузер не подставляет сам.</w:t>
+          <w:i/>
+        </w:rPr>
+        <w:t>Double-submit</w:t>
+      </w:r>
+      <w:r>
+        <w:t xml:space="preserve"> </w:t>
+      </w:r>
+      <w:r>
+        <w:rPr>
+          <w:i/>
+        </w:rPr>
+        <w:t>cookie</w:t>
+      </w:r>
+      <w:r>
+        <w:t xml:space="preserve">: </w:t>
+      </w:r>
+      <w:r>
+        <w:rPr>
+          <w:i/>
+        </w:rPr>
+        <w:t>CSRF</w:t>
+      </w:r>
+      <w:r>
+        <w:t xml:space="preserve">-токен выдаётся в теле и в </w:t>
+      </w:r>
+      <w:r>
+        <w:rPr>
+          <w:i/>
+        </w:rPr>
+        <w:t>cookie</w:t>
+      </w:r>
+      <w:r>
+        <w:t xml:space="preserve"> </w:t>
+      </w:r>
+      <w:r>
+        <w:rPr>
+          <w:i/>
+        </w:rPr>
+        <w:t>csrf_token</w:t>
+      </w:r>
+      <w:r>
+        <w:t xml:space="preserve">, на </w:t>
+      </w:r>
+      <w:r>
+        <w:rPr>
+          <w:i/>
+        </w:rPr>
+        <w:t>/auth/refresh</w:t>
+      </w:r>
+      <w:r>
+        <w:t xml:space="preserve"> и </w:t>
+      </w:r>
+      <w:r>
+        <w:rPr>
+          <w:i/>
+        </w:rPr>
+        <w:t>/auth/logout</w:t>
+      </w:r>
+      <w:r>
+        <w:t xml:space="preserve"> сервер требует совпадающий заголовок </w:t>
+      </w:r>
+      <w:r>
+        <w:rPr>
+          <w:i/>
+        </w:rPr>
+        <w:t>X-CSRF-Token</w:t>
+      </w:r>
+      <w:r>
+        <w:t xml:space="preserve">. Остальные маршруты используют заголовок </w:t>
+      </w:r>
+      <w:r>
+        <w:rPr>
+          <w:i/>
+        </w:rPr>
+        <w:t>Authorization</w:t>
+      </w:r>
+      <w:r>
+        <w:t>, который браузер не подставляет сам.</w:t>
       </w:r>
     </w:p>
     <w:p>
@@ -5087,7 +7835,20 @@
         <w:rPr>
           <w:b/>
         </w:rPr>
-        <w:t>11. Как вы реализовали refresh-токены и ограничение сессий?</w:t>
+        <w:t xml:space="preserve">11. Как вы реализовали </w:t>
+      </w:r>
+      <w:r>
+        <w:rPr>
+          <w:b/>
+          <w:i/>
+        </w:rPr>
+        <w:t>refresh</w:t>
+      </w:r>
+      <w:r>
+        <w:rPr>
+          <w:b/>
+        </w:rPr>
+        <w:t>-токены и ограничение сессий?</w:t>
       </w:r>
     </w:p>
     <w:p>
@@ -5099,10 +7860,25 @@
         <w:jc w:val="both"/>
       </w:pPr>
       <w:r>
-        <w:rPr>
-          <w:b w:val="0"/>
-        </w:rPr>
-        <w:t>Каждый вход создаёт сессию, в базе хранится SHA-256 refresh-токена. При обновлении токен меняется, повтор старого отзывает все сессии. Активных сессий не больше трёх: четвёртый вход отзывает самую старую.</w:t>
+        <w:t xml:space="preserve">Каждый вход создаёт сессию, в базе хранится </w:t>
+      </w:r>
+      <w:r>
+        <w:rPr>
+          <w:i/>
+        </w:rPr>
+        <w:t>SHA-256</w:t>
+      </w:r>
+      <w:r>
+        <w:t xml:space="preserve"> </w:t>
+      </w:r>
+      <w:r>
+        <w:rPr>
+          <w:i/>
+        </w:rPr>
+        <w:t>refresh</w:t>
+      </w:r>
+      <w:r>
+        <w:t>-токена. При обновлении токен меняется, повтор старого отзывает все сессии. Активных сессий не больше трёх: четвёртый вход отзывает самую старую.</w:t>
       </w:r>
     </w:p>
     <w:p>
@@ -5129,10 +7905,34 @@
         <w:jc w:val="both"/>
       </w:pPr>
       <w:r>
-        <w:rPr>
-          <w:b w:val="0"/>
-        </w:rPr>
-        <w:t>Единый errorHandler возвращает короткие тексты ожидаемых отказов. В production непредвиденная ошибка возвращается как «Внутренняя ошибка сервера», стек пишется только в logs/error.</w:t>
+        <w:t xml:space="preserve">Единый </w:t>
+      </w:r>
+      <w:r>
+        <w:rPr>
+          <w:i/>
+        </w:rPr>
+        <w:t>errorHandler</w:t>
+      </w:r>
+      <w:r>
+        <w:t xml:space="preserve"> возвращает короткие тексты ожидаемых отказов. В </w:t>
+      </w:r>
+      <w:r>
+        <w:rPr>
+          <w:i/>
+        </w:rPr>
+        <w:t>production</w:t>
+      </w:r>
+      <w:r>
+        <w:t xml:space="preserve"> непредвиденная ошибка возвращается как «Внутренняя ошибка сервера», стек пишется только в </w:t>
+      </w:r>
+      <w:r>
+        <w:rPr>
+          <w:i/>
+        </w:rPr>
+        <w:t>logs/error</w:t>
+      </w:r>
+      <w:r>
+        <w:t>.</w:t>
       </w:r>
     </w:p>
     <w:p>
@@ -5160,9 +7960,30 @@
       </w:pPr>
       <w:r>
         <w:rPr>
-          <w:b w:val="0"/>
-        </w:rPr>
-        <w:t>express.json({ limit: '100kb' }); больше – ответ 413.</w:t>
+          <w:i/>
+        </w:rPr>
+        <w:t>express.json</w:t>
+      </w:r>
+      <w:r>
+        <w:t xml:space="preserve">({ </w:t>
+      </w:r>
+      <w:r>
+        <w:rPr>
+          <w:i/>
+        </w:rPr>
+        <w:t>limit</w:t>
+      </w:r>
+      <w:r>
+        <w:t>: '100</w:t>
+      </w:r>
+      <w:r>
+        <w:rPr>
+          <w:i/>
+        </w:rPr>
+        <w:t>kb</w:t>
+      </w:r>
+      <w:r>
+        <w:t>' }); больше – ответ 413.</w:t>
       </w:r>
     </w:p>
     <w:p>
@@ -5189,10 +8010,43 @@
         <w:jc w:val="both"/>
       </w:pPr>
       <w:r>
-        <w:rPr>
-          <w:b w:val="0"/>
-        </w:rPr>
-        <w:t>Схема Joi при регистрации: от 8 до 128 символов, хотя бы одна цифра и один спецсимвол. Password1! проходит, Ab1! и Password1 отклоняются.</w:t>
+        <w:t xml:space="preserve">Схема </w:t>
+      </w:r>
+      <w:r>
+        <w:rPr>
+          <w:i/>
+        </w:rPr>
+        <w:t>Joi</w:t>
+      </w:r>
+      <w:r>
+        <w:t xml:space="preserve"> при регистрации: от 8 до 128 символов, хотя бы одна цифра и один спецсимвол. </w:t>
+      </w:r>
+      <w:r>
+        <w:rPr>
+          <w:i/>
+        </w:rPr>
+        <w:t>Password1</w:t>
+      </w:r>
+      <w:r>
+        <w:t xml:space="preserve">! проходит, </w:t>
+      </w:r>
+      <w:r>
+        <w:rPr>
+          <w:i/>
+        </w:rPr>
+        <w:t>Ab1</w:t>
+      </w:r>
+      <w:r>
+        <w:t xml:space="preserve">! и </w:t>
+      </w:r>
+      <w:r>
+        <w:rPr>
+          <w:i/>
+        </w:rPr>
+        <w:t>Password1</w:t>
+      </w:r>
+      <w:r>
+        <w:t xml:space="preserve"> отклоняются.</w:t>
       </w:r>
     </w:p>
     <w:p>
@@ -5207,7 +8061,20 @@
         <w:rPr>
           <w:b/>
         </w:rPr>
-        <w:t>15. Как вы тестировали безопасность API?</w:t>
+        <w:t xml:space="preserve">15. Как вы тестировали безопасность </w:t>
+      </w:r>
+      <w:r>
+        <w:rPr>
+          <w:b/>
+          <w:i/>
+        </w:rPr>
+        <w:t>API</w:t>
+      </w:r>
+      <w:r>
+        <w:rPr>
+          <w:b/>
+        </w:rPr>
+        <w:t>?</w:t>
       </w:r>
     </w:p>
     <w:p>
@@ -5219,10 +8086,79 @@
         <w:jc w:val="both"/>
       </w:pPr>
       <w:r>
-        <w:rPr>
-          <w:b w:val="0"/>
-        </w:rPr>
-        <w:t>Коллекцией Postman из 43 запросов с 52 проверками и 24 тестами Jest. Проверены доступ без токена, чужая роль и чужой профиль, ошибки валидации, блокировка, CSRF, повтор refresh-токена, лимит сессий, HTML и SQL во входных данных, неверный Content-Type, большое тело и чужой Origin.</w:t>
+        <w:t xml:space="preserve">Коллекцией </w:t>
+      </w:r>
+      <w:r>
+        <w:rPr>
+          <w:i/>
+        </w:rPr>
+        <w:t>Postman</w:t>
+      </w:r>
+      <w:r>
+        <w:t xml:space="preserve"> из 43 запросов с 52 проверками и 24 тестами </w:t>
+      </w:r>
+      <w:r>
+        <w:rPr>
+          <w:i/>
+        </w:rPr>
+        <w:t>Jest</w:t>
+      </w:r>
+      <w:r>
+        <w:t xml:space="preserve">. Проверены доступ без токена, чужая роль и чужой профиль, ошибки валидации, блокировка, </w:t>
+      </w:r>
+      <w:r>
+        <w:rPr>
+          <w:i/>
+        </w:rPr>
+        <w:t>CSRF</w:t>
+      </w:r>
+      <w:r>
+        <w:t xml:space="preserve">, повтор </w:t>
+      </w:r>
+      <w:r>
+        <w:rPr>
+          <w:i/>
+        </w:rPr>
+        <w:t>refresh</w:t>
+      </w:r>
+      <w:r>
+        <w:t xml:space="preserve">-токена, лимит сессий, </w:t>
+      </w:r>
+      <w:r>
+        <w:rPr>
+          <w:i/>
+        </w:rPr>
+        <w:t>HTML</w:t>
+      </w:r>
+      <w:r>
+        <w:t xml:space="preserve"> и </w:t>
+      </w:r>
+      <w:r>
+        <w:rPr>
+          <w:i/>
+        </w:rPr>
+        <w:t>SQL</w:t>
+      </w:r>
+      <w:r>
+        <w:t xml:space="preserve"> во входных данных, неверный </w:t>
+      </w:r>
+      <w:r>
+        <w:rPr>
+          <w:i/>
+        </w:rPr>
+        <w:t>Content-Type</w:t>
+      </w:r>
+      <w:r>
+        <w:t xml:space="preserve">, большое тело и чужой </w:t>
+      </w:r>
+      <w:r>
+        <w:rPr>
+          <w:i/>
+        </w:rPr>
+        <w:t>Origin</w:t>
+      </w:r>
+      <w:r>
+        <w:t>.</w:t>
       </w:r>
     </w:p>
     <w:p>
@@ -5237,7 +8173,33 @@
         <w:rPr>
           <w:b/>
         </w:rPr>
-        <w:t>16. Какие уязвимости OWASP Top 10 вы покрыли?</w:t>
+        <w:t xml:space="preserve">16. Какие уязвимости </w:t>
+      </w:r>
+      <w:r>
+        <w:rPr>
+          <w:b/>
+          <w:i/>
+        </w:rPr>
+        <w:t>OWASP</w:t>
+      </w:r>
+      <w:r>
+        <w:rPr>
+          <w:b/>
+        </w:rPr>
+        <w:t xml:space="preserve"> </w:t>
+      </w:r>
+      <w:r>
+        <w:rPr>
+          <w:b/>
+          <w:i/>
+        </w:rPr>
+        <w:t>Top</w:t>
+      </w:r>
+      <w:r>
+        <w:rPr>
+          <w:b/>
+        </w:rPr>
+        <w:t xml:space="preserve"> 10 вы покрыли?</w:t>
       </w:r>
     </w:p>
     <w:p>
@@ -5250,9 +8212,156 @@
       </w:pPr>
       <w:r>
         <w:rPr>
-          <w:b w:val="0"/>
-        </w:rPr>
-        <w:t>A01 – roleGuard и запрет mass assignment; A02 – bcrypt и раздельные секреты JWT; A03 – ORM, Joi, удаление HTML; A04 – блокировка входа и лимит сессий; A05 – Helmet, CORS, общие ошибки; A07 – политика пароля и отзыв сессий; A09 – журнал безопасности и аудит.</w:t>
+          <w:i/>
+        </w:rPr>
+        <w:t>A01</w:t>
+      </w:r>
+      <w:r>
+        <w:t xml:space="preserve"> – </w:t>
+      </w:r>
+      <w:r>
+        <w:rPr>
+          <w:i/>
+        </w:rPr>
+        <w:t>roleGuard</w:t>
+      </w:r>
+      <w:r>
+        <w:t xml:space="preserve"> и запрет </w:t>
+      </w:r>
+      <w:r>
+        <w:rPr>
+          <w:i/>
+        </w:rPr>
+        <w:t>mass</w:t>
+      </w:r>
+      <w:r>
+        <w:t xml:space="preserve"> </w:t>
+      </w:r>
+      <w:r>
+        <w:rPr>
+          <w:i/>
+        </w:rPr>
+        <w:t>assignment</w:t>
+      </w:r>
+      <w:r>
+        <w:t xml:space="preserve">; </w:t>
+      </w:r>
+      <w:r>
+        <w:rPr>
+          <w:i/>
+        </w:rPr>
+        <w:t>A02</w:t>
+      </w:r>
+      <w:r>
+        <w:t xml:space="preserve"> – </w:t>
+      </w:r>
+      <w:r>
+        <w:rPr>
+          <w:i/>
+        </w:rPr>
+        <w:t>bcrypt</w:t>
+      </w:r>
+      <w:r>
+        <w:t xml:space="preserve"> и раздельные секреты </w:t>
+      </w:r>
+      <w:r>
+        <w:rPr>
+          <w:i/>
+        </w:rPr>
+        <w:t>JWT</w:t>
+      </w:r>
+      <w:r>
+        <w:t xml:space="preserve">; </w:t>
+      </w:r>
+      <w:r>
+        <w:rPr>
+          <w:i/>
+        </w:rPr>
+        <w:t>A03</w:t>
+      </w:r>
+      <w:r>
+        <w:t xml:space="preserve"> – </w:t>
+      </w:r>
+      <w:r>
+        <w:rPr>
+          <w:i/>
+        </w:rPr>
+        <w:t>ORM</w:t>
+      </w:r>
+      <w:r>
+        <w:t xml:space="preserve">, </w:t>
+      </w:r>
+      <w:r>
+        <w:rPr>
+          <w:i/>
+        </w:rPr>
+        <w:t>Joi</w:t>
+      </w:r>
+      <w:r>
+        <w:t xml:space="preserve">, удаление </w:t>
+      </w:r>
+      <w:r>
+        <w:rPr>
+          <w:i/>
+        </w:rPr>
+        <w:t>HTML</w:t>
+      </w:r>
+      <w:r>
+        <w:t xml:space="preserve">; </w:t>
+      </w:r>
+      <w:r>
+        <w:rPr>
+          <w:i/>
+        </w:rPr>
+        <w:t>A04</w:t>
+      </w:r>
+      <w:r>
+        <w:t xml:space="preserve"> – блокировка входа и лимит сессий; </w:t>
+      </w:r>
+      <w:r>
+        <w:rPr>
+          <w:i/>
+        </w:rPr>
+        <w:t>A05</w:t>
+      </w:r>
+      <w:r>
+        <w:t xml:space="preserve"> – </w:t>
+      </w:r>
+      <w:r>
+        <w:rPr>
+          <w:i/>
+        </w:rPr>
+        <w:t>Helmet</w:t>
+      </w:r>
+      <w:r>
+        <w:t xml:space="preserve">, </w:t>
+      </w:r>
+      <w:r>
+        <w:rPr>
+          <w:i/>
+        </w:rPr>
+        <w:t>CORS</w:t>
+      </w:r>
+      <w:r>
+        <w:t xml:space="preserve">, общие ошибки; </w:t>
+      </w:r>
+      <w:r>
+        <w:rPr>
+          <w:i/>
+        </w:rPr>
+        <w:t>A07</w:t>
+      </w:r>
+      <w:r>
+        <w:t xml:space="preserve"> – политика пароля и отзыв сессий; </w:t>
+      </w:r>
+      <w:r>
+        <w:rPr>
+          <w:i/>
+        </w:rPr>
+        <w:t>A09</w:t>
+      </w:r>
+      <w:r>
+        <w:t xml:space="preserve"> – журнал безопасности и аудит.</w:t>
       </w:r>
     </w:p>
     <w:p>
@@ -5274,10 +8383,115 @@
         <w:jc w:val="both"/>
       </w:pPr>
       <w:r>
-        <w:rPr>
-          <w:b w:val="0"/>
-        </w:rPr>
-        <w:t>Разработан безопасный REST API на Node.js, Express и PostgreSQL для курсового проекта «Система управления складом и отгрузкой товаров (WMS) с QR-кодами». Реализованы JWT-аутентификация с refresh-токеном, три роли с middleware roleGuard, CRUD товаров и ячеек хранения с разграничением прав, все обязательные меры защиты и одиннадцать выбранных дополнительных мер.</w:t>
+        <w:t xml:space="preserve">Разработан безопасный </w:t>
+      </w:r>
+      <w:r>
+        <w:rPr>
+          <w:i/>
+        </w:rPr>
+        <w:t>REST</w:t>
+      </w:r>
+      <w:r>
+        <w:t xml:space="preserve"> </w:t>
+      </w:r>
+      <w:r>
+        <w:rPr>
+          <w:i/>
+        </w:rPr>
+        <w:t>API</w:t>
+      </w:r>
+      <w:r>
+        <w:t xml:space="preserve"> на </w:t>
+      </w:r>
+      <w:r>
+        <w:rPr>
+          <w:i/>
+        </w:rPr>
+        <w:t>Node.js</w:t>
+      </w:r>
+      <w:r>
+        <w:t xml:space="preserve">, </w:t>
+      </w:r>
+      <w:r>
+        <w:rPr>
+          <w:i/>
+        </w:rPr>
+        <w:t>Express</w:t>
+      </w:r>
+      <w:r>
+        <w:t xml:space="preserve"> и </w:t>
+      </w:r>
+      <w:r>
+        <w:rPr>
+          <w:i/>
+        </w:rPr>
+        <w:t>PostgreSQL</w:t>
+      </w:r>
+      <w:r>
+        <w:t xml:space="preserve"> для курсового проекта «Система управления складом и отгрузкой товаров (</w:t>
+      </w:r>
+      <w:r>
+        <w:rPr>
+          <w:i/>
+        </w:rPr>
+        <w:t>WMS</w:t>
+      </w:r>
+      <w:r>
+        <w:t xml:space="preserve">) с </w:t>
+      </w:r>
+      <w:r>
+        <w:rPr>
+          <w:i/>
+        </w:rPr>
+        <w:t>QR</w:t>
+      </w:r>
+      <w:r>
+        <w:t xml:space="preserve">-кодами». Реализованы </w:t>
+      </w:r>
+      <w:r>
+        <w:rPr>
+          <w:i/>
+        </w:rPr>
+        <w:t>JWT</w:t>
+      </w:r>
+      <w:r>
+        <w:t xml:space="preserve">-аутентификация с </w:t>
+      </w:r>
+      <w:r>
+        <w:rPr>
+          <w:i/>
+        </w:rPr>
+        <w:t>refresh</w:t>
+      </w:r>
+      <w:r>
+        <w:t xml:space="preserve">-токеном, три роли с </w:t>
+      </w:r>
+      <w:r>
+        <w:rPr>
+          <w:i/>
+        </w:rPr>
+        <w:t>middleware</w:t>
+      </w:r>
+      <w:r>
+        <w:t xml:space="preserve"> </w:t>
+      </w:r>
+      <w:r>
+        <w:rPr>
+          <w:i/>
+        </w:rPr>
+        <w:t>roleGuard</w:t>
+      </w:r>
+      <w:r>
+        <w:t xml:space="preserve">, </w:t>
+      </w:r>
+      <w:r>
+        <w:rPr>
+          <w:i/>
+        </w:rPr>
+        <w:t>CRUD</w:t>
+      </w:r>
+      <w:r>
+        <w:t xml:space="preserve"> товаров и ячеек хранения с разграничением прав, все обязательные меры защиты и одиннадцать выбранных дополнительных мер.</w:t>
       </w:r>
     </w:p>
     <w:p>
@@ -5289,10 +8503,52 @@
         <w:jc w:val="both"/>
       </w:pPr>
       <w:r>
-        <w:rPr>
-          <w:b w:val="0"/>
-        </w:rPr>
-        <w:t>Работоспособность подтверждена коллекцией Postman из 43 запросов и 24 автоматическими тестами, включая негативные сценарии. API задокументировано в Swagger и API.md. Созданная серверная часть служит основой для следующих работ: деплоя, клиентской части и складских операций с QR-кодами.</w:t>
+        <w:t xml:space="preserve">Работоспособность подтверждена коллекцией </w:t>
+      </w:r>
+      <w:r>
+        <w:rPr>
+          <w:i/>
+        </w:rPr>
+        <w:t>Postman</w:t>
+      </w:r>
+      <w:r>
+        <w:t xml:space="preserve"> из 43 запросов и 24 автоматическими тестами, включая негативные сценарии. </w:t>
+      </w:r>
+      <w:r>
+        <w:rPr>
+          <w:i/>
+        </w:rPr>
+        <w:t>API</w:t>
+      </w:r>
+      <w:r>
+        <w:t xml:space="preserve"> задокументировано в </w:t>
+      </w:r>
+      <w:r>
+        <w:rPr>
+          <w:i/>
+        </w:rPr>
+        <w:t>Swagger</w:t>
+      </w:r>
+      <w:r>
+        <w:t xml:space="preserve"> и </w:t>
+      </w:r>
+      <w:r>
+        <w:rPr>
+          <w:i/>
+        </w:rPr>
+        <w:t>API.md</w:t>
+      </w:r>
+      <w:r>
+        <w:t xml:space="preserve">. Созданная серверная часть служит основой для следующих работ: деплоя, клиентской части и складских операций с </w:t>
+      </w:r>
+      <w:r>
+        <w:rPr>
+          <w:i/>
+        </w:rPr>
+        <w:t>QR</w:t>
+      </w:r>
+      <w:r>
+        <w:t>-кодами.</w:t>
       </w:r>
     </w:p>
     <w:p>
@@ -5314,10 +8570,61 @@
         <w:jc w:val="left"/>
       </w:pPr>
       <w:r>
-        <w:rPr>
-          <w:b w:val="0"/>
-        </w:rPr>
-        <w:t>1 Express – Node.js web application framework [Электронный ресурс]. – Режим доступа: https://expressjs.com/. – Дата доступа: 09.10.2026.</w:t>
+        <w:t xml:space="preserve">1 </w:t>
+      </w:r>
+      <w:r>
+        <w:rPr>
+          <w:i/>
+        </w:rPr>
+        <w:t>Express</w:t>
+      </w:r>
+      <w:r>
+        <w:t xml:space="preserve"> – </w:t>
+      </w:r>
+      <w:r>
+        <w:rPr>
+          <w:i/>
+        </w:rPr>
+        <w:t>Node.js</w:t>
+      </w:r>
+      <w:r>
+        <w:t xml:space="preserve"> </w:t>
+      </w:r>
+      <w:r>
+        <w:rPr>
+          <w:i/>
+        </w:rPr>
+        <w:t>web</w:t>
+      </w:r>
+      <w:r>
+        <w:t xml:space="preserve"> </w:t>
+      </w:r>
+      <w:r>
+        <w:rPr>
+          <w:i/>
+        </w:rPr>
+        <w:t>application</w:t>
+      </w:r>
+      <w:r>
+        <w:t xml:space="preserve"> </w:t>
+      </w:r>
+      <w:r>
+        <w:rPr>
+          <w:i/>
+        </w:rPr>
+        <w:t>framework</w:t>
+      </w:r>
+      <w:r>
+        <w:t xml:space="preserve"> [Электронный ресурс]. – Режим доступа: </w:t>
+      </w:r>
+      <w:r>
+        <w:rPr>
+          <w:i/>
+        </w:rPr>
+        <w:t>https://expressjs.com</w:t>
+      </w:r>
+      <w:r>
+        <w:t>/. – Дата доступа: 09.10.2026.</w:t>
       </w:r>
     </w:p>
     <w:p>
@@ -5329,10 +8636,43 @@
         <w:jc w:val="left"/>
       </w:pPr>
       <w:r>
-        <w:rPr>
-          <w:b w:val="0"/>
-        </w:rPr>
-        <w:t>2 Sequelize v6 Documentation [Электронный ресурс]. – Режим доступа: https://sequelize.org/docs/v6/. – Дата доступа: 09.10.2026.</w:t>
+        <w:t xml:space="preserve">2 </w:t>
+      </w:r>
+      <w:r>
+        <w:rPr>
+          <w:i/>
+        </w:rPr>
+        <w:t>Sequelize</w:t>
+      </w:r>
+      <w:r>
+        <w:t xml:space="preserve"> </w:t>
+      </w:r>
+      <w:r>
+        <w:rPr>
+          <w:i/>
+        </w:rPr>
+        <w:t>v6</w:t>
+      </w:r>
+      <w:r>
+        <w:t xml:space="preserve"> </w:t>
+      </w:r>
+      <w:r>
+        <w:rPr>
+          <w:i/>
+        </w:rPr>
+        <w:t>Documentation</w:t>
+      </w:r>
+      <w:r>
+        <w:t xml:space="preserve"> [Электронный ресурс]. – Режим доступа: </w:t>
+      </w:r>
+      <w:r>
+        <w:rPr>
+          <w:i/>
+        </w:rPr>
+        <w:t>https://sequelize.org/docs/v6</w:t>
+      </w:r>
+      <w:r>
+        <w:t>/. – Дата доступа: 09.10.2026.</w:t>
       </w:r>
     </w:p>
     <w:p>
@@ -5344,10 +8684,34 @@
         <w:jc w:val="left"/>
       </w:pPr>
       <w:r>
-        <w:rPr>
-          <w:b w:val="0"/>
-        </w:rPr>
-        <w:t>3 OWASP Top 10:2021 [Электронный ресурс]. – Режим доступа: https://owasp.org/Top10/. – Дата доступа: 09.10.2026.</w:t>
+        <w:t xml:space="preserve">3 </w:t>
+      </w:r>
+      <w:r>
+        <w:rPr>
+          <w:i/>
+        </w:rPr>
+        <w:t>OWASP</w:t>
+      </w:r>
+      <w:r>
+        <w:t xml:space="preserve"> </w:t>
+      </w:r>
+      <w:r>
+        <w:rPr>
+          <w:i/>
+        </w:rPr>
+        <w:t>Top</w:t>
+      </w:r>
+      <w:r>
+        <w:t xml:space="preserve"> 10:2021 [Электронный ресурс]. – Режим доступа: </w:t>
+      </w:r>
+      <w:r>
+        <w:rPr>
+          <w:i/>
+        </w:rPr>
+        <w:t>https://owasp.org/Top10</w:t>
+      </w:r>
+      <w:r>
+        <w:t>/. – Дата доступа: 09.10.2026.</w:t>
       </w:r>
     </w:p>
     <w:p>
@@ -5359,10 +8723,133 @@
         <w:jc w:val="left"/>
       </w:pPr>
       <w:r>
-        <w:rPr>
-          <w:b w:val="0"/>
-        </w:rPr>
-        <w:t>4 Jones, M. JSON Web Token (JWT) : RFC 7519 [Электронный ресурс] / M. Jones, J. Bradley, N. Sakimura. – 2015. – Режим доступа: https://www.rfc-editor.org/rfc/rfc7519. – Дата доступа: 09.10.2026.</w:t>
+        <w:t xml:space="preserve">4 </w:t>
+      </w:r>
+      <w:r>
+        <w:rPr>
+          <w:i/>
+        </w:rPr>
+        <w:t>Jones</w:t>
+      </w:r>
+      <w:r>
+        <w:t xml:space="preserve">, </w:t>
+      </w:r>
+      <w:r>
+        <w:rPr>
+          <w:i/>
+        </w:rPr>
+        <w:t>M</w:t>
+      </w:r>
+      <w:r>
+        <w:t xml:space="preserve">. </w:t>
+      </w:r>
+      <w:r>
+        <w:rPr>
+          <w:i/>
+        </w:rPr>
+        <w:t>JSON</w:t>
+      </w:r>
+      <w:r>
+        <w:t xml:space="preserve"> </w:t>
+      </w:r>
+      <w:r>
+        <w:rPr>
+          <w:i/>
+        </w:rPr>
+        <w:t>Web</w:t>
+      </w:r>
+      <w:r>
+        <w:t xml:space="preserve"> </w:t>
+      </w:r>
+      <w:r>
+        <w:rPr>
+          <w:i/>
+        </w:rPr>
+        <w:t>Token</w:t>
+      </w:r>
+      <w:r>
+        <w:t xml:space="preserve"> (</w:t>
+      </w:r>
+      <w:r>
+        <w:rPr>
+          <w:i/>
+        </w:rPr>
+        <w:t>JWT</w:t>
+      </w:r>
+      <w:r>
+        <w:t xml:space="preserve">) : </w:t>
+      </w:r>
+      <w:r>
+        <w:rPr>
+          <w:i/>
+        </w:rPr>
+        <w:t>RFC</w:t>
+      </w:r>
+      <w:r>
+        <w:t xml:space="preserve"> 7519 [Электронный ресурс] / </w:t>
+      </w:r>
+      <w:r>
+        <w:rPr>
+          <w:i/>
+        </w:rPr>
+        <w:t>M</w:t>
+      </w:r>
+      <w:r>
+        <w:t xml:space="preserve">. </w:t>
+      </w:r>
+      <w:r>
+        <w:rPr>
+          <w:i/>
+        </w:rPr>
+        <w:t>Jones</w:t>
+      </w:r>
+      <w:r>
+        <w:t xml:space="preserve">, </w:t>
+      </w:r>
+      <w:r>
+        <w:rPr>
+          <w:i/>
+        </w:rPr>
+        <w:t>J</w:t>
+      </w:r>
+      <w:r>
+        <w:t xml:space="preserve">. </w:t>
+      </w:r>
+      <w:r>
+        <w:rPr>
+          <w:i/>
+        </w:rPr>
+        <w:t>Bradley</w:t>
+      </w:r>
+      <w:r>
+        <w:t xml:space="preserve">, </w:t>
+      </w:r>
+      <w:r>
+        <w:rPr>
+          <w:i/>
+        </w:rPr>
+        <w:t>N</w:t>
+      </w:r>
+      <w:r>
+        <w:t xml:space="preserve">. </w:t>
+      </w:r>
+      <w:r>
+        <w:rPr>
+          <w:i/>
+        </w:rPr>
+        <w:t>Sakimura</w:t>
+      </w:r>
+      <w:r>
+        <w:t xml:space="preserve">. – 2015. – Режим доступа: </w:t>
+      </w:r>
+      <w:r>
+        <w:rPr>
+          <w:i/>
+        </w:rPr>
+        <w:t>https://www.rfc-editor.org/rfc/rfc7519</w:t>
+      </w:r>
+      <w:r>
+        <w:t>. – Дата доступа: 09.10.2026.</w:t>
       </w:r>
     </w:p>
     <w:p>
@@ -5374,10 +8861,43 @@
         <w:jc w:val="left"/>
       </w:pPr>
       <w:r>
-        <w:rPr>
-          <w:b w:val="0"/>
-        </w:rPr>
-        <w:t>5 Joi API Reference [Электронный ресурс]. – Режим доступа: https://joi.dev/api/. – Дата доступа: 09.10.2026.</w:t>
+        <w:t xml:space="preserve">5 </w:t>
+      </w:r>
+      <w:r>
+        <w:rPr>
+          <w:i/>
+        </w:rPr>
+        <w:t>Joi</w:t>
+      </w:r>
+      <w:r>
+        <w:t xml:space="preserve"> </w:t>
+      </w:r>
+      <w:r>
+        <w:rPr>
+          <w:i/>
+        </w:rPr>
+        <w:t>API</w:t>
+      </w:r>
+      <w:r>
+        <w:t xml:space="preserve"> </w:t>
+      </w:r>
+      <w:r>
+        <w:rPr>
+          <w:i/>
+        </w:rPr>
+        <w:t>Reference</w:t>
+      </w:r>
+      <w:r>
+        <w:t xml:space="preserve"> [Электронный ресурс]. – Режим доступа: </w:t>
+      </w:r>
+      <w:r>
+        <w:rPr>
+          <w:i/>
+        </w:rPr>
+        <w:t>https://joi.dev/api</w:t>
+      </w:r>
+      <w:r>
+        <w:t>/. – Дата доступа: 09.10.2026.</w:t>
       </w:r>
     </w:p>
     <w:p>
@@ -5389,9 +8909,6 @@
         <w:jc w:val="left"/>
       </w:pPr>
       <w:r>
-        <w:rPr>
-          <w:b w:val="0"/>
-        </w:rPr>
         <w:t>6 СТП 01-2017. Дипломные проекты (работы). Общие требования. – Минск : БГУИР, 2017. – 169 с.</w:t>
       </w:r>
     </w:p>
@@ -5415,9 +8932,6 @@
         <w:jc w:val="center"/>
       </w:pPr>
       <w:r>
-        <w:rPr>
-          <w:b w:val="0"/>
-        </w:rPr>
         <w:t>(обязательное)</w:t>
       </w:r>
     </w:p>
@@ -5433,7 +8947,20 @@
         <w:rPr>
           <w:b/>
         </w:rPr>
-        <w:t>Листинги ключевых middleware, модели и маршрутов</w:t>
+        <w:t xml:space="preserve">Листинги ключевых </w:t>
+      </w:r>
+      <w:r>
+        <w:rPr>
+          <w:b/>
+          <w:i/>
+        </w:rPr>
+        <w:t>middleware</w:t>
+      </w:r>
+      <w:r>
+        <w:rPr>
+          <w:b/>
+        </w:rPr>
+        <w:t>, модели и маршрутов</w:t>
       </w:r>
     </w:p>
     <w:p>
@@ -5448,7 +8975,33 @@
         <w:rPr>
           <w:b/>
         </w:rPr>
-        <w:t>А.1 Middleware аутентификации (src/middleware/authenticate.js)</w:t>
+        <w:t xml:space="preserve">А.1 </w:t>
+      </w:r>
+      <w:r>
+        <w:rPr>
+          <w:b/>
+          <w:i/>
+        </w:rPr>
+        <w:t>Middleware</w:t>
+      </w:r>
+      <w:r>
+        <w:rPr>
+          <w:b/>
+        </w:rPr>
+        <w:t xml:space="preserve"> аутентификации (</w:t>
+      </w:r>
+      <w:r>
+        <w:rPr>
+          <w:b/>
+          <w:i/>
+        </w:rPr>
+        <w:t>src/middleware/authenticate.js</w:t>
+      </w:r>
+      <w:r>
+        <w:rPr>
+          <w:b/>
+        </w:rPr>
+        <w:t>)</w:t>
       </w:r>
     </w:p>
     <w:p>
@@ -6333,7 +9886,46 @@
         <w:rPr>
           <w:b/>
         </w:rPr>
-        <w:t>А.2 Middleware roleGuard (src/middleware/roleGuard.js)</w:t>
+        <w:t xml:space="preserve">А.2 </w:t>
+      </w:r>
+      <w:r>
+        <w:rPr>
+          <w:b/>
+          <w:i/>
+        </w:rPr>
+        <w:t>Middleware</w:t>
+      </w:r>
+      <w:r>
+        <w:rPr>
+          <w:b/>
+        </w:rPr>
+        <w:t xml:space="preserve"> </w:t>
+      </w:r>
+      <w:r>
+        <w:rPr>
+          <w:b/>
+          <w:i/>
+        </w:rPr>
+        <w:t>roleGuard</w:t>
+      </w:r>
+      <w:r>
+        <w:rPr>
+          <w:b/>
+        </w:rPr>
+        <w:t xml:space="preserve"> (</w:t>
+      </w:r>
+      <w:r>
+        <w:rPr>
+          <w:b/>
+          <w:i/>
+        </w:rPr>
+        <w:t>src/middleware/roleGuard.js</w:t>
+      </w:r>
+      <w:r>
+        <w:rPr>
+          <w:b/>
+        </w:rPr>
+        <w:t>)</w:t>
       </w:r>
     </w:p>
     <w:p>
@@ -6903,7 +10495,33 @@
         <w:rPr>
           <w:b/>
         </w:rPr>
-        <w:t>А.3 Middleware валидации (src/middleware/validate.js)</w:t>
+        <w:t xml:space="preserve">А.3 </w:t>
+      </w:r>
+      <w:r>
+        <w:rPr>
+          <w:b/>
+          <w:i/>
+        </w:rPr>
+        <w:t>Middleware</w:t>
+      </w:r>
+      <w:r>
+        <w:rPr>
+          <w:b/>
+        </w:rPr>
+        <w:t xml:space="preserve"> валидации (</w:t>
+      </w:r>
+      <w:r>
+        <w:rPr>
+          <w:b/>
+          <w:i/>
+        </w:rPr>
+        <w:t>src/middleware/validate.js</w:t>
+      </w:r>
+      <w:r>
+        <w:rPr>
+          <w:b/>
+        </w:rPr>
+        <w:t>)</w:t>
       </w:r>
     </w:p>
     <w:p>
@@ -7413,7 +11031,20 @@
         <w:rPr>
           <w:b/>
         </w:rPr>
-        <w:t>А.4 Ограничители частоты запросов (src/middleware/rateLimiters.js)</w:t>
+        <w:t>А.4 Ограничители частоты запросов (</w:t>
+      </w:r>
+      <w:r>
+        <w:rPr>
+          <w:b/>
+          <w:i/>
+        </w:rPr>
+        <w:t>src/middleware/rateLimiters.js</w:t>
+      </w:r>
+      <w:r>
+        <w:rPr>
+          <w:b/>
+        </w:rPr>
+        <w:t>)</w:t>
       </w:r>
     </w:p>
     <w:p>
@@ -8208,7 +11839,20 @@
         <w:rPr>
           <w:b/>
         </w:rPr>
-        <w:t>А.5 Модель пользователя (src/models/user.js)</w:t>
+        <w:t>А.5 Модель пользователя (</w:t>
+      </w:r>
+      <w:r>
+        <w:rPr>
+          <w:b/>
+          <w:i/>
+        </w:rPr>
+        <w:t>src/models/user.js</w:t>
+      </w:r>
+      <w:r>
+        <w:rPr>
+          <w:b/>
+        </w:rPr>
+        <w:t>)</w:t>
       </w:r>
     </w:p>
     <w:p>
@@ -8898,7 +12542,20 @@
         <w:rPr>
           <w:b/>
         </w:rPr>
-        <w:t>А.6 Маршруты товаров (src/routes/products.js)</w:t>
+        <w:t>А.6 Маршруты товаров (</w:t>
+      </w:r>
+      <w:r>
+        <w:rPr>
+          <w:b/>
+          <w:i/>
+        </w:rPr>
+        <w:t>src/routes/products.js</w:t>
+      </w:r>
+      <w:r>
+        <w:rPr>
+          <w:b/>
+        </w:rPr>
+        <w:t>)</w:t>
       </w:r>
     </w:p>
     <w:p>
